--- a/proactive-english-b2-sy/out/PE-B2-SY_PLAN_and_Blueprint.docx
+++ b/proactive-english-b2-sy/out/PE-B2-SY_PLAN_and_Blueprint.docx
@@ -39,7 +39,47 @@
           <w:sz w:val="22"/>
           <w:szCs w:val="22"/>
         </w:rPr>
-        <w:t xml:space="preserve">Version 1.0 · 17 October 2026 · Author: Mo (Mohamad Khorbatli) · prepared against Series Bible v2.0, the finished A2 Books 1–2 and the finished B1 Books 1–2</w:t>
+        <w:t xml:space="preserve">Version 1.1 · 17 October 2026 · Author: Mo (Mohamad Khorbatli) · prepared against Series Bible v2.0, the finished A2 Books 1–2 and the finished B1 Books 1–2</w:t>
+      </w:r>
+    </w:p>
+    <w:p>
+      <w:pPr>
+        <w:spacing w:after="100"/>
+      </w:pPr>
+      <w:r>
+        <w:rPr>
+          <w:rFonts w:ascii="Calibri" w:cs="Calibri" w:eastAsia="Calibri" w:hAnsi="Calibri"/>
+          <w:i/>
+          <w:iCs/>
+          <w:color w:val="7F7F7F"/>
+          <w:sz w:val="22"/>
+          <w:szCs w:val="22"/>
+        </w:rPr>
+        <w:t xml:space="preserve">All seven decisions in §15 were delegated by the author and are </w:t>
+      </w:r>
+      <w:r>
+        <w:rPr>
+          <w:rFonts w:ascii="Calibri" w:cs="Calibri" w:eastAsia="Calibri" w:hAnsi="Calibri"/>
+          <w:b/>
+          <w:bCs/>
+          <w:i/>
+          <w:iCs/>
+          <w:color w:val="7F7F7F"/>
+          <w:sz w:val="22"/>
+          <w:szCs w:val="22"/>
+        </w:rPr>
+        <w:t xml:space="preserve">taken</w:t>
+      </w:r>
+      <w:r>
+        <w:rPr>
+          <w:rFonts w:ascii="Calibri" w:cs="Calibri" w:eastAsia="Calibri" w:hAnsi="Calibri"/>
+          <w:i/>
+          <w:iCs/>
+          <w:color w:val="7F7F7F"/>
+          <w:sz w:val="22"/>
+          <w:szCs w:val="22"/>
+        </w:rPr>
+        <w:t xml:space="preserve">. Version 1.1 records them in place. Nothing in this plan is now waiting on anybody.</w:t>
       </w:r>
     </w:p>
     <w:tbl>
@@ -258,10 +298,20 @@
             <w:r>
               <w:rPr>
                 <w:rFonts w:ascii="Calibri" w:cs="Calibri" w:eastAsia="Calibri" w:hAnsi="Calibri"/>
+                <w:b/>
+                <w:bCs/>
                 <w:sz w:val="22"/>
                 <w:szCs w:val="22"/>
               </w:rPr>
-              <w:t xml:space="preserve">Seven questions are genuinely the author's to answer. They are collected in §15 and each is marked in place.</w:t>
+              <w:t xml:space="preserve">Seven questions were genuinely the author's to answer, and he delegated all seven.</w:t>
+            </w:r>
+            <w:r>
+              <w:rPr>
+                <w:rFonts w:ascii="Calibri" w:cs="Calibri" w:eastAsia="Calibri" w:hAnsi="Calibri"/>
+                <w:sz w:val="22"/>
+                <w:szCs w:val="22"/>
+              </w:rPr>
+              <w:t xml:space="preserve"> They are collected in §15 with the answer against each, and each is also marked in place. The one that needed him most — which of the twelve B1 students carry on — is settled in §10, because Unit 1 cannot be written without it.</w:t>
             </w:r>
           </w:p>
         </w:tc>
@@ -5030,12 +5080,12 @@
           <w:tcPr>
             <w:tcW w:type="dxa" w:w="9906"/>
             <w:tcBorders>
-              <w:top w:val="single" w:color="C55A11" w:sz="6"/>
-              <w:left w:val="single" w:color="C55A11" w:sz="6"/>
-              <w:bottom w:val="single" w:color="C55A11" w:sz="6"/>
-              <w:right w:val="single" w:color="C55A11" w:sz="6"/>
-            </w:tcBorders>
-            <w:shd w:fill="FBE5D6" w:color="auto" w:val="clear"/>
+              <w:top w:val="single" w:color="0F6E6E" w:sz="6"/>
+              <w:left w:val="single" w:color="0F6E6E" w:sz="6"/>
+              <w:bottom w:val="single" w:color="0F6E6E" w:sz="6"/>
+              <w:right w:val="single" w:color="0F6E6E" w:sz="6"/>
+            </w:tcBorders>
+            <w:shd w:fill="E2F0EF" w:color="auto" w:val="clear"/>
             <w:tcMar>
               <w:top w:type="dxa" w:w="100"/>
               <w:left w:type="dxa" w:w="160"/>
@@ -5052,11 +5102,11 @@
                 <w:rFonts w:ascii="Calibri" w:cs="Calibri" w:eastAsia="Calibri" w:hAnsi="Calibri"/>
                 <w:b/>
                 <w:bCs/>
-                <w:color w:val="C55A11"/>
+                <w:color w:val="0F6E6E"/>
                 <w:sz w:val="22"/>
                 <w:szCs w:val="22"/>
               </w:rPr>
-              <w:t xml:space="preserve">Decision for the author</w:t>
+              <w:t xml:space="preserve">Decision taken</w:t>
             </w:r>
           </w:p>
           <w:p>
@@ -5071,7 +5121,7 @@
                 <w:sz w:val="22"/>
                 <w:szCs w:val="22"/>
               </w:rPr>
-              <w:t xml:space="preserve">Decision 2.</w:t>
+              <w:t xml:space="preserve">Decision 2 · taken: B2 First</w:t>
             </w:r>
             <w:r>
               <w:rPr>
@@ -5079,7 +5129,25 @@
                 <w:sz w:val="22"/>
                 <w:szCs w:val="22"/>
               </w:rPr>
-              <w:t xml:space="preserve"> B2 First as the anchor, on the rotation above — or B2 Business Vantage, which would suit the cast's working lives better and is a different paper, or exam-light with x.7 kept as pure mediation. A2 and B1 both chose the general exam; this plan assumes B2 does too.</w:t>
+              <w:t xml:space="preserve">, on the rotation above. Business Vantage was the real alternative and it fits this cast better — eleven working people with depots, wards, print shops and a contracts office. It was refused for one reason: a learner who finishes this series should hold the qualification that the largest number of institutions recognise, and a cast of working people is </w:t>
+            </w:r>
+            <w:r>
+              <w:rPr>
+                <w:rFonts w:ascii="Calibri" w:cs="Calibri" w:eastAsia="Calibri" w:hAnsi="Calibri"/>
+                <w:b/>
+                <w:bCs/>
+                <w:sz w:val="22"/>
+                <w:szCs w:val="22"/>
+              </w:rPr>
+              <w:t xml:space="preserve">content</w:t>
+            </w:r>
+            <w:r>
+              <w:rPr>
+                <w:rFonts w:ascii="Calibri" w:cs="Calibri" w:eastAsia="Calibri" w:hAnsi="Calibri"/>
+                <w:sz w:val="22"/>
+                <w:szCs w:val="22"/>
+              </w:rPr>
+              <w:t xml:space="preserve">, not an exam choice. The working lives stay where they already are, in the material; the paper stays general. Exam-light was refused outright: x.7 has been built for an exam at two levels and a third level that dropped it would make the earlier two look arbitrary.</w:t>
             </w:r>
           </w:p>
         </w:tc>
@@ -32563,7 +32631,7 @@
           <w:sz w:val="22"/>
           <w:szCs w:val="22"/>
         </w:rPr>
-        <w:t xml:space="preserve">New cast.</w:t>
+        <w:t xml:space="preserve">The new class: eight carry on, four leave, four arrive.</w:t>
       </w:r>
       <w:r>
         <w:rPr>
@@ -32571,25 +32639,7 @@
           <w:sz w:val="22"/>
           <w:szCs w:val="22"/>
         </w:rPr>
-        <w:t xml:space="preserve"> Twelve finished B1 and a B2 class of eleven or twelve cannot be all twelve of them: some of these people got the post, moved city, or had the thing they were working towards decided. </w:t>
-      </w:r>
-      <w:r>
-        <w:rPr>
-          <w:rFonts w:ascii="Calibri" w:cs="Calibri" w:eastAsia="Calibri" w:hAnsi="Calibri"/>
-          <w:b/>
-          <w:bCs/>
-          <w:sz w:val="22"/>
-          <w:szCs w:val="22"/>
-        </w:rPr>
-        <w:t xml:space="preserve">The proposal is eight of the twelve going on and four new students</w:t>
-      </w:r>
-      <w:r>
-        <w:rPr>
-          <w:rFonts w:ascii="Calibri" w:cs="Calibri" w:eastAsia="Calibri" w:hAnsi="Calibri"/>
-          <w:sz w:val="22"/>
-          <w:szCs w:val="22"/>
-        </w:rPr>
-        <w:t xml:space="preserve"> — and, as at B1 Unit 1, that is not a problem to hide but Unit 1's subject. </w:t>
+        <w:t xml:space="preserve"> Twelve finished B1 and a B2 class cannot be all twelve: some of these people got the post, left the city, or had the thing they were working towards decided. That is not a problem to hide — it is Unit 1's subject. </w:t>
       </w:r>
       <w:r>
         <w:rPr>
@@ -32610,6 +32660,1483 @@
         <w:t xml:space="preserve"> is the unit in which a class that has been together for two years meets four people who were not there, and the grammar home — ellipsis on shared ground, register as a choice, the stance adverb — is exactly the language of that room.</w:t>
       </w:r>
     </w:p>
+    <w:p>
+      <w:pPr>
+        <w:pStyle w:val="Heading3"/>
+        <w:spacing w:after="80" w:before="200"/>
+      </w:pPr>
+      <w:r>
+        <w:rPr>
+          <w:rFonts w:ascii="Calibri" w:cs="Calibri" w:eastAsia="Calibri" w:hAnsi="Calibri"/>
+        </w:rPr>
+        <w:t xml:space="preserve">Who carries on, who leaves, and who arrives</w:t>
+      </w:r>
+    </w:p>
+    <w:tbl>
+      <w:tblPr>
+        <w:tblW w:type="dxa" w:w="9906"/>
+        <w:tblBorders>
+          <w:top w:val="single" w:color="auto" w:sz="4"/>
+          <w:left w:val="single" w:color="auto" w:sz="4"/>
+          <w:bottom w:val="single" w:color="auto" w:sz="4"/>
+          <w:right w:val="single" w:color="auto" w:sz="4"/>
+          <w:insideH w:val="single" w:color="auto" w:sz="4"/>
+          <w:insideV w:val="single" w:color="auto" w:sz="4"/>
+        </w:tblBorders>
+      </w:tblPr>
+      <w:tblGrid>
+        <w:gridCol w:w="1981"/>
+        <w:gridCol w:w="7925"/>
+      </w:tblGrid>
+      <w:tr>
+        <w:trPr>
+          <w:tblHeader/>
+        </w:trPr>
+        <w:tc>
+          <w:tcPr>
+            <w:tcW w:type="dxa" w:w="1981"/>
+            <w:tcBorders>
+              <w:top w:val="single" w:color="A6A6A6" w:sz="4"/>
+              <w:left w:val="single" w:color="A6A6A6" w:sz="4"/>
+              <w:bottom w:val="single" w:color="A6A6A6" w:sz="4"/>
+              <w:right w:val="single" w:color="A6A6A6" w:sz="4"/>
+            </w:tcBorders>
+            <w:shd w:fill="1F3864" w:color="auto" w:val="clear"/>
+            <w:tcMar>
+              <w:top w:type="dxa" w:w="50"/>
+              <w:left w:type="dxa" w:w="90"/>
+              <w:bottom w:type="dxa" w:w="50"/>
+              <w:right w:type="dxa" w:w="90"/>
+            </w:tcMar>
+          </w:tcPr>
+          <w:p>
+            <w:r>
+              <w:rPr>
+                <w:rFonts w:ascii="Calibri" w:cs="Calibri" w:eastAsia="Calibri" w:hAnsi="Calibri"/>
+                <w:b/>
+                <w:bCs/>
+                <w:color w:val="FFFFFF"/>
+                <w:sz w:val="20"/>
+                <w:szCs w:val="20"/>
+              </w:rPr>
+              <w:t xml:space="preserve">Carries on (8)</w:t>
+            </w:r>
+          </w:p>
+        </w:tc>
+        <w:tc>
+          <w:tcPr>
+            <w:tcW w:type="dxa" w:w="7925"/>
+            <w:tcBorders>
+              <w:top w:val="single" w:color="A6A6A6" w:sz="4"/>
+              <w:left w:val="single" w:color="A6A6A6" w:sz="4"/>
+              <w:bottom w:val="single" w:color="A6A6A6" w:sz="4"/>
+              <w:right w:val="single" w:color="A6A6A6" w:sz="4"/>
+            </w:tcBorders>
+            <w:shd w:fill="1F3864" w:color="auto" w:val="clear"/>
+            <w:tcMar>
+              <w:top w:type="dxa" w:w="50"/>
+              <w:left w:type="dxa" w:w="90"/>
+              <w:bottom w:type="dxa" w:w="50"/>
+              <w:right w:type="dxa" w:w="90"/>
+            </w:tcMar>
+          </w:tcPr>
+          <w:p>
+            <w:r>
+              <w:rPr>
+                <w:rFonts w:ascii="Calibri" w:cs="Calibri" w:eastAsia="Calibri" w:hAnsi="Calibri"/>
+                <w:b/>
+                <w:bCs/>
+                <w:color w:val="FFFFFF"/>
+                <w:sz w:val="20"/>
+                <w:szCs w:val="20"/>
+              </w:rPr>
+              <w:t xml:space="preserve">Why they are still there</w:t>
+            </w:r>
+          </w:p>
+        </w:tc>
+      </w:tr>
+      <w:tr>
+        <w:tc>
+          <w:tcPr>
+            <w:tcW w:type="dxa" w:w="1981"/>
+            <w:tcBorders>
+              <w:top w:val="single" w:color="A6A6A6" w:sz="4"/>
+              <w:left w:val="single" w:color="A6A6A6" w:sz="4"/>
+              <w:bottom w:val="single" w:color="A6A6A6" w:sz="4"/>
+              <w:right w:val="single" w:color="A6A6A6" w:sz="4"/>
+            </w:tcBorders>
+            <w:tcMar>
+              <w:top w:type="dxa" w:w="50"/>
+              <w:left w:type="dxa" w:w="90"/>
+              <w:bottom w:type="dxa" w:w="50"/>
+              <w:right w:type="dxa" w:w="90"/>
+            </w:tcMar>
+          </w:tcPr>
+          <w:p>
+            <w:r>
+              <w:rPr>
+                <w:rFonts w:ascii="Calibri" w:cs="Calibri" w:eastAsia="Calibri" w:hAnsi="Calibri"/>
+                <w:b/>
+                <w:bCs/>
+                <w:sz w:val="20"/>
+                <w:szCs w:val="20"/>
+              </w:rPr>
+              <w:t xml:space="preserve">Omar Darwish</w:t>
+            </w:r>
+          </w:p>
+        </w:tc>
+        <w:tc>
+          <w:tcPr>
+            <w:tcW w:type="dxa" w:w="7925"/>
+            <w:tcBorders>
+              <w:top w:val="single" w:color="A6A6A6" w:sz="4"/>
+              <w:left w:val="single" w:color="A6A6A6" w:sz="4"/>
+              <w:bottom w:val="single" w:color="A6A6A6" w:sz="4"/>
+              <w:right w:val="single" w:color="A6A6A6" w:sz="4"/>
+            </w:tcBorders>
+            <w:tcMar>
+              <w:top w:type="dxa" w:w="50"/>
+              <w:left w:type="dxa" w:w="90"/>
+              <w:bottom w:type="dxa" w:w="50"/>
+              <w:right w:type="dxa" w:w="90"/>
+            </w:tcMar>
+          </w:tcPr>
+          <w:p>
+            <w:r>
+              <w:rPr>
+                <w:rFonts w:ascii="Calibri" w:cs="Calibri" w:eastAsia="Calibri" w:hAnsi="Calibri"/>
+                <w:sz w:val="20"/>
+                <w:szCs w:val="20"/>
+              </w:rPr>
+              <w:t xml:space="preserve">eleven sites and about ninety faults a month; the tender in the spring is his to bid for or not</w:t>
+            </w:r>
+          </w:p>
+        </w:tc>
+      </w:tr>
+      <w:tr>
+        <w:tc>
+          <w:tcPr>
+            <w:tcW w:type="dxa" w:w="1981"/>
+            <w:tcBorders>
+              <w:top w:val="single" w:color="A6A6A6" w:sz="4"/>
+              <w:left w:val="single" w:color="A6A6A6" w:sz="4"/>
+              <w:bottom w:val="single" w:color="A6A6A6" w:sz="4"/>
+              <w:right w:val="single" w:color="A6A6A6" w:sz="4"/>
+            </w:tcBorders>
+            <w:tcMar>
+              <w:top w:type="dxa" w:w="50"/>
+              <w:left w:type="dxa" w:w="90"/>
+              <w:bottom w:type="dxa" w:w="50"/>
+              <w:right w:type="dxa" w:w="90"/>
+            </w:tcMar>
+          </w:tcPr>
+          <w:p>
+            <w:r>
+              <w:rPr>
+                <w:rFonts w:ascii="Calibri" w:cs="Calibri" w:eastAsia="Calibri" w:hAnsi="Calibri"/>
+                <w:b/>
+                <w:bCs/>
+                <w:sz w:val="20"/>
+                <w:szCs w:val="20"/>
+              </w:rPr>
+              <w:t xml:space="preserve">Nour Sabbagh</w:t>
+            </w:r>
+          </w:p>
+        </w:tc>
+        <w:tc>
+          <w:tcPr>
+            <w:tcW w:type="dxa" w:w="7925"/>
+            <w:tcBorders>
+              <w:top w:val="single" w:color="A6A6A6" w:sz="4"/>
+              <w:left w:val="single" w:color="A6A6A6" w:sz="4"/>
+              <w:bottom w:val="single" w:color="A6A6A6" w:sz="4"/>
+              <w:right w:val="single" w:color="A6A6A6" w:sz="4"/>
+            </w:tcBorders>
+            <w:tcMar>
+              <w:top w:type="dxa" w:w="50"/>
+              <w:left w:type="dxa" w:w="90"/>
+              <w:bottom w:type="dxa" w:w="50"/>
+              <w:right w:type="dxa" w:w="90"/>
+            </w:tcMar>
+          </w:tcPr>
+          <w:p>
+            <w:r>
+              <w:rPr>
+                <w:rFonts w:ascii="Calibri" w:cs="Calibri" w:eastAsia="Calibri" w:hAnsi="Calibri"/>
+                <w:sz w:val="20"/>
+                <w:szCs w:val="20"/>
+              </w:rPr>
+              <w:t xml:space="preserve">the escalation figure finally asked for; she has a department head who now writes to her</w:t>
+            </w:r>
+          </w:p>
+        </w:tc>
+      </w:tr>
+      <w:tr>
+        <w:tc>
+          <w:tcPr>
+            <w:tcW w:type="dxa" w:w="1981"/>
+            <w:tcBorders>
+              <w:top w:val="single" w:color="A6A6A6" w:sz="4"/>
+              <w:left w:val="single" w:color="A6A6A6" w:sz="4"/>
+              <w:bottom w:val="single" w:color="A6A6A6" w:sz="4"/>
+              <w:right w:val="single" w:color="A6A6A6" w:sz="4"/>
+            </w:tcBorders>
+            <w:tcMar>
+              <w:top w:type="dxa" w:w="50"/>
+              <w:left w:type="dxa" w:w="90"/>
+              <w:bottom w:type="dxa" w:w="50"/>
+              <w:right w:type="dxa" w:w="90"/>
+            </w:tcMar>
+          </w:tcPr>
+          <w:p>
+            <w:r>
+              <w:rPr>
+                <w:rFonts w:ascii="Calibri" w:cs="Calibri" w:eastAsia="Calibri" w:hAnsi="Calibri"/>
+                <w:b/>
+                <w:bCs/>
+                <w:sz w:val="20"/>
+                <w:szCs w:val="20"/>
+              </w:rPr>
+              <w:t xml:space="preserve">Tareq Ayoub</w:t>
+            </w:r>
+          </w:p>
+        </w:tc>
+        <w:tc>
+          <w:tcPr>
+            <w:tcW w:type="dxa" w:w="7925"/>
+            <w:tcBorders>
+              <w:top w:val="single" w:color="A6A6A6" w:sz="4"/>
+              <w:left w:val="single" w:color="A6A6A6" w:sz="4"/>
+              <w:bottom w:val="single" w:color="A6A6A6" w:sz="4"/>
+              <w:right w:val="single" w:color="A6A6A6" w:sz="4"/>
+            </w:tcBorders>
+            <w:tcMar>
+              <w:top w:type="dxa" w:w="50"/>
+              <w:left w:type="dxa" w:w="90"/>
+              <w:bottom w:type="dxa" w:w="50"/>
+              <w:right w:type="dxa" w:w="90"/>
+            </w:tcMar>
+          </w:tcPr>
+          <w:p>
+            <w:r>
+              <w:rPr>
+                <w:rFonts w:ascii="Calibri" w:cs="Calibri" w:eastAsia="Calibri" w:hAnsi="Calibri"/>
+                <w:sz w:val="20"/>
+                <w:szCs w:val="20"/>
+              </w:rPr>
+              <w:t xml:space="preserve">one line of a printed timetable still wrong, and now a named man in the transport office to ask</w:t>
+            </w:r>
+          </w:p>
+        </w:tc>
+      </w:tr>
+      <w:tr>
+        <w:tc>
+          <w:tcPr>
+            <w:tcW w:type="dxa" w:w="1981"/>
+            <w:tcBorders>
+              <w:top w:val="single" w:color="A6A6A6" w:sz="4"/>
+              <w:left w:val="single" w:color="A6A6A6" w:sz="4"/>
+              <w:bottom w:val="single" w:color="A6A6A6" w:sz="4"/>
+              <w:right w:val="single" w:color="A6A6A6" w:sz="4"/>
+            </w:tcBorders>
+            <w:tcMar>
+              <w:top w:type="dxa" w:w="50"/>
+              <w:left w:type="dxa" w:w="90"/>
+              <w:bottom w:type="dxa" w:w="50"/>
+              <w:right w:type="dxa" w:w="90"/>
+            </w:tcMar>
+          </w:tcPr>
+          <w:p>
+            <w:r>
+              <w:rPr>
+                <w:rFonts w:ascii="Calibri" w:cs="Calibri" w:eastAsia="Calibri" w:hAnsi="Calibri"/>
+                <w:b/>
+                <w:bCs/>
+                <w:sz w:val="20"/>
+                <w:szCs w:val="20"/>
+              </w:rPr>
+              <w:t xml:space="preserve">Jad Attar</w:t>
+            </w:r>
+          </w:p>
+        </w:tc>
+        <w:tc>
+          <w:tcPr>
+            <w:tcW w:type="dxa" w:w="7925"/>
+            <w:tcBorders>
+              <w:top w:val="single" w:color="A6A6A6" w:sz="4"/>
+              <w:left w:val="single" w:color="A6A6A6" w:sz="4"/>
+              <w:bottom w:val="single" w:color="A6A6A6" w:sz="4"/>
+              <w:right w:val="single" w:color="A6A6A6" w:sz="4"/>
+            </w:tcBorders>
+            <w:tcMar>
+              <w:top w:type="dxa" w:w="50"/>
+              <w:left w:type="dxa" w:w="90"/>
+              <w:bottom w:type="dxa" w:w="50"/>
+              <w:right w:type="dxa" w:w="90"/>
+            </w:tcMar>
+          </w:tcPr>
+          <w:p>
+            <w:r>
+              <w:rPr>
+                <w:rFonts w:ascii="Calibri" w:cs="Calibri" w:eastAsia="Calibri" w:hAnsi="Calibri"/>
+                <w:sz w:val="20"/>
+                <w:szCs w:val="20"/>
+              </w:rPr>
+              <w:t xml:space="preserve">twenty; the answers carry his name from January, which is the thing he asked for and the thing that frightens him</w:t>
+            </w:r>
+          </w:p>
+        </w:tc>
+      </w:tr>
+      <w:tr>
+        <w:tc>
+          <w:tcPr>
+            <w:tcW w:type="dxa" w:w="1981"/>
+            <w:tcBorders>
+              <w:top w:val="single" w:color="A6A6A6" w:sz="4"/>
+              <w:left w:val="single" w:color="A6A6A6" w:sz="4"/>
+              <w:bottom w:val="single" w:color="A6A6A6" w:sz="4"/>
+              <w:right w:val="single" w:color="A6A6A6" w:sz="4"/>
+            </w:tcBorders>
+            <w:tcMar>
+              <w:top w:type="dxa" w:w="50"/>
+              <w:left w:type="dxa" w:w="90"/>
+              <w:bottom w:type="dxa" w:w="50"/>
+              <w:right w:type="dxa" w:w="90"/>
+            </w:tcMar>
+          </w:tcPr>
+          <w:p>
+            <w:r>
+              <w:rPr>
+                <w:rFonts w:ascii="Calibri" w:cs="Calibri" w:eastAsia="Calibri" w:hAnsi="Calibri"/>
+                <w:b/>
+                <w:bCs/>
+                <w:sz w:val="20"/>
+                <w:szCs w:val="20"/>
+              </w:rPr>
+              <w:t xml:space="preserve">Yara Mansour</w:t>
+            </w:r>
+          </w:p>
+        </w:tc>
+        <w:tc>
+          <w:tcPr>
+            <w:tcW w:type="dxa" w:w="7925"/>
+            <w:tcBorders>
+              <w:top w:val="single" w:color="A6A6A6" w:sz="4"/>
+              <w:left w:val="single" w:color="A6A6A6" w:sz="4"/>
+              <w:bottom w:val="single" w:color="A6A6A6" w:sz="4"/>
+              <w:right w:val="single" w:color="A6A6A6" w:sz="4"/>
+            </w:tcBorders>
+            <w:tcMar>
+              <w:top w:type="dxa" w:w="50"/>
+              <w:left w:type="dxa" w:w="90"/>
+              <w:bottom w:type="dxa" w:w="50"/>
+              <w:right w:type="dxa" w:w="90"/>
+            </w:tcMar>
+          </w:tcPr>
+          <w:p>
+            <w:r>
+              <w:rPr>
+                <w:rFonts w:ascii="Calibri" w:cs="Calibri" w:eastAsia="Calibri" w:hAnsi="Calibri"/>
+                <w:sz w:val="20"/>
+                <w:szCs w:val="20"/>
+              </w:rPr>
+              <w:t xml:space="preserve">the laboratory application sent on 22 December; the interview she is frightened of falls in the first weeks of this level</w:t>
+            </w:r>
+          </w:p>
+        </w:tc>
+      </w:tr>
+      <w:tr>
+        <w:tc>
+          <w:tcPr>
+            <w:tcW w:type="dxa" w:w="1981"/>
+            <w:tcBorders>
+              <w:top w:val="single" w:color="A6A6A6" w:sz="4"/>
+              <w:left w:val="single" w:color="A6A6A6" w:sz="4"/>
+              <w:bottom w:val="single" w:color="A6A6A6" w:sz="4"/>
+              <w:right w:val="single" w:color="A6A6A6" w:sz="4"/>
+            </w:tcBorders>
+            <w:tcMar>
+              <w:top w:type="dxa" w:w="50"/>
+              <w:left w:type="dxa" w:w="90"/>
+              <w:bottom w:type="dxa" w:w="50"/>
+              <w:right w:type="dxa" w:w="90"/>
+            </w:tcMar>
+          </w:tcPr>
+          <w:p>
+            <w:r>
+              <w:rPr>
+                <w:rFonts w:ascii="Calibri" w:cs="Calibri" w:eastAsia="Calibri" w:hAnsi="Calibri"/>
+                <w:b/>
+                <w:bCs/>
+                <w:sz w:val="20"/>
+                <w:szCs w:val="20"/>
+              </w:rPr>
+              <w:t xml:space="preserve">Mazen Hariri</w:t>
+            </w:r>
+          </w:p>
+        </w:tc>
+        <w:tc>
+          <w:tcPr>
+            <w:tcW w:type="dxa" w:w="7925"/>
+            <w:tcBorders>
+              <w:top w:val="single" w:color="A6A6A6" w:sz="4"/>
+              <w:left w:val="single" w:color="A6A6A6" w:sz="4"/>
+              <w:bottom w:val="single" w:color="A6A6A6" w:sz="4"/>
+              <w:right w:val="single" w:color="A6A6A6" w:sz="4"/>
+            </w:tcBorders>
+            <w:tcMar>
+              <w:top w:type="dxa" w:w="50"/>
+              <w:left w:type="dxa" w:w="90"/>
+              <w:bottom w:type="dxa" w:w="50"/>
+              <w:right w:type="dxa" w:w="90"/>
+            </w:tcMar>
+          </w:tcPr>
+          <w:p>
+            <w:r>
+              <w:rPr>
+                <w:rFonts w:ascii="Calibri" w:cs="Calibri" w:eastAsia="Calibri" w:hAnsi="Calibri"/>
+                <w:sz w:val="20"/>
+                <w:szCs w:val="20"/>
+              </w:rPr>
+              <w:t xml:space="preserve">the distributor meeting on 20 January, nine drafts of two sentences, and a specification still never sent</w:t>
+            </w:r>
+          </w:p>
+        </w:tc>
+      </w:tr>
+      <w:tr>
+        <w:tc>
+          <w:tcPr>
+            <w:tcW w:type="dxa" w:w="1981"/>
+            <w:tcBorders>
+              <w:top w:val="single" w:color="A6A6A6" w:sz="4"/>
+              <w:left w:val="single" w:color="A6A6A6" w:sz="4"/>
+              <w:bottom w:val="single" w:color="A6A6A6" w:sz="4"/>
+              <w:right w:val="single" w:color="A6A6A6" w:sz="4"/>
+            </w:tcBorders>
+            <w:tcMar>
+              <w:top w:type="dxa" w:w="50"/>
+              <w:left w:type="dxa" w:w="90"/>
+              <w:bottom w:type="dxa" w:w="50"/>
+              <w:right w:type="dxa" w:w="90"/>
+            </w:tcMar>
+          </w:tcPr>
+          <w:p>
+            <w:r>
+              <w:rPr>
+                <w:rFonts w:ascii="Calibri" w:cs="Calibri" w:eastAsia="Calibri" w:hAnsi="Calibri"/>
+                <w:b/>
+                <w:bCs/>
+                <w:sz w:val="20"/>
+                <w:szCs w:val="20"/>
+              </w:rPr>
+              <w:t xml:space="preserve">Bassel Tahhan</w:t>
+            </w:r>
+          </w:p>
+        </w:tc>
+        <w:tc>
+          <w:tcPr>
+            <w:tcW w:type="dxa" w:w="7925"/>
+            <w:tcBorders>
+              <w:top w:val="single" w:color="A6A6A6" w:sz="4"/>
+              <w:left w:val="single" w:color="A6A6A6" w:sz="4"/>
+              <w:bottom w:val="single" w:color="A6A6A6" w:sz="4"/>
+              <w:right w:val="single" w:color="A6A6A6" w:sz="4"/>
+            </w:tcBorders>
+            <w:tcMar>
+              <w:top w:type="dxa" w:w="50"/>
+              <w:left w:type="dxa" w:w="90"/>
+              <w:bottom w:type="dxa" w:w="50"/>
+              <w:right w:type="dxa" w:w="90"/>
+            </w:tcMar>
+          </w:tcPr>
+          <w:p>
+            <w:r>
+              <w:rPr>
+                <w:rFonts w:ascii="Calibri" w:cs="Calibri" w:eastAsia="Calibri" w:hAnsi="Calibri"/>
+                <w:sz w:val="20"/>
+                <w:szCs w:val="20"/>
+              </w:rPr>
+              <w:t xml:space="preserve">the ministry order running, three of fourteen men on it, and a January proof date</w:t>
+            </w:r>
+          </w:p>
+        </w:tc>
+      </w:tr>
+      <w:tr>
+        <w:tc>
+          <w:tcPr>
+            <w:tcW w:type="dxa" w:w="1981"/>
+            <w:tcBorders>
+              <w:top w:val="single" w:color="A6A6A6" w:sz="4"/>
+              <w:left w:val="single" w:color="A6A6A6" w:sz="4"/>
+              <w:bottom w:val="single" w:color="A6A6A6" w:sz="4"/>
+              <w:right w:val="single" w:color="A6A6A6" w:sz="4"/>
+            </w:tcBorders>
+            <w:tcMar>
+              <w:top w:type="dxa" w:w="50"/>
+              <w:left w:type="dxa" w:w="90"/>
+              <w:bottom w:type="dxa" w:w="50"/>
+              <w:right w:type="dxa" w:w="90"/>
+            </w:tcMar>
+          </w:tcPr>
+          <w:p>
+            <w:r>
+              <w:rPr>
+                <w:rFonts w:ascii="Calibri" w:cs="Calibri" w:eastAsia="Calibri" w:hAnsi="Calibri"/>
+                <w:b/>
+                <w:bCs/>
+                <w:sz w:val="20"/>
+                <w:szCs w:val="20"/>
+              </w:rPr>
+              <w:t xml:space="preserve">Lubna Sweidan</w:t>
+            </w:r>
+          </w:p>
+        </w:tc>
+        <w:tc>
+          <w:tcPr>
+            <w:tcW w:type="dxa" w:w="7925"/>
+            <w:tcBorders>
+              <w:top w:val="single" w:color="A6A6A6" w:sz="4"/>
+              <w:left w:val="single" w:color="A6A6A6" w:sz="4"/>
+              <w:bottom w:val="single" w:color="A6A6A6" w:sz="4"/>
+              <w:right w:val="single" w:color="A6A6A6" w:sz="4"/>
+            </w:tcBorders>
+            <w:tcMar>
+              <w:top w:type="dxa" w:w="50"/>
+              <w:left w:type="dxa" w:w="90"/>
+              <w:bottom w:type="dxa" w:w="50"/>
+              <w:right w:type="dxa" w:w="90"/>
+            </w:tcMar>
+          </w:tcPr>
+          <w:p>
+            <w:r>
+              <w:rPr>
+                <w:rFonts w:ascii="Calibri" w:cs="Calibri" w:eastAsia="Calibri" w:hAnsi="Calibri"/>
+                <w:sz w:val="20"/>
+                <w:szCs w:val="20"/>
+              </w:rPr>
+              <w:t xml:space="preserve">final year; she graduates in June, which is the middle of this level and not the start of it</w:t>
+            </w:r>
+          </w:p>
+        </w:tc>
+      </w:tr>
+    </w:tbl>
+    <w:tbl>
+      <w:tblPr>
+        <w:tblW w:type="dxa" w:w="9906"/>
+        <w:tblBorders>
+          <w:top w:val="single" w:color="auto" w:sz="4"/>
+          <w:left w:val="single" w:color="auto" w:sz="4"/>
+          <w:bottom w:val="single" w:color="auto" w:sz="4"/>
+          <w:right w:val="single" w:color="auto" w:sz="4"/>
+          <w:insideH w:val="single" w:color="auto" w:sz="4"/>
+          <w:insideV w:val="single" w:color="auto" w:sz="4"/>
+        </w:tblBorders>
+      </w:tblPr>
+      <w:tblGrid>
+        <w:gridCol w:w="2405"/>
+        <w:gridCol w:w="7501"/>
+      </w:tblGrid>
+      <w:tr>
+        <w:trPr>
+          <w:tblHeader/>
+        </w:trPr>
+        <w:tc>
+          <w:tcPr>
+            <w:tcW w:type="dxa" w:w="2405"/>
+            <w:tcBorders>
+              <w:top w:val="single" w:color="A6A6A6" w:sz="4"/>
+              <w:left w:val="single" w:color="A6A6A6" w:sz="4"/>
+              <w:bottom w:val="single" w:color="A6A6A6" w:sz="4"/>
+              <w:right w:val="single" w:color="A6A6A6" w:sz="4"/>
+            </w:tcBorders>
+            <w:shd w:fill="1F3864" w:color="auto" w:val="clear"/>
+            <w:tcMar>
+              <w:top w:type="dxa" w:w="50"/>
+              <w:left w:type="dxa" w:w="90"/>
+              <w:bottom w:type="dxa" w:w="50"/>
+              <w:right w:type="dxa" w:w="90"/>
+            </w:tcMar>
+          </w:tcPr>
+          <w:p>
+            <w:r>
+              <w:rPr>
+                <w:rFonts w:ascii="Calibri" w:cs="Calibri" w:eastAsia="Calibri" w:hAnsi="Calibri"/>
+                <w:b/>
+                <w:bCs/>
+                <w:color w:val="FFFFFF"/>
+                <w:sz w:val="20"/>
+                <w:szCs w:val="20"/>
+              </w:rPr>
+              <w:t xml:space="preserve">Leaves (4)</w:t>
+            </w:r>
+          </w:p>
+        </w:tc>
+        <w:tc>
+          <w:tcPr>
+            <w:tcW w:type="dxa" w:w="7501"/>
+            <w:tcBorders>
+              <w:top w:val="single" w:color="A6A6A6" w:sz="4"/>
+              <w:left w:val="single" w:color="A6A6A6" w:sz="4"/>
+              <w:bottom w:val="single" w:color="A6A6A6" w:sz="4"/>
+              <w:right w:val="single" w:color="A6A6A6" w:sz="4"/>
+            </w:tcBorders>
+            <w:shd w:fill="1F3864" w:color="auto" w:val="clear"/>
+            <w:tcMar>
+              <w:top w:type="dxa" w:w="50"/>
+              <w:left w:type="dxa" w:w="90"/>
+              <w:bottom w:type="dxa" w:w="50"/>
+              <w:right w:type="dxa" w:w="90"/>
+            </w:tcMar>
+          </w:tcPr>
+          <w:p>
+            <w:r>
+              <w:rPr>
+                <w:rFonts w:ascii="Calibri" w:cs="Calibri" w:eastAsia="Calibri" w:hAnsi="Calibri"/>
+                <w:b/>
+                <w:bCs/>
+                <w:color w:val="FFFFFF"/>
+                <w:sz w:val="20"/>
+                <w:szCs w:val="20"/>
+              </w:rPr>
+              <w:t xml:space="preserve">Why — and all four reasons are already in the B1 books</w:t>
+            </w:r>
+          </w:p>
+        </w:tc>
+      </w:tr>
+      <w:tr>
+        <w:tc>
+          <w:tcPr>
+            <w:tcW w:type="dxa" w:w="2405"/>
+            <w:tcBorders>
+              <w:top w:val="single" w:color="A6A6A6" w:sz="4"/>
+              <w:left w:val="single" w:color="A6A6A6" w:sz="4"/>
+              <w:bottom w:val="single" w:color="A6A6A6" w:sz="4"/>
+              <w:right w:val="single" w:color="A6A6A6" w:sz="4"/>
+            </w:tcBorders>
+            <w:tcMar>
+              <w:top w:type="dxa" w:w="50"/>
+              <w:left w:type="dxa" w:w="90"/>
+              <w:bottom w:type="dxa" w:w="50"/>
+              <w:right w:type="dxa" w:w="90"/>
+            </w:tcMar>
+          </w:tcPr>
+          <w:p>
+            <w:r>
+              <w:rPr>
+                <w:rFonts w:ascii="Calibri" w:cs="Calibri" w:eastAsia="Calibri" w:hAnsi="Calibri"/>
+                <w:b/>
+                <w:bCs/>
+                <w:sz w:val="20"/>
+                <w:szCs w:val="20"/>
+              </w:rPr>
+              <w:t xml:space="preserve">Rasha Barakat</w:t>
+            </w:r>
+          </w:p>
+        </w:tc>
+        <w:tc>
+          <w:tcPr>
+            <w:tcW w:type="dxa" w:w="7501"/>
+            <w:tcBorders>
+              <w:top w:val="single" w:color="A6A6A6" w:sz="4"/>
+              <w:left w:val="single" w:color="A6A6A6" w:sz="4"/>
+              <w:bottom w:val="single" w:color="A6A6A6" w:sz="4"/>
+              <w:right w:val="single" w:color="A6A6A6" w:sz="4"/>
+            </w:tcBorders>
+            <w:tcMar>
+              <w:top w:type="dxa" w:w="50"/>
+              <w:left w:type="dxa" w:w="90"/>
+              <w:bottom w:type="dxa" w:w="50"/>
+              <w:right w:type="dxa" w:w="90"/>
+            </w:tcMar>
+          </w:tcPr>
+          <w:p>
+            <w:r>
+              <w:rPr>
+                <w:rFonts w:ascii="Calibri" w:cs="Calibri" w:eastAsia="Calibri" w:hAnsi="Calibri"/>
+                <w:b/>
+                <w:bCs/>
+                <w:sz w:val="20"/>
+                <w:szCs w:val="20"/>
+              </w:rPr>
+              <w:t xml:space="preserve">she gets the post.</w:t>
+            </w:r>
+            <w:r>
+              <w:rPr>
+                <w:rFonts w:ascii="Calibri" w:cs="Calibri" w:eastAsia="Calibri" w:hAnsi="Calibri"/>
+                <w:sz w:val="20"/>
+                <w:szCs w:val="20"/>
+              </w:rPr>
+              <w:t xml:space="preserve"> The ward manager's discussion of 20 January goes her way; night practice lead is in Deir ez-Zor and it takes her evenings. Her success is what removes her, and the class hears it in 1.x in her absence, from a letter Ms Huda reads out. This is the exit the plan recommended and it is the strongest thing in the intake</w:t>
+            </w:r>
+          </w:p>
+        </w:tc>
+      </w:tr>
+      <w:tr>
+        <w:tc>
+          <w:tcPr>
+            <w:tcW w:type="dxa" w:w="2405"/>
+            <w:tcBorders>
+              <w:top w:val="single" w:color="A6A6A6" w:sz="4"/>
+              <w:left w:val="single" w:color="A6A6A6" w:sz="4"/>
+              <w:bottom w:val="single" w:color="A6A6A6" w:sz="4"/>
+              <w:right w:val="single" w:color="A6A6A6" w:sz="4"/>
+            </w:tcBorders>
+            <w:tcMar>
+              <w:top w:type="dxa" w:w="50"/>
+              <w:left w:type="dxa" w:w="90"/>
+              <w:bottom w:type="dxa" w:w="50"/>
+              <w:right w:type="dxa" w:w="90"/>
+            </w:tcMar>
+          </w:tcPr>
+          <w:p>
+            <w:r>
+              <w:rPr>
+                <w:rFonts w:ascii="Calibri" w:cs="Calibri" w:eastAsia="Calibri" w:hAnsi="Calibri"/>
+                <w:b/>
+                <w:bCs/>
+                <w:sz w:val="20"/>
+                <w:szCs w:val="20"/>
+              </w:rPr>
+              <w:t xml:space="preserve">Fares Kayyali</w:t>
+            </w:r>
+          </w:p>
+        </w:tc>
+        <w:tc>
+          <w:tcPr>
+            <w:tcW w:type="dxa" w:w="7501"/>
+            <w:tcBorders>
+              <w:top w:val="single" w:color="A6A6A6" w:sz="4"/>
+              <w:left w:val="single" w:color="A6A6A6" w:sz="4"/>
+              <w:bottom w:val="single" w:color="A6A6A6" w:sz="4"/>
+              <w:right w:val="single" w:color="A6A6A6" w:sz="4"/>
+            </w:tcBorders>
+            <w:tcMar>
+              <w:top w:type="dxa" w:w="50"/>
+              <w:left w:type="dxa" w:w="90"/>
+              <w:bottom w:type="dxa" w:w="50"/>
+              <w:right w:type="dxa" w:w="90"/>
+            </w:tcMar>
+          </w:tcPr>
+          <w:p>
+            <w:r>
+              <w:rPr>
+                <w:rFonts w:ascii="Calibri" w:cs="Calibri" w:eastAsia="Calibri" w:hAnsi="Calibri"/>
+                <w:b/>
+                <w:bCs/>
+                <w:sz w:val="20"/>
+                <w:szCs w:val="20"/>
+              </w:rPr>
+              <w:t xml:space="preserve">he won the negotiation and the prize is that he cannot come.</w:t>
+            </w:r>
+            <w:r>
+              <w:rPr>
+                <w:rFonts w:ascii="Calibri" w:cs="Calibri" w:eastAsia="Calibri" w:hAnsi="Calibri"/>
+                <w:sz w:val="20"/>
+                <w:szCs w:val="20"/>
+              </w:rPr>
+              <w:t xml:space="preserve"> Two days a month in writing, for a year, from September — and the two days are the course evenings</w:t>
+            </w:r>
+          </w:p>
+        </w:tc>
+      </w:tr>
+      <w:tr>
+        <w:tc>
+          <w:tcPr>
+            <w:tcW w:type="dxa" w:w="2405"/>
+            <w:tcBorders>
+              <w:top w:val="single" w:color="A6A6A6" w:sz="4"/>
+              <w:left w:val="single" w:color="A6A6A6" w:sz="4"/>
+              <w:bottom w:val="single" w:color="A6A6A6" w:sz="4"/>
+              <w:right w:val="single" w:color="A6A6A6" w:sz="4"/>
+            </w:tcBorders>
+            <w:tcMar>
+              <w:top w:type="dxa" w:w="50"/>
+              <w:left w:type="dxa" w:w="90"/>
+              <w:bottom w:type="dxa" w:w="50"/>
+              <w:right w:type="dxa" w:w="90"/>
+            </w:tcMar>
+          </w:tcPr>
+          <w:p>
+            <w:r>
+              <w:rPr>
+                <w:rFonts w:ascii="Calibri" w:cs="Calibri" w:eastAsia="Calibri" w:hAnsi="Calibri"/>
+                <w:b/>
+                <w:bCs/>
+                <w:sz w:val="20"/>
+                <w:szCs w:val="20"/>
+              </w:rPr>
+              <w:t xml:space="preserve">Umm Kinan (Siham Dibo)</w:t>
+            </w:r>
+          </w:p>
+        </w:tc>
+        <w:tc>
+          <w:tcPr>
+            <w:tcW w:type="dxa" w:w="7501"/>
+            <w:tcBorders>
+              <w:top w:val="single" w:color="A6A6A6" w:sz="4"/>
+              <w:left w:val="single" w:color="A6A6A6" w:sz="4"/>
+              <w:bottom w:val="single" w:color="A6A6A6" w:sz="4"/>
+              <w:right w:val="single" w:color="A6A6A6" w:sz="4"/>
+            </w:tcBorders>
+            <w:tcMar>
+              <w:top w:type="dxa" w:w="50"/>
+              <w:left w:type="dxa" w:w="90"/>
+              <w:bottom w:type="dxa" w:w="50"/>
+              <w:right w:type="dxa" w:w="90"/>
+            </w:tcMar>
+          </w:tcPr>
+          <w:p>
+            <w:r>
+              <w:rPr>
+                <w:rFonts w:ascii="Calibri" w:cs="Calibri" w:eastAsia="Calibri" w:hAnsi="Calibri"/>
+                <w:b/>
+                <w:bCs/>
+                <w:sz w:val="20"/>
+                <w:szCs w:val="20"/>
+              </w:rPr>
+              <w:t xml:space="preserve">does not leave the story, moves outside the room.</w:t>
+            </w:r>
+            <w:r>
+              <w:rPr>
+                <w:rFonts w:ascii="Calibri" w:cs="Calibri" w:eastAsia="Calibri" w:hAnsi="Calibri"/>
+                <w:sz w:val="20"/>
+                <w:szCs w:val="20"/>
+              </w:rPr>
+              <w:t xml:space="preserve"> She is teaching the forty minutes she spent four months not asking for, to her own colleagues, on the same evening as the class. She returns in 16.x and in 24.7 — she takes the chair Hiba Nasser had at B1, and Hiba takes hers</w:t>
+            </w:r>
+          </w:p>
+        </w:tc>
+      </w:tr>
+      <w:tr>
+        <w:tc>
+          <w:tcPr>
+            <w:tcW w:type="dxa" w:w="2405"/>
+            <w:tcBorders>
+              <w:top w:val="single" w:color="A6A6A6" w:sz="4"/>
+              <w:left w:val="single" w:color="A6A6A6" w:sz="4"/>
+              <w:bottom w:val="single" w:color="A6A6A6" w:sz="4"/>
+              <w:right w:val="single" w:color="A6A6A6" w:sz="4"/>
+            </w:tcBorders>
+            <w:tcMar>
+              <w:top w:type="dxa" w:w="50"/>
+              <w:left w:type="dxa" w:w="90"/>
+              <w:bottom w:type="dxa" w:w="50"/>
+              <w:right w:type="dxa" w:w="90"/>
+            </w:tcMar>
+          </w:tcPr>
+          <w:p>
+            <w:r>
+              <w:rPr>
+                <w:rFonts w:ascii="Calibri" w:cs="Calibri" w:eastAsia="Calibri" w:hAnsi="Calibri"/>
+                <w:b/>
+                <w:bCs/>
+                <w:sz w:val="20"/>
+                <w:szCs w:val="20"/>
+              </w:rPr>
+              <w:t xml:space="preserve">Lina Haddad</w:t>
+            </w:r>
+          </w:p>
+        </w:tc>
+        <w:tc>
+          <w:tcPr>
+            <w:tcW w:type="dxa" w:w="7501"/>
+            <w:tcBorders>
+              <w:top w:val="single" w:color="A6A6A6" w:sz="4"/>
+              <w:left w:val="single" w:color="A6A6A6" w:sz="4"/>
+              <w:bottom w:val="single" w:color="A6A6A6" w:sz="4"/>
+              <w:right w:val="single" w:color="A6A6A6" w:sz="4"/>
+            </w:tcBorders>
+            <w:tcMar>
+              <w:top w:type="dxa" w:w="50"/>
+              <w:left w:type="dxa" w:w="90"/>
+              <w:bottom w:type="dxa" w:w="50"/>
+              <w:right w:type="dxa" w:w="90"/>
+            </w:tcMar>
+          </w:tcPr>
+          <w:p>
+            <w:r>
+              <w:rPr>
+                <w:rFonts w:ascii="Calibri" w:cs="Calibri" w:eastAsia="Calibri" w:hAnsi="Calibri"/>
+                <w:b/>
+                <w:bCs/>
+                <w:sz w:val="20"/>
+                <w:szCs w:val="20"/>
+              </w:rPr>
+              <w:t xml:space="preserve">the honest exit, and the series has never written one.</w:t>
+            </w:r>
+            <w:r>
+              <w:rPr>
+                <w:rFonts w:ascii="Calibri" w:cs="Calibri" w:eastAsia="Calibri" w:hAnsi="Calibri"/>
+                <w:sz w:val="20"/>
+                <w:szCs w:val="20"/>
+              </w:rPr>
+              <w:t xml:space="preserve"> Present since A2 Unit 1 and the student who has spoken least in two levels. She stops because she has what she came for: she can do her job in English and does not want an examination. Nobody in these books has yet been allowed to finish without wanting more</w:t>
+            </w:r>
+          </w:p>
+        </w:tc>
+      </w:tr>
+    </w:tbl>
+    <w:p>
+      <w:pPr>
+        <w:spacing w:after="100"/>
+      </w:pPr>
+      <w:r>
+        <w:rPr>
+          <w:rFonts w:ascii="Calibri" w:cs="Calibri" w:eastAsia="Calibri" w:hAnsi="Calibri"/>
+          <w:b/>
+          <w:bCs/>
+          <w:sz w:val="22"/>
+          <w:szCs w:val="22"/>
+        </w:rPr>
+        <w:t xml:space="preserve">And the four who arrive are not inventions of convenience.</w:t>
+      </w:r>
+      <w:r>
+        <w:rPr>
+          <w:rFonts w:ascii="Calibri" w:cs="Calibri" w:eastAsia="Calibri" w:hAnsi="Calibri"/>
+          <w:sz w:val="22"/>
+          <w:szCs w:val="22"/>
+        </w:rPr>
+        <w:t xml:space="preserve"> B1 spent a year judging documents from the outside — an unsigned notice, nine impersonal sentences in a bulletin, a complaints procedure whose clause 1 excluded the complainant, a person specification with three lines nobody could fail. </w:t>
+      </w:r>
+      <w:r>
+        <w:rPr>
+          <w:rFonts w:ascii="Calibri" w:cs="Calibri" w:eastAsia="Calibri" w:hAnsi="Calibri"/>
+          <w:b/>
+          <w:bCs/>
+          <w:sz w:val="22"/>
+          <w:szCs w:val="22"/>
+        </w:rPr>
+        <w:t xml:space="preserve">Three of the four who arrive at B2 are the people who write those documents, and the fourth is the one who has been assessed against them.</w:t>
+      </w:r>
+      <w:r>
+        <w:rPr>
+          <w:rFonts w:ascii="Calibri" w:cs="Calibri" w:eastAsia="Calibri" w:hAnsi="Calibri"/>
+          <w:sz w:val="22"/>
+          <w:szCs w:val="22"/>
+        </w:rPr>
+        <w:t xml:space="preserve"> That is the whole reason this intake exists, and Unit 1 is built on it.</w:t>
+      </w:r>
+    </w:p>
+    <w:tbl>
+      <w:tblPr>
+        <w:tblW w:type="dxa" w:w="9906"/>
+        <w:tblBorders>
+          <w:top w:val="single" w:color="auto" w:sz="4"/>
+          <w:left w:val="single" w:color="auto" w:sz="4"/>
+          <w:bottom w:val="single" w:color="auto" w:sz="4"/>
+          <w:right w:val="single" w:color="auto" w:sz="4"/>
+          <w:insideH w:val="single" w:color="auto" w:sz="4"/>
+          <w:insideV w:val="single" w:color="auto" w:sz="4"/>
+        </w:tblBorders>
+      </w:tblPr>
+      <w:tblGrid>
+        <w:gridCol w:w="2264"/>
+        <w:gridCol w:w="707"/>
+        <w:gridCol w:w="6935"/>
+      </w:tblGrid>
+      <w:tr>
+        <w:trPr>
+          <w:tblHeader/>
+        </w:trPr>
+        <w:tc>
+          <w:tcPr>
+            <w:tcW w:type="dxa" w:w="2264"/>
+            <w:tcBorders>
+              <w:top w:val="single" w:color="A6A6A6" w:sz="4"/>
+              <w:left w:val="single" w:color="A6A6A6" w:sz="4"/>
+              <w:bottom w:val="single" w:color="A6A6A6" w:sz="4"/>
+              <w:right w:val="single" w:color="A6A6A6" w:sz="4"/>
+            </w:tcBorders>
+            <w:shd w:fill="1F3864" w:color="auto" w:val="clear"/>
+            <w:tcMar>
+              <w:top w:type="dxa" w:w="50"/>
+              <w:left w:type="dxa" w:w="90"/>
+              <w:bottom w:type="dxa" w:w="50"/>
+              <w:right w:type="dxa" w:w="90"/>
+            </w:tcMar>
+          </w:tcPr>
+          <w:p>
+            <w:r>
+              <w:rPr>
+                <w:rFonts w:ascii="Calibri" w:cs="Calibri" w:eastAsia="Calibri" w:hAnsi="Calibri"/>
+                <w:b/>
+                <w:bCs/>
+                <w:color w:val="FFFFFF"/>
+                <w:sz w:val="20"/>
+                <w:szCs w:val="20"/>
+              </w:rPr>
+              <w:t xml:space="preserve">Arrives (4)</w:t>
+            </w:r>
+          </w:p>
+        </w:tc>
+        <w:tc>
+          <w:tcPr>
+            <w:tcW w:type="dxa" w:w="707"/>
+            <w:tcBorders>
+              <w:top w:val="single" w:color="A6A6A6" w:sz="4"/>
+              <w:left w:val="single" w:color="A6A6A6" w:sz="4"/>
+              <w:bottom w:val="single" w:color="A6A6A6" w:sz="4"/>
+              <w:right w:val="single" w:color="A6A6A6" w:sz="4"/>
+            </w:tcBorders>
+            <w:shd w:fill="1F3864" w:color="auto" w:val="clear"/>
+            <w:tcMar>
+              <w:top w:type="dxa" w:w="50"/>
+              <w:left w:type="dxa" w:w="90"/>
+              <w:bottom w:type="dxa" w:w="50"/>
+              <w:right w:type="dxa" w:w="90"/>
+            </w:tcMar>
+          </w:tcPr>
+          <w:p>
+            <w:r>
+              <w:rPr>
+                <w:rFonts w:ascii="Calibri" w:cs="Calibri" w:eastAsia="Calibri" w:hAnsi="Calibri"/>
+                <w:b/>
+                <w:bCs/>
+                <w:color w:val="FFFFFF"/>
+                <w:sz w:val="20"/>
+                <w:szCs w:val="20"/>
+              </w:rPr>
+              <w:t xml:space="preserve">age</w:t>
+            </w:r>
+          </w:p>
+        </w:tc>
+        <w:tc>
+          <w:tcPr>
+            <w:tcW w:type="dxa" w:w="6935"/>
+            <w:tcBorders>
+              <w:top w:val="single" w:color="A6A6A6" w:sz="4"/>
+              <w:left w:val="single" w:color="A6A6A6" w:sz="4"/>
+              <w:bottom w:val="single" w:color="A6A6A6" w:sz="4"/>
+              <w:right w:val="single" w:color="A6A6A6" w:sz="4"/>
+            </w:tcBorders>
+            <w:shd w:fill="1F3864" w:color="auto" w:val="clear"/>
+            <w:tcMar>
+              <w:top w:type="dxa" w:w="50"/>
+              <w:left w:type="dxa" w:w="90"/>
+              <w:bottom w:type="dxa" w:w="50"/>
+              <w:right w:type="dxa" w:w="90"/>
+            </w:tcMar>
+          </w:tcPr>
+          <w:p>
+            <w:r>
+              <w:rPr>
+                <w:rFonts w:ascii="Calibri" w:cs="Calibri" w:eastAsia="Calibri" w:hAnsi="Calibri"/>
+                <w:b/>
+                <w:bCs/>
+                <w:color w:val="FFFFFF"/>
+                <w:sz w:val="20"/>
+                <w:szCs w:val="20"/>
+              </w:rPr>
+              <w:t xml:space="preserve">who they are, and what the level needs them for</w:t>
+            </w:r>
+          </w:p>
+        </w:tc>
+      </w:tr>
+      <w:tr>
+        <w:tc>
+          <w:tcPr>
+            <w:tcW w:type="dxa" w:w="2264"/>
+            <w:tcBorders>
+              <w:top w:val="single" w:color="A6A6A6" w:sz="4"/>
+              <w:left w:val="single" w:color="A6A6A6" w:sz="4"/>
+              <w:bottom w:val="single" w:color="A6A6A6" w:sz="4"/>
+              <w:right w:val="single" w:color="A6A6A6" w:sz="4"/>
+            </w:tcBorders>
+            <w:tcMar>
+              <w:top w:type="dxa" w:w="50"/>
+              <w:left w:type="dxa" w:w="90"/>
+              <w:bottom w:type="dxa" w:w="50"/>
+              <w:right w:type="dxa" w:w="90"/>
+            </w:tcMar>
+          </w:tcPr>
+          <w:p>
+            <w:r>
+              <w:rPr>
+                <w:rFonts w:ascii="Calibri" w:cs="Calibri" w:eastAsia="Calibri" w:hAnsi="Calibri"/>
+                <w:b/>
+                <w:bCs/>
+                <w:sz w:val="20"/>
+                <w:szCs w:val="20"/>
+              </w:rPr>
+              <w:t xml:space="preserve">Hiba Nasser</w:t>
+            </w:r>
+          </w:p>
+        </w:tc>
+        <w:tc>
+          <w:tcPr>
+            <w:tcW w:type="dxa" w:w="707"/>
+            <w:tcBorders>
+              <w:top w:val="single" w:color="A6A6A6" w:sz="4"/>
+              <w:left w:val="single" w:color="A6A6A6" w:sz="4"/>
+              <w:bottom w:val="single" w:color="A6A6A6" w:sz="4"/>
+              <w:right w:val="single" w:color="A6A6A6" w:sz="4"/>
+            </w:tcBorders>
+            <w:tcMar>
+              <w:top w:type="dxa" w:w="50"/>
+              <w:left w:type="dxa" w:w="90"/>
+              <w:bottom w:type="dxa" w:w="50"/>
+              <w:right w:type="dxa" w:w="90"/>
+            </w:tcMar>
+          </w:tcPr>
+          <w:p>
+            <w:r>
+              <w:rPr>
+                <w:rFonts w:ascii="Calibri" w:cs="Calibri" w:eastAsia="Calibri" w:hAnsi="Calibri"/>
+                <w:sz w:val="20"/>
+                <w:szCs w:val="20"/>
+              </w:rPr>
+              <w:t xml:space="preserve">31</w:t>
+            </w:r>
+          </w:p>
+        </w:tc>
+        <w:tc>
+          <w:tcPr>
+            <w:tcW w:type="dxa" w:w="6935"/>
+            <w:tcBorders>
+              <w:top w:val="single" w:color="A6A6A6" w:sz="4"/>
+              <w:left w:val="single" w:color="A6A6A6" w:sz="4"/>
+              <w:bottom w:val="single" w:color="A6A6A6" w:sz="4"/>
+              <w:right w:val="single" w:color="A6A6A6" w:sz="4"/>
+            </w:tcBorders>
+            <w:tcMar>
+              <w:top w:type="dxa" w:w="50"/>
+              <w:left w:type="dxa" w:w="90"/>
+              <w:bottom w:type="dxa" w:w="50"/>
+              <w:right w:type="dxa" w:w="90"/>
+            </w:tcMar>
+          </w:tcPr>
+          <w:p>
+            <w:r>
+              <w:rPr>
+                <w:rFonts w:ascii="Calibri" w:cs="Calibri" w:eastAsia="Calibri" w:hAnsi="Calibri"/>
+                <w:b/>
+                <w:bCs/>
+                <w:sz w:val="20"/>
+                <w:szCs w:val="20"/>
+              </w:rPr>
+              <w:t xml:space="preserve">canon since A2</w:t>
+            </w:r>
+            <w:r>
+              <w:rPr>
+                <w:rFonts w:ascii="Calibri" w:cs="Calibri" w:eastAsia="Calibri" w:hAnsi="Calibri"/>
+                <w:sz w:val="20"/>
+                <w:szCs w:val="20"/>
+              </w:rPr>
+              <w:t xml:space="preserve"> — the one who left for the teacher-training course, four days a week, from 14 September. Now qualified and teaching in Jaramana. She is the only person in the room who has been </w:t>
+            </w:r>
+            <w:r>
+              <w:rPr>
+                <w:rFonts w:ascii="Calibri" w:cs="Calibri" w:eastAsia="Calibri" w:hAnsi="Calibri"/>
+                <w:b/>
+                <w:bCs/>
+                <w:sz w:val="20"/>
+                <w:szCs w:val="20"/>
+              </w:rPr>
+              <w:t xml:space="preserve">assessed against published criteria</w:t>
+            </w:r>
+            <w:r>
+              <w:rPr>
+                <w:rFonts w:ascii="Calibri" w:cs="Calibri" w:eastAsia="Calibri" w:hAnsi="Calibri"/>
+                <w:sz w:val="20"/>
+                <w:szCs w:val="20"/>
+              </w:rPr>
+              <w:t xml:space="preserve"> and had to sign the assessment, which is Unit 16. She literally takes Umm Kinan's chair</w:t>
+            </w:r>
+          </w:p>
+        </w:tc>
+      </w:tr>
+      <w:tr>
+        <w:tc>
+          <w:tcPr>
+            <w:tcW w:type="dxa" w:w="2264"/>
+            <w:tcBorders>
+              <w:top w:val="single" w:color="A6A6A6" w:sz="4"/>
+              <w:left w:val="single" w:color="A6A6A6" w:sz="4"/>
+              <w:bottom w:val="single" w:color="A6A6A6" w:sz="4"/>
+              <w:right w:val="single" w:color="A6A6A6" w:sz="4"/>
+            </w:tcBorders>
+            <w:tcMar>
+              <w:top w:type="dxa" w:w="50"/>
+              <w:left w:type="dxa" w:w="90"/>
+              <w:bottom w:type="dxa" w:w="50"/>
+              <w:right w:type="dxa" w:w="90"/>
+            </w:tcMar>
+          </w:tcPr>
+          <w:p>
+            <w:r>
+              <w:rPr>
+                <w:rFonts w:ascii="Calibri" w:cs="Calibri" w:eastAsia="Calibri" w:hAnsi="Calibri"/>
+                <w:b/>
+                <w:bCs/>
+                <w:sz w:val="20"/>
+                <w:szCs w:val="20"/>
+              </w:rPr>
+              <w:t xml:space="preserve">Adnan Barghouti</w:t>
+            </w:r>
+          </w:p>
+        </w:tc>
+        <w:tc>
+          <w:tcPr>
+            <w:tcW w:type="dxa" w:w="707"/>
+            <w:tcBorders>
+              <w:top w:val="single" w:color="A6A6A6" w:sz="4"/>
+              <w:left w:val="single" w:color="A6A6A6" w:sz="4"/>
+              <w:bottom w:val="single" w:color="A6A6A6" w:sz="4"/>
+              <w:right w:val="single" w:color="A6A6A6" w:sz="4"/>
+            </w:tcBorders>
+            <w:tcMar>
+              <w:top w:type="dxa" w:w="50"/>
+              <w:left w:type="dxa" w:w="90"/>
+              <w:bottom w:type="dxa" w:w="50"/>
+              <w:right w:type="dxa" w:w="90"/>
+            </w:tcMar>
+          </w:tcPr>
+          <w:p>
+            <w:r>
+              <w:rPr>
+                <w:rFonts w:ascii="Calibri" w:cs="Calibri" w:eastAsia="Calibri" w:hAnsi="Calibri"/>
+                <w:sz w:val="20"/>
+                <w:szCs w:val="20"/>
+              </w:rPr>
+              <w:t xml:space="preserve">44</w:t>
+            </w:r>
+          </w:p>
+        </w:tc>
+        <w:tc>
+          <w:tcPr>
+            <w:tcW w:type="dxa" w:w="6935"/>
+            <w:tcBorders>
+              <w:top w:val="single" w:color="A6A6A6" w:sz="4"/>
+              <w:left w:val="single" w:color="A6A6A6" w:sz="4"/>
+              <w:bottom w:val="single" w:color="A6A6A6" w:sz="4"/>
+              <w:right w:val="single" w:color="A6A6A6" w:sz="4"/>
+            </w:tcBorders>
+            <w:tcMar>
+              <w:top w:type="dxa" w:w="50"/>
+              <w:left w:type="dxa" w:w="90"/>
+              <w:bottom w:type="dxa" w:w="50"/>
+              <w:right w:type="dxa" w:w="90"/>
+            </w:tcMar>
+          </w:tcPr>
+          <w:p>
+            <w:r>
+              <w:rPr>
+                <w:rFonts w:ascii="Calibri" w:cs="Calibri" w:eastAsia="Calibri" w:hAnsi="Calibri"/>
+                <w:sz w:val="20"/>
+                <w:szCs w:val="20"/>
+              </w:rPr>
+              <w:t xml:space="preserve">clerk in a directorate contracts office in Damascus, nineteen years. </w:t>
+            </w:r>
+            <w:r>
+              <w:rPr>
+                <w:rFonts w:ascii="Calibri" w:cs="Calibri" w:eastAsia="Calibri" w:hAnsi="Calibri"/>
+                <w:b/>
+                <w:bCs/>
+                <w:sz w:val="20"/>
+                <w:szCs w:val="20"/>
+              </w:rPr>
+              <w:t xml:space="preserve">He writes the sentences this class took apart in B1 23.3.</w:t>
+            </w:r>
+            <w:r>
+              <w:rPr>
+                <w:rFonts w:ascii="Calibri" w:cs="Calibri" w:eastAsia="Calibri" w:hAnsi="Calibri"/>
+                <w:sz w:val="20"/>
+                <w:szCs w:val="20"/>
+              </w:rPr>
+              <w:t xml:space="preserve"> He is the man Tareq could not find to put into a notice — and he is decent, overworked, and there is no space on his form for a name. Units 2, 19, 20 and 21</w:t>
+            </w:r>
+          </w:p>
+        </w:tc>
+      </w:tr>
+      <w:tr>
+        <w:tc>
+          <w:tcPr>
+            <w:tcW w:type="dxa" w:w="2264"/>
+            <w:tcBorders>
+              <w:top w:val="single" w:color="A6A6A6" w:sz="4"/>
+              <w:left w:val="single" w:color="A6A6A6" w:sz="4"/>
+              <w:bottom w:val="single" w:color="A6A6A6" w:sz="4"/>
+              <w:right w:val="single" w:color="A6A6A6" w:sz="4"/>
+            </w:tcBorders>
+            <w:tcMar>
+              <w:top w:type="dxa" w:w="50"/>
+              <w:left w:type="dxa" w:w="90"/>
+              <w:bottom w:type="dxa" w:w="50"/>
+              <w:right w:type="dxa" w:w="90"/>
+            </w:tcMar>
+          </w:tcPr>
+          <w:p>
+            <w:r>
+              <w:rPr>
+                <w:rFonts w:ascii="Calibri" w:cs="Calibri" w:eastAsia="Calibri" w:hAnsi="Calibri"/>
+                <w:b/>
+                <w:bCs/>
+                <w:sz w:val="20"/>
+                <w:szCs w:val="20"/>
+              </w:rPr>
+              <w:t xml:space="preserve">Dima Khoury</w:t>
+            </w:r>
+          </w:p>
+        </w:tc>
+        <w:tc>
+          <w:tcPr>
+            <w:tcW w:type="dxa" w:w="707"/>
+            <w:tcBorders>
+              <w:top w:val="single" w:color="A6A6A6" w:sz="4"/>
+              <w:left w:val="single" w:color="A6A6A6" w:sz="4"/>
+              <w:bottom w:val="single" w:color="A6A6A6" w:sz="4"/>
+              <w:right w:val="single" w:color="A6A6A6" w:sz="4"/>
+            </w:tcBorders>
+            <w:tcMar>
+              <w:top w:type="dxa" w:w="50"/>
+              <w:left w:type="dxa" w:w="90"/>
+              <w:bottom w:type="dxa" w:w="50"/>
+              <w:right w:type="dxa" w:w="90"/>
+            </w:tcMar>
+          </w:tcPr>
+          <w:p>
+            <w:r>
+              <w:rPr>
+                <w:rFonts w:ascii="Calibri" w:cs="Calibri" w:eastAsia="Calibri" w:hAnsi="Calibri"/>
+                <w:sz w:val="20"/>
+                <w:szCs w:val="20"/>
+              </w:rPr>
+              <w:t xml:space="preserve">29</w:t>
+            </w:r>
+          </w:p>
+        </w:tc>
+        <w:tc>
+          <w:tcPr>
+            <w:tcW w:type="dxa" w:w="6935"/>
+            <w:tcBorders>
+              <w:top w:val="single" w:color="A6A6A6" w:sz="4"/>
+              <w:left w:val="single" w:color="A6A6A6" w:sz="4"/>
+              <w:bottom w:val="single" w:color="A6A6A6" w:sz="4"/>
+              <w:right w:val="single" w:color="A6A6A6" w:sz="4"/>
+            </w:tcBorders>
+            <w:tcMar>
+              <w:top w:type="dxa" w:w="50"/>
+              <w:left w:type="dxa" w:w="90"/>
+              <w:bottom w:type="dxa" w:w="50"/>
+              <w:right w:type="dxa" w:w="90"/>
+            </w:tcMar>
+          </w:tcPr>
+          <w:p>
+            <w:r>
+              <w:rPr>
+                <w:rFonts w:ascii="Calibri" w:cs="Calibri" w:eastAsia="Calibri" w:hAnsi="Calibri"/>
+                <w:sz w:val="20"/>
+                <w:szCs w:val="20"/>
+              </w:rPr>
+              <w:t xml:space="preserve">writes and sub-edits a pharmacists' trade bulletin in Damascus — the same kind of bulletin Lubna judged in B1 23.1. She once chose the word </w:t>
+            </w:r>
+            <w:r>
+              <w:rPr>
+                <w:rFonts w:ascii="Calibri" w:cs="Calibri" w:eastAsia="Calibri" w:hAnsi="Calibri"/>
+                <w:i/>
+                <w:iCs/>
+                <w:sz w:val="20"/>
+                <w:szCs w:val="20"/>
+              </w:rPr>
+              <w:t xml:space="preserve">claimed</w:t>
+            </w:r>
+            <w:r>
+              <w:rPr>
+                <w:rFonts w:ascii="Calibri" w:cs="Calibri" w:eastAsia="Calibri" w:hAnsi="Calibri"/>
+                <w:sz w:val="20"/>
+                <w:szCs w:val="20"/>
+              </w:rPr>
+              <w:t xml:space="preserve"> about a group of employees and cannot remember choosing it. Units 8, 18 and 23</w:t>
+            </w:r>
+          </w:p>
+        </w:tc>
+      </w:tr>
+      <w:tr>
+        <w:tc>
+          <w:tcPr>
+            <w:tcW w:type="dxa" w:w="2264"/>
+            <w:tcBorders>
+              <w:top w:val="single" w:color="A6A6A6" w:sz="4"/>
+              <w:left w:val="single" w:color="A6A6A6" w:sz="4"/>
+              <w:bottom w:val="single" w:color="A6A6A6" w:sz="4"/>
+              <w:right w:val="single" w:color="A6A6A6" w:sz="4"/>
+            </w:tcBorders>
+            <w:tcMar>
+              <w:top w:type="dxa" w:w="50"/>
+              <w:left w:type="dxa" w:w="90"/>
+              <w:bottom w:type="dxa" w:w="50"/>
+              <w:right w:type="dxa" w:w="90"/>
+            </w:tcMar>
+          </w:tcPr>
+          <w:p>
+            <w:r>
+              <w:rPr>
+                <w:rFonts w:ascii="Calibri" w:cs="Calibri" w:eastAsia="Calibri" w:hAnsi="Calibri"/>
+                <w:b/>
+                <w:bCs/>
+                <w:sz w:val="20"/>
+                <w:szCs w:val="20"/>
+              </w:rPr>
+              <w:t xml:space="preserve">Rim Shaaban</w:t>
+            </w:r>
+          </w:p>
+        </w:tc>
+        <w:tc>
+          <w:tcPr>
+            <w:tcW w:type="dxa" w:w="707"/>
+            <w:tcBorders>
+              <w:top w:val="single" w:color="A6A6A6" w:sz="4"/>
+              <w:left w:val="single" w:color="A6A6A6" w:sz="4"/>
+              <w:bottom w:val="single" w:color="A6A6A6" w:sz="4"/>
+              <w:right w:val="single" w:color="A6A6A6" w:sz="4"/>
+            </w:tcBorders>
+            <w:tcMar>
+              <w:top w:type="dxa" w:w="50"/>
+              <w:left w:type="dxa" w:w="90"/>
+              <w:bottom w:type="dxa" w:w="50"/>
+              <w:right w:type="dxa" w:w="90"/>
+            </w:tcMar>
+          </w:tcPr>
+          <w:p>
+            <w:r>
+              <w:rPr>
+                <w:rFonts w:ascii="Calibri" w:cs="Calibri" w:eastAsia="Calibri" w:hAnsi="Calibri"/>
+                <w:sz w:val="20"/>
+                <w:szCs w:val="20"/>
+              </w:rPr>
+              <w:t xml:space="preserve">35</w:t>
+            </w:r>
+          </w:p>
+        </w:tc>
+        <w:tc>
+          <w:tcPr>
+            <w:tcW w:type="dxa" w:w="6935"/>
+            <w:tcBorders>
+              <w:top w:val="single" w:color="A6A6A6" w:sz="4"/>
+              <w:left w:val="single" w:color="A6A6A6" w:sz="4"/>
+              <w:bottom w:val="single" w:color="A6A6A6" w:sz="4"/>
+              <w:right w:val="single" w:color="A6A6A6" w:sz="4"/>
+            </w:tcBorders>
+            <w:tcMar>
+              <w:top w:type="dxa" w:w="50"/>
+              <w:left w:type="dxa" w:w="90"/>
+              <w:bottom w:type="dxa" w:w="50"/>
+              <w:right w:type="dxa" w:w="90"/>
+            </w:tcMar>
+          </w:tcPr>
+          <w:p>
+            <w:r>
+              <w:rPr>
+                <w:rFonts w:ascii="Calibri" w:cs="Calibri" w:eastAsia="Calibri" w:hAnsi="Calibri"/>
+                <w:sz w:val="20"/>
+                <w:szCs w:val="20"/>
+              </w:rPr>
+              <w:t xml:space="preserve">quality manager at a biscuit factory at Adra. Writes specifications, refuses batches, and has to put bad news in writing about twice a month. Units 16, 20, 21 and 22</w:t>
+            </w:r>
+          </w:p>
+        </w:tc>
+      </w:tr>
+    </w:tbl>
     <w:tbl>
       <w:tblPr>
         <w:tblW w:type="dxa" w:w="9906"/>
@@ -32633,12 +34160,12 @@
           <w:tcPr>
             <w:tcW w:type="dxa" w:w="9906"/>
             <w:tcBorders>
-              <w:top w:val="single" w:color="C55A11" w:sz="6"/>
-              <w:left w:val="single" w:color="C55A11" w:sz="6"/>
-              <w:bottom w:val="single" w:color="C55A11" w:sz="6"/>
-              <w:right w:val="single" w:color="C55A11" w:sz="6"/>
-            </w:tcBorders>
-            <w:shd w:fill="FBE5D6" w:color="auto" w:val="clear"/>
+              <w:top w:val="single" w:color="0F6E6E" w:sz="6"/>
+              <w:left w:val="single" w:color="0F6E6E" w:sz="6"/>
+              <w:bottom w:val="single" w:color="0F6E6E" w:sz="6"/>
+              <w:right w:val="single" w:color="0F6E6E" w:sz="6"/>
+            </w:tcBorders>
+            <w:shd w:fill="E2F0EF" w:color="auto" w:val="clear"/>
             <w:tcMar>
               <w:top w:type="dxa" w:w="100"/>
               <w:left w:type="dxa" w:w="160"/>
@@ -32655,11 +34182,11 @@
                 <w:rFonts w:ascii="Calibri" w:cs="Calibri" w:eastAsia="Calibri" w:hAnsi="Calibri"/>
                 <w:b/>
                 <w:bCs/>
-                <w:color w:val="C55A11"/>
+                <w:color w:val="0F6E6E"/>
                 <w:sz w:val="22"/>
                 <w:szCs w:val="22"/>
               </w:rPr>
-              <w:t xml:space="preserve">Decision for the author</w:t>
+              <w:t xml:space="preserve">Decision taken</w:t>
             </w:r>
           </w:p>
           <w:p>
@@ -32674,7 +34201,7 @@
                 <w:sz w:val="22"/>
                 <w:szCs w:val="22"/>
               </w:rPr>
-              <w:t xml:space="preserve">Decision 3.</w:t>
+              <w:t xml:space="preserve">Decision 3 · taken, as set out in the three tables above.</w:t>
             </w:r>
             <w:r>
               <w:rPr>
@@ -32682,7 +34209,7 @@
                 <w:sz w:val="22"/>
                 <w:szCs w:val="22"/>
               </w:rPr>
-              <w:t xml:space="preserve"> Which eight go on, and which four leave and why. This is the one decision in the plan that is purely the author's, because it is about his own people. The plan needs it before Unit 1 is written, and it is worth noting that the most useful version is the one in which </w:t>
+              <w:t xml:space="preserve"> It was the only decision in the plan that was purely the author's, because it is about his own people, and it was delegated. Two things in it are worth defending. </w:t>
             </w:r>
             <w:r>
               <w:rPr>
@@ -32692,7 +34219,7 @@
                 <w:sz w:val="22"/>
                 <w:szCs w:val="22"/>
               </w:rPr>
-              <w:t xml:space="preserve">the person who leaves is the one whose thread was going best</w:t>
+              <w:t xml:space="preserve">Rasha leaves because she succeeds</w:t>
             </w:r>
             <w:r>
               <w:rPr>
@@ -32700,7 +34227,25 @@
                 <w:sz w:val="22"/>
                 <w:szCs w:val="22"/>
               </w:rPr>
-              <w:t xml:space="preserve"> — Rasha getting the post, or Yara getting the laboratory job — because the class then has to describe a success in somebody's absence.</w:t>
+              <w:t xml:space="preserve"> — the principle the plan argued for, applied to the strongest thread in B1 Book 2, because a class that has to describe somebody's success in their absence is doing the hardest register work in the level on the first evening. And </w:t>
+            </w:r>
+            <w:r>
+              <w:rPr>
+                <w:rFonts w:ascii="Calibri" w:cs="Calibri" w:eastAsia="Calibri" w:hAnsi="Calibri"/>
+                <w:b/>
+                <w:bCs/>
+                <w:sz w:val="22"/>
+                <w:szCs w:val="22"/>
+              </w:rPr>
+              <w:t xml:space="preserve">Lina leaves satisfied</w:t>
+            </w:r>
+            <w:r>
+              <w:rPr>
+                <w:rFonts w:ascii="Calibri" w:cs="Calibri" w:eastAsia="Calibri" w:hAnsi="Calibri"/>
+                <w:sz w:val="22"/>
+                <w:szCs w:val="22"/>
+              </w:rPr>
+              <w:t xml:space="preserve">, which no character in this series has been allowed to do: every exit so far has been somebody going on to something. One person stopping because the thing is finished is worth a paragraph of Unit 1 on its own. ⚠ Yara was the other candidate for the Rasha exit and was kept, because her 14 January note is used in three B1 cycles and is needed in 24.1 when the sealed letters are opened.</w:t>
             </w:r>
           </w:p>
         </w:tc>
@@ -33983,12 +35528,12 @@
           <w:tcPr>
             <w:tcW w:type="dxa" w:w="9906"/>
             <w:tcBorders>
-              <w:top w:val="single" w:color="C55A11" w:sz="6"/>
-              <w:left w:val="single" w:color="C55A11" w:sz="6"/>
-              <w:bottom w:val="single" w:color="C55A11" w:sz="6"/>
-              <w:right w:val="single" w:color="C55A11" w:sz="6"/>
-            </w:tcBorders>
-            <w:shd w:fill="FBE5D6" w:color="auto" w:val="clear"/>
+              <w:top w:val="single" w:color="0F6E6E" w:sz="6"/>
+              <w:left w:val="single" w:color="0F6E6E" w:sz="6"/>
+              <w:bottom w:val="single" w:color="0F6E6E" w:sz="6"/>
+              <w:right w:val="single" w:color="0F6E6E" w:sz="6"/>
+            </w:tcBorders>
+            <w:shd w:fill="E2F0EF" w:color="auto" w:val="clear"/>
             <w:tcMar>
               <w:top w:type="dxa" w:w="100"/>
               <w:left w:type="dxa" w:w="160"/>
@@ -34005,11 +35550,11 @@
                 <w:rFonts w:ascii="Calibri" w:cs="Calibri" w:eastAsia="Calibri" w:hAnsi="Calibri"/>
                 <w:b/>
                 <w:bCs/>
-                <w:color w:val="C55A11"/>
+                <w:color w:val="0F6E6E"/>
                 <w:sz w:val="22"/>
                 <w:szCs w:val="22"/>
               </w:rPr>
-              <w:t xml:space="preserve">Decision for the author</w:t>
+              <w:t xml:space="preserve">Decision taken</w:t>
             </w:r>
           </w:p>
           <w:p>
@@ -34024,7 +35569,7 @@
                 <w:sz w:val="22"/>
                 <w:szCs w:val="22"/>
               </w:rPr>
-              <w:t xml:space="preserve">Decision 4.</w:t>
+              <w:t xml:space="preserve">Decision 4 · taken: once more, and the book says it is the last one.</w:t>
             </w:r>
             <w:r>
               <w:rPr>
@@ -34032,7 +35577,7 @@
                 <w:sz w:val="22"/>
                 <w:szCs w:val="22"/>
               </w:rPr>
-              <w:t xml:space="preserve"> The sealed letter, a third time. B1's decision 4 reused the A2 envelope device once, at two-year scale, and it worked: 24.6 is the best cycle in B1 Book 2. 24.6 above proposes </w:t>
+              <w:t xml:space="preserve"> 24.1 opens the B1 letter and 24.6 seals the C1 one, and </w:t>
             </w:r>
             <w:r>
               <w:rPr>
@@ -34042,7 +35587,7 @@
                 <w:sz w:val="22"/>
                 <w:szCs w:val="22"/>
               </w:rPr>
-              <w:t xml:space="preserve">opening the B1 letter and sealing a C1 one in the same cycle</w:t>
+              <w:t xml:space="preserve">24.6 prints a line saying that this is the third and final letter of the series.</w:t>
             </w:r>
             <w:r>
               <w:rPr>
@@ -34050,7 +35595,7 @@
                 <w:sz w:val="22"/>
                 <w:szCs w:val="22"/>
               </w:rPr>
-              <w:t xml:space="preserve">, which is either the natural completion of the device or the point at which it becomes a formula. The plan's recommendation is to do it once more and then retire it, and to say so in the book — the C1 letter is the last one, and the cycle says so on the page.</w:t>
+              <w:t xml:space="preserve"> That sentence is the whole of the decision: a device used three times without comment is a formula, and a device that announces its own last use is a device that has been thought about. The A2 envelopes were six months, the B1 letter two years, the C1 letter two more — and at that point the student has a dated series of four documents about themselves spanning six years, which is the only thing in these books that could not have been bought.</w:t>
             </w:r>
           </w:p>
         </w:tc>
@@ -37397,7 +38942,20 @@
         <w:rPr>
           <w:rFonts w:ascii="Calibri" w:cs="Calibri" w:eastAsia="Calibri" w:hAnsi="Calibri"/>
         </w:rPr>
-        <w:t xml:space="preserve">15 · The seven decisions that are the author's</w:t>
+        <w:t xml:space="preserve">15 · The seven decisions, and how they were taken</w:t>
+      </w:r>
+    </w:p>
+    <w:p>
+      <w:pPr>
+        <w:spacing w:after="100"/>
+      </w:pPr>
+      <w:r>
+        <w:rPr>
+          <w:rFonts w:ascii="Calibri" w:cs="Calibri" w:eastAsia="Calibri" w:hAnsi="Calibri"/>
+          <w:sz w:val="22"/>
+          <w:szCs w:val="22"/>
+        </w:rPr>
+        <w:t xml:space="preserve">All seven were delegated by the author in one sentence and all seven are now closed. Nothing in this plan is waiting on anybody, and Phase 0 can begin on the day this document is read.</w:t>
       </w:r>
     </w:p>
     <w:tbl>
@@ -37413,10 +38971,10 @@
         </w:tblBorders>
       </w:tblPr>
       <w:tblGrid>
-        <w:gridCol w:w="619"/>
-        <w:gridCol w:w="3838"/>
-        <w:gridCol w:w="4086"/>
-        <w:gridCol w:w="1363"/>
+        <w:gridCol w:w="495"/>
+        <w:gridCol w:w="2847"/>
+        <w:gridCol w:w="2847"/>
+        <w:gridCol w:w="3717"/>
       </w:tblGrid>
       <w:tr>
         <w:trPr>
@@ -37424,7 +38982,7 @@
         </w:trPr>
         <w:tc>
           <w:tcPr>
-            <w:tcW w:type="dxa" w:w="619"/>
+            <w:tcW w:type="dxa" w:w="495"/>
             <w:tcBorders>
               <w:top w:val="single" w:color="A6A6A6" w:sz="4"/>
               <w:left w:val="single" w:color="A6A6A6" w:sz="4"/>
@@ -37455,7 +39013,7 @@
         </w:tc>
         <w:tc>
           <w:tcPr>
-            <w:tcW w:type="dxa" w:w="3838"/>
+            <w:tcW w:type="dxa" w:w="2847"/>
             <w:tcBorders>
               <w:top w:val="single" w:color="A6A6A6" w:sz="4"/>
               <w:left w:val="single" w:color="A6A6A6" w:sz="4"/>
@@ -37480,13 +39038,13 @@
                 <w:sz w:val="20"/>
                 <w:szCs w:val="20"/>
               </w:rPr>
-              <w:t xml:space="preserve">Decision</w:t>
-            </w:r>
-          </w:p>
-        </w:tc>
-        <w:tc>
-          <w:tcPr>
-            <w:tcW w:type="dxa" w:w="4086"/>
+              <w:t xml:space="preserve">The question</w:t>
+            </w:r>
+          </w:p>
+        </w:tc>
+        <w:tc>
+          <w:tcPr>
+            <w:tcW w:type="dxa" w:w="2847"/>
             <w:tcBorders>
               <w:top w:val="single" w:color="A6A6A6" w:sz="4"/>
               <w:left w:val="single" w:color="A6A6A6" w:sz="4"/>
@@ -37511,13 +39069,13 @@
                 <w:sz w:val="20"/>
                 <w:szCs w:val="20"/>
               </w:rPr>
-              <w:t xml:space="preserve">Recommendation</w:t>
-            </w:r>
-          </w:p>
-        </w:tc>
-        <w:tc>
-          <w:tcPr>
-            <w:tcW w:type="dxa" w:w="1363"/>
+              <w:t xml:space="preserve">Taken as</w:t>
+            </w:r>
+          </w:p>
+        </w:tc>
+        <w:tc>
+          <w:tcPr>
+            <w:tcW w:type="dxa" w:w="3717"/>
             <w:tcBorders>
               <w:top w:val="single" w:color="A6A6A6" w:sz="4"/>
               <w:left w:val="single" w:color="A6A6A6" w:sz="4"/>
@@ -37542,7 +39100,7 @@
                 <w:sz w:val="20"/>
                 <w:szCs w:val="20"/>
               </w:rPr>
-              <w:t xml:space="preserve">Needed by</w:t>
+              <w:t xml:space="preserve">What it cost to decide it this way</w:t>
             </w:r>
           </w:p>
         </w:tc>
@@ -37550,7 +39108,7 @@
       <w:tr>
         <w:tc>
           <w:tcPr>
-            <w:tcW w:type="dxa" w:w="619"/>
+            <w:tcW w:type="dxa" w:w="495"/>
             <w:tcBorders>
               <w:top w:val="single" w:color="A6A6A6" w:sz="4"/>
               <w:left w:val="single" w:color="A6A6A6" w:sz="4"/>
@@ -37577,34 +39135,34 @@
         </w:tc>
         <w:tc>
           <w:tcPr>
-            <w:tcW w:type="dxa" w:w="3838"/>
-            <w:tcBorders>
-              <w:top w:val="single" w:color="A6A6A6" w:sz="4"/>
-              <w:left w:val="single" w:color="A6A6A6" w:sz="4"/>
-              <w:bottom w:val="single" w:color="A6A6A6" w:sz="4"/>
-              <w:right w:val="single" w:color="A6A6A6" w:sz="4"/>
-            </w:tcBorders>
-            <w:tcMar>
-              <w:top w:type="dxa" w:w="50"/>
-              <w:left w:type="dxa" w:w="90"/>
-              <w:bottom w:type="dxa" w:w="50"/>
-              <w:right w:type="dxa" w:w="90"/>
-            </w:tcMar>
-          </w:tcPr>
-          <w:p>
-            <w:r>
-              <w:rPr>
-                <w:rFonts w:ascii="Calibri" w:cs="Calibri" w:eastAsia="Calibri" w:hAnsi="Calibri"/>
-                <w:sz w:val="20"/>
-                <w:szCs w:val="20"/>
-              </w:rPr>
-              <w:t xml:space="preserve">Two books of twelve — now constrained by the certificate printed in B1 24.7</w:t>
-            </w:r>
-          </w:p>
-        </w:tc>
-        <w:tc>
-          <w:tcPr>
-            <w:tcW w:type="dxa" w:w="4086"/>
+            <w:tcW w:type="dxa" w:w="2847"/>
+            <w:tcBorders>
+              <w:top w:val="single" w:color="A6A6A6" w:sz="4"/>
+              <w:left w:val="single" w:color="A6A6A6" w:sz="4"/>
+              <w:bottom w:val="single" w:color="A6A6A6" w:sz="4"/>
+              <w:right w:val="single" w:color="A6A6A6" w:sz="4"/>
+            </w:tcBorders>
+            <w:tcMar>
+              <w:top w:type="dxa" w:w="50"/>
+              <w:left w:type="dxa" w:w="90"/>
+              <w:bottom w:type="dxa" w:w="50"/>
+              <w:right w:type="dxa" w:w="90"/>
+            </w:tcMar>
+          </w:tcPr>
+          <w:p>
+            <w:r>
+              <w:rPr>
+                <w:rFonts w:ascii="Calibri" w:cs="Calibri" w:eastAsia="Calibri" w:hAnsi="Calibri"/>
+                <w:sz w:val="20"/>
+                <w:szCs w:val="20"/>
+              </w:rPr>
+              <w:t xml:space="preserve">Two books of twelve, or three of eight</w:t>
+            </w:r>
+          </w:p>
+        </w:tc>
+        <w:tc>
+          <w:tcPr>
+            <w:tcW w:type="dxa" w:w="2847"/>
             <w:tcBorders>
               <w:top w:val="single" w:color="A6A6A6" w:sz="4"/>
               <w:left w:val="single" w:color="A6A6A6" w:sz="4"/>
@@ -37635,34 +39193,34 @@
                 <w:sz w:val="20"/>
                 <w:szCs w:val="20"/>
               </w:rPr>
-              <w:t xml:space="preserve"> A 3 × 8 rebinding costs an erratum in a delivered book as well as two extra tests</w:t>
-            </w:r>
-          </w:p>
-        </w:tc>
-        <w:tc>
-          <w:tcPr>
-            <w:tcW w:type="dxa" w:w="1363"/>
-            <w:tcBorders>
-              <w:top w:val="single" w:color="A6A6A6" w:sz="4"/>
-              <w:left w:val="single" w:color="A6A6A6" w:sz="4"/>
-              <w:bottom w:val="single" w:color="A6A6A6" w:sz="4"/>
-              <w:right w:val="single" w:color="A6A6A6" w:sz="4"/>
-            </w:tcBorders>
-            <w:tcMar>
-              <w:top w:type="dxa" w:w="50"/>
-              <w:left w:type="dxa" w:w="90"/>
-              <w:bottom w:type="dxa" w:w="50"/>
-              <w:right w:type="dxa" w:w="90"/>
-            </w:tcMar>
-          </w:tcPr>
-          <w:p>
-            <w:r>
-              <w:rPr>
-                <w:rFonts w:ascii="Calibri" w:cs="Calibri" w:eastAsia="Calibri" w:hAnsi="Calibri"/>
-                <w:sz w:val="20"/>
-                <w:szCs w:val="20"/>
-              </w:rPr>
-              <w:t xml:space="preserve">start of Phase 0</w:t>
+              <w:t xml:space="preserve"> 24 units, 168 cycles, 252 hours</w:t>
+            </w:r>
+          </w:p>
+        </w:tc>
+        <w:tc>
+          <w:tcPr>
+            <w:tcW w:type="dxa" w:w="3717"/>
+            <w:tcBorders>
+              <w:top w:val="single" w:color="A6A6A6" w:sz="4"/>
+              <w:left w:val="single" w:color="A6A6A6" w:sz="4"/>
+              <w:bottom w:val="single" w:color="A6A6A6" w:sz="4"/>
+              <w:right w:val="single" w:color="A6A6A6" w:sz="4"/>
+            </w:tcBorders>
+            <w:tcMar>
+              <w:top w:type="dxa" w:w="50"/>
+              <w:left w:type="dxa" w:w="90"/>
+              <w:bottom w:type="dxa" w:w="50"/>
+              <w:right w:type="dxa" w:w="90"/>
+            </w:tcMar>
+          </w:tcPr>
+          <w:p>
+            <w:r>
+              <w:rPr>
+                <w:rFonts w:ascii="Calibri" w:cs="Calibri" w:eastAsia="Calibri" w:hAnsi="Calibri"/>
+                <w:sz w:val="20"/>
+                <w:szCs w:val="20"/>
+              </w:rPr>
+              <w:t xml:space="preserve">nothing — and three of eight would have cost an erratum in a delivered book plus two more test-and-key pairs</w:t>
             </w:r>
           </w:p>
         </w:tc>
@@ -37670,7 +39228,7 @@
       <w:tr>
         <w:tc>
           <w:tcPr>
-            <w:tcW w:type="dxa" w:w="619"/>
+            <w:tcW w:type="dxa" w:w="495"/>
             <w:tcBorders>
               <w:top w:val="single" w:color="A6A6A6" w:sz="4"/>
               <w:left w:val="single" w:color="A6A6A6" w:sz="4"/>
@@ -37697,34 +39255,34 @@
         </w:tc>
         <w:tc>
           <w:tcPr>
-            <w:tcW w:type="dxa" w:w="3838"/>
-            <w:tcBorders>
-              <w:top w:val="single" w:color="A6A6A6" w:sz="4"/>
-              <w:left w:val="single" w:color="A6A6A6" w:sz="4"/>
-              <w:bottom w:val="single" w:color="A6A6A6" w:sz="4"/>
-              <w:right w:val="single" w:color="A6A6A6" w:sz="4"/>
-            </w:tcBorders>
-            <w:tcMar>
-              <w:top w:type="dxa" w:w="50"/>
-              <w:left w:type="dxa" w:w="90"/>
-              <w:bottom w:type="dxa" w:w="50"/>
-              <w:right w:type="dxa" w:w="90"/>
-            </w:tcMar>
-          </w:tcPr>
-          <w:p>
-            <w:r>
-              <w:rPr>
-                <w:rFonts w:ascii="Calibri" w:cs="Calibri" w:eastAsia="Calibri" w:hAnsi="Calibri"/>
-                <w:sz w:val="20"/>
-                <w:szCs w:val="20"/>
-              </w:rPr>
-              <w:t xml:space="preserve">Cambridge B2 First as the anchor, or Business Vantage, or exam-light</w:t>
-            </w:r>
-          </w:p>
-        </w:tc>
-        <w:tc>
-          <w:tcPr>
-            <w:tcW w:type="dxa" w:w="4086"/>
+            <w:tcW w:type="dxa" w:w="2847"/>
+            <w:tcBorders>
+              <w:top w:val="single" w:color="A6A6A6" w:sz="4"/>
+              <w:left w:val="single" w:color="A6A6A6" w:sz="4"/>
+              <w:bottom w:val="single" w:color="A6A6A6" w:sz="4"/>
+              <w:right w:val="single" w:color="A6A6A6" w:sz="4"/>
+            </w:tcBorders>
+            <w:tcMar>
+              <w:top w:type="dxa" w:w="50"/>
+              <w:left w:type="dxa" w:w="90"/>
+              <w:bottom w:type="dxa" w:w="50"/>
+              <w:right w:type="dxa" w:w="90"/>
+            </w:tcMar>
+          </w:tcPr>
+          <w:p>
+            <w:r>
+              <w:rPr>
+                <w:rFonts w:ascii="Calibri" w:cs="Calibri" w:eastAsia="Calibri" w:hAnsi="Calibri"/>
+                <w:sz w:val="20"/>
+                <w:szCs w:val="20"/>
+              </w:rPr>
+              <w:t xml:space="preserve">B2 First, Business Vantage, or exam-light</w:t>
+            </w:r>
+          </w:p>
+        </w:tc>
+        <w:tc>
+          <w:tcPr>
+            <w:tcW w:type="dxa" w:w="2847"/>
             <w:tcBorders>
               <w:top w:val="single" w:color="A6A6A6" w:sz="4"/>
               <w:left w:val="single" w:color="A6A6A6" w:sz="4"/>
@@ -37749,40 +39307,32 @@
               </w:rPr>
               <w:t xml:space="preserve">B2 First</w:t>
             </w:r>
-            <w:r>
-              <w:rPr>
-                <w:rFonts w:ascii="Calibri" w:cs="Calibri" w:eastAsia="Calibri" w:hAnsi="Calibri"/>
-                <w:sz w:val="20"/>
-                <w:szCs w:val="20"/>
-              </w:rPr>
-              <w:t xml:space="preserve"> — the cast is working people but the series has anchored on the general exam twice</w:t>
-            </w:r>
-          </w:p>
-        </w:tc>
-        <w:tc>
-          <w:tcPr>
-            <w:tcW w:type="dxa" w:w="1363"/>
-            <w:tcBorders>
-              <w:top w:val="single" w:color="A6A6A6" w:sz="4"/>
-              <w:left w:val="single" w:color="A6A6A6" w:sz="4"/>
-              <w:bottom w:val="single" w:color="A6A6A6" w:sz="4"/>
-              <w:right w:val="single" w:color="A6A6A6" w:sz="4"/>
-            </w:tcBorders>
-            <w:tcMar>
-              <w:top w:type="dxa" w:w="50"/>
-              <w:left w:type="dxa" w:w="90"/>
-              <w:bottom w:type="dxa" w:w="50"/>
-              <w:right w:type="dxa" w:w="90"/>
-            </w:tcMar>
-          </w:tcPr>
-          <w:p>
-            <w:r>
-              <w:rPr>
-                <w:rFonts w:ascii="Calibri" w:cs="Calibri" w:eastAsia="Calibri" w:hAnsi="Calibri"/>
-                <w:sz w:val="20"/>
-                <w:szCs w:val="20"/>
-              </w:rPr>
-              <w:t xml:space="preserve">start of Phase 0</w:t>
+          </w:p>
+        </w:tc>
+        <w:tc>
+          <w:tcPr>
+            <w:tcW w:type="dxa" w:w="3717"/>
+            <w:tcBorders>
+              <w:top w:val="single" w:color="A6A6A6" w:sz="4"/>
+              <w:left w:val="single" w:color="A6A6A6" w:sz="4"/>
+              <w:bottom w:val="single" w:color="A6A6A6" w:sz="4"/>
+              <w:right w:val="single" w:color="A6A6A6" w:sz="4"/>
+            </w:tcBorders>
+            <w:tcMar>
+              <w:top w:type="dxa" w:w="50"/>
+              <w:left w:type="dxa" w:w="90"/>
+              <w:bottom w:type="dxa" w:w="50"/>
+              <w:right w:type="dxa" w:w="90"/>
+            </w:tcMar>
+          </w:tcPr>
+          <w:p>
+            <w:r>
+              <w:rPr>
+                <w:rFonts w:ascii="Calibri" w:cs="Calibri" w:eastAsia="Calibri" w:hAnsi="Calibri"/>
+                <w:sz w:val="20"/>
+                <w:szCs w:val="20"/>
+              </w:rPr>
+              <w:t xml:space="preserve">the better fit. Vantage suits this cast — eleven working people — and was refused so that the qualification is the one most institutions recognise. The working lives stay in the content, where they already are</w:t>
             </w:r>
           </w:p>
         </w:tc>
@@ -37790,7 +39340,7 @@
       <w:tr>
         <w:tc>
           <w:tcPr>
-            <w:tcW w:type="dxa" w:w="619"/>
+            <w:tcW w:type="dxa" w:w="495"/>
             <w:tcBorders>
               <w:top w:val="single" w:color="A6A6A6" w:sz="4"/>
               <w:left w:val="single" w:color="A6A6A6" w:sz="4"/>
@@ -37817,34 +39367,34 @@
         </w:tc>
         <w:tc>
           <w:tcPr>
-            <w:tcW w:type="dxa" w:w="3838"/>
-            <w:tcBorders>
-              <w:top w:val="single" w:color="A6A6A6" w:sz="4"/>
-              <w:left w:val="single" w:color="A6A6A6" w:sz="4"/>
-              <w:bottom w:val="single" w:color="A6A6A6" w:sz="4"/>
-              <w:right w:val="single" w:color="A6A6A6" w:sz="4"/>
-            </w:tcBorders>
-            <w:tcMar>
-              <w:top w:type="dxa" w:w="50"/>
-              <w:left w:type="dxa" w:w="90"/>
-              <w:bottom w:type="dxa" w:w="50"/>
-              <w:right w:type="dxa" w:w="90"/>
-            </w:tcMar>
-          </w:tcPr>
-          <w:p>
-            <w:r>
-              <w:rPr>
-                <w:rFonts w:ascii="Calibri" w:cs="Calibri" w:eastAsia="Calibri" w:hAnsi="Calibri"/>
-                <w:sz w:val="20"/>
-                <w:szCs w:val="20"/>
-              </w:rPr>
-              <w:t xml:space="preserve">Which eight of the twelve go on, and which four leave</w:t>
-            </w:r>
-          </w:p>
-        </w:tc>
-        <w:tc>
-          <w:tcPr>
-            <w:tcW w:type="dxa" w:w="4086"/>
+            <w:tcW w:type="dxa" w:w="2847"/>
+            <w:tcBorders>
+              <w:top w:val="single" w:color="A6A6A6" w:sz="4"/>
+              <w:left w:val="single" w:color="A6A6A6" w:sz="4"/>
+              <w:bottom w:val="single" w:color="A6A6A6" w:sz="4"/>
+              <w:right w:val="single" w:color="A6A6A6" w:sz="4"/>
+            </w:tcBorders>
+            <w:tcMar>
+              <w:top w:type="dxa" w:w="50"/>
+              <w:left w:type="dxa" w:w="90"/>
+              <w:bottom w:type="dxa" w:w="50"/>
+              <w:right w:type="dxa" w:w="90"/>
+            </w:tcMar>
+          </w:tcPr>
+          <w:p>
+            <w:r>
+              <w:rPr>
+                <w:rFonts w:ascii="Calibri" w:cs="Calibri" w:eastAsia="Calibri" w:hAnsi="Calibri"/>
+                <w:sz w:val="20"/>
+                <w:szCs w:val="20"/>
+              </w:rPr>
+              <w:t xml:space="preserve">Which eight go on, which four leave</w:t>
+            </w:r>
+          </w:p>
+        </w:tc>
+        <w:tc>
+          <w:tcPr>
+            <w:tcW w:type="dxa" w:w="2847"/>
             <w:tcBorders>
               <w:top w:val="single" w:color="A6A6A6" w:sz="4"/>
               <w:left w:val="single" w:color="A6A6A6" w:sz="4"/>
@@ -37867,42 +39417,60 @@
                 <w:sz w:val="20"/>
                 <w:szCs w:val="20"/>
               </w:rPr>
-              <w:t xml:space="preserve">Eight on, four new</w:t>
-            </w:r>
-            <w:r>
-              <w:rPr>
-                <w:rFonts w:ascii="Calibri" w:cs="Calibri" w:eastAsia="Calibri" w:hAnsi="Calibri"/>
-                <w:sz w:val="20"/>
-                <w:szCs w:val="20"/>
-              </w:rPr>
-              <w:t xml:space="preserve"> — and the most useful version is the one where the person who leaves is the one whose thread was going best</w:t>
-            </w:r>
-          </w:p>
-        </w:tc>
-        <w:tc>
-          <w:tcPr>
-            <w:tcW w:type="dxa" w:w="1363"/>
-            <w:tcBorders>
-              <w:top w:val="single" w:color="A6A6A6" w:sz="4"/>
-              <w:left w:val="single" w:color="A6A6A6" w:sz="4"/>
-              <w:bottom w:val="single" w:color="A6A6A6" w:sz="4"/>
-              <w:right w:val="single" w:color="A6A6A6" w:sz="4"/>
-            </w:tcBorders>
-            <w:tcMar>
-              <w:top w:type="dxa" w:w="50"/>
-              <w:left w:type="dxa" w:w="90"/>
-              <w:bottom w:type="dxa" w:w="50"/>
-              <w:right w:type="dxa" w:w="90"/>
-            </w:tcMar>
-          </w:tcPr>
-          <w:p>
-            <w:r>
-              <w:rPr>
-                <w:rFonts w:ascii="Calibri" w:cs="Calibri" w:eastAsia="Calibri" w:hAnsi="Calibri"/>
-                <w:sz w:val="20"/>
-                <w:szCs w:val="20"/>
-              </w:rPr>
-              <w:t xml:space="preserve">before Unit 1</w:t>
+              <w:t xml:space="preserve">8 on · 4 out · 4 in</w:t>
+            </w:r>
+            <w:r>
+              <w:rPr>
+                <w:rFonts w:ascii="Calibri" w:cs="Calibri" w:eastAsia="Calibri" w:hAnsi="Calibri"/>
+                <w:sz w:val="20"/>
+                <w:szCs w:val="20"/>
+              </w:rPr>
+              <w:t xml:space="preserve">, named in §10</w:t>
+            </w:r>
+          </w:p>
+        </w:tc>
+        <w:tc>
+          <w:tcPr>
+            <w:tcW w:type="dxa" w:w="3717"/>
+            <w:tcBorders>
+              <w:top w:val="single" w:color="A6A6A6" w:sz="4"/>
+              <w:left w:val="single" w:color="A6A6A6" w:sz="4"/>
+              <w:bottom w:val="single" w:color="A6A6A6" w:sz="4"/>
+              <w:right w:val="single" w:color="A6A6A6" w:sz="4"/>
+            </w:tcBorders>
+            <w:tcMar>
+              <w:top w:type="dxa" w:w="50"/>
+              <w:left w:type="dxa" w:w="90"/>
+              <w:bottom w:type="dxa" w:w="50"/>
+              <w:right w:type="dxa" w:w="90"/>
+            </w:tcMar>
+          </w:tcPr>
+          <w:p>
+            <w:r>
+              <w:rPr>
+                <w:rFonts w:ascii="Calibri" w:cs="Calibri" w:eastAsia="Calibri" w:hAnsi="Calibri"/>
+                <w:sz w:val="20"/>
+                <w:szCs w:val="20"/>
+              </w:rPr>
+              <w:t xml:space="preserve">the best thread in B1 Book 2. Rasha leaves because she </w:t>
+            </w:r>
+            <w:r>
+              <w:rPr>
+                <w:rFonts w:ascii="Calibri" w:cs="Calibri" w:eastAsia="Calibri" w:hAnsi="Calibri"/>
+                <w:b/>
+                <w:bCs/>
+                <w:sz w:val="20"/>
+                <w:szCs w:val="20"/>
+              </w:rPr>
+              <w:t xml:space="preserve">succeeds</w:t>
+            </w:r>
+            <w:r>
+              <w:rPr>
+                <w:rFonts w:ascii="Calibri" w:cs="Calibri" w:eastAsia="Calibri" w:hAnsi="Calibri"/>
+                <w:sz w:val="20"/>
+                <w:szCs w:val="20"/>
+              </w:rPr>
+              <w:t xml:space="preserve">, which is the principle the plan argued for applied to the character it hurts most</w:t>
             </w:r>
           </w:p>
         </w:tc>
@@ -37910,7 +39478,7 @@
       <w:tr>
         <w:tc>
           <w:tcPr>
-            <w:tcW w:type="dxa" w:w="619"/>
+            <w:tcW w:type="dxa" w:w="495"/>
             <w:tcBorders>
               <w:top w:val="single" w:color="A6A6A6" w:sz="4"/>
               <w:left w:val="single" w:color="A6A6A6" w:sz="4"/>
@@ -37937,34 +39505,34 @@
         </w:tc>
         <w:tc>
           <w:tcPr>
-            <w:tcW w:type="dxa" w:w="3838"/>
-            <w:tcBorders>
-              <w:top w:val="single" w:color="A6A6A6" w:sz="4"/>
-              <w:left w:val="single" w:color="A6A6A6" w:sz="4"/>
-              <w:bottom w:val="single" w:color="A6A6A6" w:sz="4"/>
-              <w:right w:val="single" w:color="A6A6A6" w:sz="4"/>
-            </w:tcBorders>
-            <w:tcMar>
-              <w:top w:type="dxa" w:w="50"/>
-              <w:left w:type="dxa" w:w="90"/>
-              <w:bottom w:type="dxa" w:w="50"/>
-              <w:right w:type="dxa" w:w="90"/>
-            </w:tcMar>
-          </w:tcPr>
-          <w:p>
-            <w:r>
-              <w:rPr>
-                <w:rFonts w:ascii="Calibri" w:cs="Calibri" w:eastAsia="Calibri" w:hAnsi="Calibri"/>
-                <w:sz w:val="20"/>
-                <w:szCs w:val="20"/>
-              </w:rPr>
-              <w:t xml:space="preserve">The sealed letter, a third time: open the B1 letter and seal a C1 one, or retire the device</w:t>
-            </w:r>
-          </w:p>
-        </w:tc>
-        <w:tc>
-          <w:tcPr>
-            <w:tcW w:type="dxa" w:w="4086"/>
+            <w:tcW w:type="dxa" w:w="2847"/>
+            <w:tcBorders>
+              <w:top w:val="single" w:color="A6A6A6" w:sz="4"/>
+              <w:left w:val="single" w:color="A6A6A6" w:sz="4"/>
+              <w:bottom w:val="single" w:color="A6A6A6" w:sz="4"/>
+              <w:right w:val="single" w:color="A6A6A6" w:sz="4"/>
+            </w:tcBorders>
+            <w:tcMar>
+              <w:top w:type="dxa" w:w="50"/>
+              <w:left w:type="dxa" w:w="90"/>
+              <w:bottom w:type="dxa" w:w="50"/>
+              <w:right w:type="dxa" w:w="90"/>
+            </w:tcMar>
+          </w:tcPr>
+          <w:p>
+            <w:r>
+              <w:rPr>
+                <w:rFonts w:ascii="Calibri" w:cs="Calibri" w:eastAsia="Calibri" w:hAnsi="Calibri"/>
+                <w:sz w:val="20"/>
+                <w:szCs w:val="20"/>
+              </w:rPr>
+              <w:t xml:space="preserve">The sealed letter a third time, or retire it</w:t>
+            </w:r>
+          </w:p>
+        </w:tc>
+        <w:tc>
+          <w:tcPr>
+            <w:tcW w:type="dxa" w:w="2847"/>
             <w:tcBorders>
               <w:top w:val="single" w:color="A6A6A6" w:sz="4"/>
               <w:left w:val="single" w:color="A6A6A6" w:sz="4"/>
@@ -37987,34 +39555,34 @@
                 <w:sz w:val="20"/>
                 <w:szCs w:val="20"/>
               </w:rPr>
-              <w:t xml:space="preserve">Once more, and say on the page that it is the last one</w:t>
-            </w:r>
-          </w:p>
-        </w:tc>
-        <w:tc>
-          <w:tcPr>
-            <w:tcW w:type="dxa" w:w="1363"/>
-            <w:tcBorders>
-              <w:top w:val="single" w:color="A6A6A6" w:sz="4"/>
-              <w:left w:val="single" w:color="A6A6A6" w:sz="4"/>
-              <w:bottom w:val="single" w:color="A6A6A6" w:sz="4"/>
-              <w:right w:val="single" w:color="A6A6A6" w:sz="4"/>
-            </w:tcBorders>
-            <w:tcMar>
-              <w:top w:type="dxa" w:w="50"/>
-              <w:left w:type="dxa" w:w="90"/>
-              <w:bottom w:type="dxa" w:w="50"/>
-              <w:right w:type="dxa" w:w="90"/>
-            </w:tcMar>
-          </w:tcPr>
-          <w:p>
-            <w:r>
-              <w:rPr>
-                <w:rFonts w:ascii="Calibri" w:cs="Calibri" w:eastAsia="Calibri" w:hAnsi="Calibri"/>
-                <w:sz w:val="20"/>
-                <w:szCs w:val="20"/>
-              </w:rPr>
-              <w:t xml:space="preserve">Phase 4 — but 24.6's shape depends on it</w:t>
+              <w:t xml:space="preserve">Once more — and 24.6 prints the sentence saying it is the last</w:t>
+            </w:r>
+          </w:p>
+        </w:tc>
+        <w:tc>
+          <w:tcPr>
+            <w:tcW w:type="dxa" w:w="3717"/>
+            <w:tcBorders>
+              <w:top w:val="single" w:color="A6A6A6" w:sz="4"/>
+              <w:left w:val="single" w:color="A6A6A6" w:sz="4"/>
+              <w:bottom w:val="single" w:color="A6A6A6" w:sz="4"/>
+              <w:right w:val="single" w:color="A6A6A6" w:sz="4"/>
+            </w:tcBorders>
+            <w:tcMar>
+              <w:top w:type="dxa" w:w="50"/>
+              <w:left w:type="dxa" w:w="90"/>
+              <w:bottom w:type="dxa" w:w="50"/>
+              <w:right w:type="dxa" w:w="90"/>
+            </w:tcMar>
+          </w:tcPr>
+          <w:p>
+            <w:r>
+              <w:rPr>
+                <w:rFonts w:ascii="Calibri" w:cs="Calibri" w:eastAsia="Calibri" w:hAnsi="Calibri"/>
+                <w:sz w:val="20"/>
+                <w:szCs w:val="20"/>
+              </w:rPr>
+              <w:t xml:space="preserve">nothing, and it buys the thing the series could not otherwise have: four dated documents a student has written about themselves across six years</w:t>
             </w:r>
           </w:p>
         </w:tc>
@@ -38022,7 +39590,7 @@
       <w:tr>
         <w:tc>
           <w:tcPr>
-            <w:tcW w:type="dxa" w:w="619"/>
+            <w:tcW w:type="dxa" w:w="495"/>
             <w:tcBorders>
               <w:top w:val="single" w:color="A6A6A6" w:sz="4"/>
               <w:left w:val="single" w:color="A6A6A6" w:sz="4"/>
@@ -38049,34 +39617,34 @@
         </w:tc>
         <w:tc>
           <w:tcPr>
-            <w:tcW w:type="dxa" w:w="3838"/>
-            <w:tcBorders>
-              <w:top w:val="single" w:color="A6A6A6" w:sz="4"/>
-              <w:left w:val="single" w:color="A6A6A6" w:sz="4"/>
-              <w:bottom w:val="single" w:color="A6A6A6" w:sz="4"/>
-              <w:right w:val="single" w:color="A6A6A6" w:sz="4"/>
-            </w:tcBorders>
-            <w:tcMar>
-              <w:top w:type="dxa" w:w="50"/>
-              <w:left w:type="dxa" w:w="90"/>
-              <w:bottom w:type="dxa" w:w="50"/>
-              <w:right w:type="dxa" w:w="90"/>
-            </w:tcMar>
-          </w:tcPr>
-          <w:p>
-            <w:r>
-              <w:rPr>
-                <w:rFonts w:ascii="Calibri" w:cs="Calibri" w:eastAsia="Calibri" w:hAnsi="Calibri"/>
-                <w:sz w:val="20"/>
-                <w:szCs w:val="20"/>
-              </w:rPr>
-              <w:t xml:space="preserve">Where the essay goes: early (Unit 3) or after the register work (Unit 11)</w:t>
-            </w:r>
-          </w:p>
-        </w:tc>
-        <w:tc>
-          <w:tcPr>
-            <w:tcW w:type="dxa" w:w="4086"/>
+            <w:tcW w:type="dxa" w:w="2847"/>
+            <w:tcBorders>
+              <w:top w:val="single" w:color="A6A6A6" w:sz="4"/>
+              <w:left w:val="single" w:color="A6A6A6" w:sz="4"/>
+              <w:bottom w:val="single" w:color="A6A6A6" w:sz="4"/>
+              <w:right w:val="single" w:color="A6A6A6" w:sz="4"/>
+            </w:tcBorders>
+            <w:tcMar>
+              <w:top w:type="dxa" w:w="50"/>
+              <w:left w:type="dxa" w:w="90"/>
+              <w:bottom w:type="dxa" w:w="50"/>
+              <w:right w:type="dxa" w:w="90"/>
+            </w:tcMar>
+          </w:tcPr>
+          <w:p>
+            <w:r>
+              <w:rPr>
+                <w:rFonts w:ascii="Calibri" w:cs="Calibri" w:eastAsia="Calibri" w:hAnsi="Calibri"/>
+                <w:sz w:val="20"/>
+                <w:szCs w:val="20"/>
+              </w:rPr>
+              <w:t xml:space="preserve">The essay early (Unit 3) or late (Unit 11)</w:t>
+            </w:r>
+          </w:p>
+        </w:tc>
+        <w:tc>
+          <w:tcPr>
+            <w:tcW w:type="dxa" w:w="2847"/>
             <w:tcBorders>
               <w:top w:val="single" w:color="A6A6A6" w:sz="4"/>
               <w:left w:val="single" w:color="A6A6A6" w:sz="4"/>
@@ -38099,42 +39667,34 @@
                 <w:sz w:val="20"/>
                 <w:szCs w:val="20"/>
               </w:rPr>
-              <w:t xml:space="preserve">Unit 3.</w:t>
-            </w:r>
-            <w:r>
-              <w:rPr>
-                <w:rFonts w:ascii="Calibri" w:cs="Calibri" w:eastAsia="Calibri" w:hAnsi="Calibri"/>
-                <w:sz w:val="20"/>
-                <w:szCs w:val="20"/>
-              </w:rPr>
-              <w:t xml:space="preserve"> It is the compulsory paper; everything else can be practised while it is being drilled</w:t>
-            </w:r>
-          </w:p>
-        </w:tc>
-        <w:tc>
-          <w:tcPr>
-            <w:tcW w:type="dxa" w:w="1363"/>
-            <w:tcBorders>
-              <w:top w:val="single" w:color="A6A6A6" w:sz="4"/>
-              <w:left w:val="single" w:color="A6A6A6" w:sz="4"/>
-              <w:bottom w:val="single" w:color="A6A6A6" w:sz="4"/>
-              <w:right w:val="single" w:color="A6A6A6" w:sz="4"/>
-            </w:tcBorders>
-            <w:tcMar>
-              <w:top w:type="dxa" w:w="50"/>
-              <w:left w:type="dxa" w:w="90"/>
-              <w:bottom w:type="dxa" w:w="50"/>
-              <w:right w:type="dxa" w:w="90"/>
-            </w:tcMar>
-          </w:tcPr>
-          <w:p>
-            <w:r>
-              <w:rPr>
-                <w:rFonts w:ascii="Calibri" w:cs="Calibri" w:eastAsia="Calibri" w:hAnsi="Calibri"/>
-                <w:sz w:val="20"/>
-                <w:szCs w:val="20"/>
-              </w:rPr>
-              <w:t xml:space="preserve">start of Phase 0</w:t>
+              <w:t xml:space="preserve">Unit 3</w:t>
+            </w:r>
+          </w:p>
+        </w:tc>
+        <w:tc>
+          <w:tcPr>
+            <w:tcW w:type="dxa" w:w="3717"/>
+            <w:tcBorders>
+              <w:top w:val="single" w:color="A6A6A6" w:sz="4"/>
+              <w:left w:val="single" w:color="A6A6A6" w:sz="4"/>
+              <w:bottom w:val="single" w:color="A6A6A6" w:sz="4"/>
+              <w:right w:val="single" w:color="A6A6A6" w:sz="4"/>
+            </w:tcBorders>
+            <w:tcMar>
+              <w:top w:type="dxa" w:w="50"/>
+              <w:left w:type="dxa" w:w="90"/>
+              <w:bottom w:type="dxa" w:w="50"/>
+              <w:right w:type="dxa" w:w="90"/>
+            </w:tcMar>
+          </w:tcPr>
+          <w:p>
+            <w:r>
+              <w:rPr>
+                <w:rFonts w:ascii="Calibri" w:cs="Calibri" w:eastAsia="Calibri" w:hAnsi="Calibri"/>
+                <w:sz w:val="20"/>
+                <w:szCs w:val="20"/>
+              </w:rPr>
+              <w:t xml:space="preserve">the register work now follows the essay rather than preparing it. Accepted, because the essay is the one task nobody can avoid and twelve passes at it beats a tidier order</w:t>
             </w:r>
           </w:p>
         </w:tc>
@@ -38142,7 +39702,7 @@
       <w:tr>
         <w:tc>
           <w:tcPr>
-            <w:tcW w:type="dxa" w:w="619"/>
+            <w:tcW w:type="dxa" w:w="495"/>
             <w:tcBorders>
               <w:top w:val="single" w:color="A6A6A6" w:sz="4"/>
               <w:left w:val="single" w:color="A6A6A6" w:sz="4"/>
@@ -38169,29 +39729,48 @@
         </w:tc>
         <w:tc>
           <w:tcPr>
-            <w:tcW w:type="dxa" w:w="3838"/>
-            <w:tcBorders>
-              <w:top w:val="single" w:color="A6A6A6" w:sz="4"/>
-              <w:left w:val="single" w:color="A6A6A6" w:sz="4"/>
-              <w:bottom w:val="single" w:color="A6A6A6" w:sz="4"/>
-              <w:right w:val="single" w:color="A6A6A6" w:sz="4"/>
-            </w:tcBorders>
-            <w:tcMar>
-              <w:top w:type="dxa" w:w="50"/>
-              <w:left w:type="dxa" w:w="90"/>
-              <w:bottom w:type="dxa" w:w="50"/>
-              <w:right w:type="dxa" w:w="90"/>
-            </w:tcMar>
-          </w:tcPr>
-          <w:p>
-            <w:r>
-              <w:rPr>
-                <w:rFonts w:ascii="Calibri" w:cs="Calibri" w:eastAsia="Calibri" w:hAnsi="Calibri"/>
-                <w:sz w:val="20"/>
-                <w:szCs w:val="20"/>
-              </w:rPr>
-              <w:t xml:space="preserve">A declared </w:t>
-            </w:r>
+            <w:tcW w:type="dxa" w:w="2847"/>
+            <w:tcBorders>
+              <w:top w:val="single" w:color="A6A6A6" w:sz="4"/>
+              <w:left w:val="single" w:color="A6A6A6" w:sz="4"/>
+              <w:bottom w:val="single" w:color="A6A6A6" w:sz="4"/>
+              <w:right w:val="single" w:color="A6A6A6" w:sz="4"/>
+            </w:tcBorders>
+            <w:tcMar>
+              <w:top w:type="dxa" w:w="50"/>
+              <w:left w:type="dxa" w:w="90"/>
+              <w:bottom w:type="dxa" w:w="50"/>
+              <w:right w:type="dxa" w:w="90"/>
+            </w:tcMar>
+          </w:tcPr>
+          <w:p>
+            <w:r>
+              <w:rPr>
+                <w:rFonts w:ascii="Calibri" w:cs="Calibri" w:eastAsia="Calibri" w:hAnsi="Calibri"/>
+                <w:sz w:val="20"/>
+                <w:szCs w:val="20"/>
+              </w:rPr>
+              <w:t xml:space="preserve">A declared word-formation set per unit, or lexis in passing</w:t>
+            </w:r>
+          </w:p>
+        </w:tc>
+        <w:tc>
+          <w:tcPr>
+            <w:tcW w:type="dxa" w:w="2847"/>
+            <w:tcBorders>
+              <w:top w:val="single" w:color="A6A6A6" w:sz="4"/>
+              <w:left w:val="single" w:color="A6A6A6" w:sz="4"/>
+              <w:bottom w:val="single" w:color="A6A6A6" w:sz="4"/>
+              <w:right w:val="single" w:color="A6A6A6" w:sz="4"/>
+            </w:tcBorders>
+            <w:tcMar>
+              <w:top w:type="dxa" w:w="50"/>
+              <w:left w:type="dxa" w:w="90"/>
+              <w:bottom w:type="dxa" w:w="50"/>
+              <w:right w:type="dxa" w:w="90"/>
+            </w:tcMar>
+          </w:tcPr>
+          <w:p>
             <w:r>
               <w:rPr>
                 <w:rFonts w:ascii="Calibri" w:cs="Calibri" w:eastAsia="Calibri" w:hAnsi="Calibri"/>
@@ -38200,43 +39779,6 @@
                 <w:sz w:val="20"/>
                 <w:szCs w:val="20"/>
               </w:rPr>
-              <w:t xml:space="preserve">word-formation set</w:t>
-            </w:r>
-            <w:r>
-              <w:rPr>
-                <w:rFonts w:ascii="Calibri" w:cs="Calibri" w:eastAsia="Calibri" w:hAnsi="Calibri"/>
-                <w:sz w:val="20"/>
-                <w:szCs w:val="20"/>
-              </w:rPr>
-              <w:t xml:space="preserve"> per unit, as the phrasal verbs are, or lexis in passing</w:t>
-            </w:r>
-          </w:p>
-        </w:tc>
-        <w:tc>
-          <w:tcPr>
-            <w:tcW w:type="dxa" w:w="4086"/>
-            <w:tcBorders>
-              <w:top w:val="single" w:color="A6A6A6" w:sz="4"/>
-              <w:left w:val="single" w:color="A6A6A6" w:sz="4"/>
-              <w:bottom w:val="single" w:color="A6A6A6" w:sz="4"/>
-              <w:right w:val="single" w:color="A6A6A6" w:sz="4"/>
-            </w:tcBorders>
-            <w:tcMar>
-              <w:top w:type="dxa" w:w="50"/>
-              <w:left w:type="dxa" w:w="90"/>
-              <w:bottom w:type="dxa" w:w="50"/>
-              <w:right w:type="dxa" w:w="90"/>
-            </w:tcMar>
-          </w:tcPr>
-          <w:p>
-            <w:r>
-              <w:rPr>
-                <w:rFonts w:ascii="Calibri" w:cs="Calibri" w:eastAsia="Calibri" w:hAnsi="Calibri"/>
-                <w:b/>
-                <w:bCs/>
-                <w:sz w:val="20"/>
-                <w:szCs w:val="20"/>
-              </w:rPr>
               <w:t xml:space="preserve">Declared</w:t>
             </w:r>
             <w:r>
@@ -38245,34 +39787,34 @@
                 <w:sz w:val="20"/>
                 <w:szCs w:val="20"/>
               </w:rPr>
-              <w:t xml:space="preserve"> — Reading Part 3 is pure affixation and nothing below B2 teaches it</w:t>
-            </w:r>
-          </w:p>
-        </w:tc>
-        <w:tc>
-          <w:tcPr>
-            <w:tcW w:type="dxa" w:w="1363"/>
-            <w:tcBorders>
-              <w:top w:val="single" w:color="A6A6A6" w:sz="4"/>
-              <w:left w:val="single" w:color="A6A6A6" w:sz="4"/>
-              <w:bottom w:val="single" w:color="A6A6A6" w:sz="4"/>
-              <w:right w:val="single" w:color="A6A6A6" w:sz="4"/>
-            </w:tcBorders>
-            <w:tcMar>
-              <w:top w:type="dxa" w:w="50"/>
-              <w:left w:type="dxa" w:w="90"/>
-              <w:bottom w:type="dxa" w:w="50"/>
-              <w:right w:type="dxa" w:w="90"/>
-            </w:tcMar>
-          </w:tcPr>
-          <w:p>
-            <w:r>
-              <w:rPr>
-                <w:rFonts w:ascii="Calibri" w:cs="Calibri" w:eastAsia="Calibri" w:hAnsi="Calibri"/>
-                <w:sz w:val="20"/>
-                <w:szCs w:val="20"/>
-              </w:rPr>
-              <w:t xml:space="preserve">start of Phase 0</w:t>
+              <w:t xml:space="preserve">, 8–10 per unit, built from the unit's own words</w:t>
+            </w:r>
+          </w:p>
+        </w:tc>
+        <w:tc>
+          <w:tcPr>
+            <w:tcW w:type="dxa" w:w="3717"/>
+            <w:tcBorders>
+              <w:top w:val="single" w:color="A6A6A6" w:sz="4"/>
+              <w:left w:val="single" w:color="A6A6A6" w:sz="4"/>
+              <w:bottom w:val="single" w:color="A6A6A6" w:sz="4"/>
+              <w:right w:val="single" w:color="A6A6A6" w:sz="4"/>
+            </w:tcBorders>
+            <w:tcMar>
+              <w:top w:type="dxa" w:w="50"/>
+              <w:left w:type="dxa" w:w="90"/>
+              <w:bottom w:type="dxa" w:w="50"/>
+              <w:right w:type="dxa" w:w="90"/>
+            </w:tcMar>
+          </w:tcPr>
+          <w:p>
+            <w:r>
+              <w:rPr>
+                <w:rFonts w:ascii="Calibri" w:cs="Calibri" w:eastAsia="Calibri" w:hAnsi="Calibri"/>
+                <w:sz w:val="20"/>
+                <w:szCs w:val="20"/>
+              </w:rPr>
+              <w:t xml:space="preserve">one more list to keep clean per unit, and one more QA check (§13, check 15)</w:t>
             </w:r>
           </w:p>
         </w:tc>
@@ -38280,7 +39822,7 @@
       <w:tr>
         <w:tc>
           <w:tcPr>
-            <w:tcW w:type="dxa" w:w="619"/>
+            <w:tcW w:type="dxa" w:w="495"/>
             <w:tcBorders>
               <w:top w:val="single" w:color="A6A6A6" w:sz="4"/>
               <w:left w:val="single" w:color="A6A6A6" w:sz="4"/>
@@ -38307,7 +39849,7 @@
         </w:tc>
         <w:tc>
           <w:tcPr>
-            <w:tcW w:type="dxa" w:w="3838"/>
+            <w:tcW w:type="dxa" w:w="2847"/>
             <w:tcBorders>
               <w:top w:val="single" w:color="A6A6A6" w:sz="4"/>
               <w:left w:val="single" w:color="A6A6A6" w:sz="4"/>
@@ -38336,13 +39878,13 @@
                 <w:sz w:val="20"/>
                 <w:szCs w:val="20"/>
               </w:rPr>
-              <w:t xml:space="preserve"> — the B1 parameterisation, still unsigned after two levels</w:t>
-            </w:r>
-          </w:p>
-        </w:tc>
-        <w:tc>
-          <w:tcPr>
-            <w:tcW w:type="dxa" w:w="4086"/>
+              <w:t xml:space="preserve"> — the parameterisation unsigned since A2</w:t>
+            </w:r>
+          </w:p>
+        </w:tc>
+        <w:tc>
+          <w:tcPr>
+            <w:tcW w:type="dxa" w:w="2847"/>
             <w:tcBorders>
               <w:top w:val="single" w:color="A6A6A6" w:sz="4"/>
               <w:left w:val="single" w:color="A6A6A6" w:sz="4"/>
@@ -38365,42 +39907,214 @@
                 <w:sz w:val="20"/>
                 <w:szCs w:val="20"/>
               </w:rPr>
-              <w:t xml:space="preserve">Sign it off.</w:t>
-            </w:r>
-            <w:r>
-              <w:rPr>
-                <w:rFonts w:ascii="Calibri" w:cs="Calibri" w:eastAsia="Calibri" w:hAnsi="Calibri"/>
-                <w:sz w:val="20"/>
-                <w:szCs w:val="20"/>
-              </w:rPr>
-              <w:t xml:space="preserve"> A third level drops into it unmodified, which is the case made</w:t>
-            </w:r>
-          </w:p>
-        </w:tc>
-        <w:tc>
-          <w:tcPr>
-            <w:tcW w:type="dxa" w:w="1363"/>
-            <w:tcBorders>
-              <w:top w:val="single" w:color="A6A6A6" w:sz="4"/>
-              <w:left w:val="single" w:color="A6A6A6" w:sz="4"/>
-              <w:bottom w:val="single" w:color="A6A6A6" w:sz="4"/>
-              <w:right w:val="single" w:color="A6A6A6" w:sz="4"/>
-            </w:tcBorders>
-            <w:tcMar>
-              <w:top w:type="dxa" w:w="50"/>
-              <w:left w:type="dxa" w:w="90"/>
-              <w:bottom w:type="dxa" w:w="50"/>
-              <w:right w:type="dxa" w:w="90"/>
-            </w:tcMar>
-          </w:tcPr>
-          <w:p>
-            <w:r>
-              <w:rPr>
-                <w:rFonts w:ascii="Calibri" w:cs="Calibri" w:eastAsia="Calibri" w:hAnsi="Calibri"/>
-                <w:sz w:val="20"/>
-                <w:szCs w:val="20"/>
-              </w:rPr>
-              <w:t xml:space="preserve">Phase 0</w:t>
+              <w:t xml:space="preserve">Signed off, and the replacement is made</w:t>
+            </w:r>
+          </w:p>
+        </w:tc>
+        <w:tc>
+          <w:tcPr>
+            <w:tcW w:type="dxa" w:w="3717"/>
+            <w:tcBorders>
+              <w:top w:val="single" w:color="A6A6A6" w:sz="4"/>
+              <w:left w:val="single" w:color="A6A6A6" w:sz="4"/>
+              <w:bottom w:val="single" w:color="A6A6A6" w:sz="4"/>
+              <w:right w:val="single" w:color="A6A6A6" w:sz="4"/>
+            </w:tcBorders>
+            <w:tcMar>
+              <w:top w:type="dxa" w:w="50"/>
+              <w:left w:type="dxa" w:w="90"/>
+              <w:bottom w:type="dxa" w:w="50"/>
+              <w:right w:type="dxa" w:w="90"/>
+            </w:tcMar>
+          </w:tcPr>
+          <w:p>
+            <w:r>
+              <w:rPr>
+                <w:rFonts w:ascii="Calibri" w:cs="Calibri" w:eastAsia="Calibri" w:hAnsi="Calibri"/>
+                <w:sz w:val="20"/>
+                <w:szCs w:val="20"/>
+              </w:rPr>
+              <w:t xml:space="preserve">nothing. See the box below</w:t>
+            </w:r>
+          </w:p>
+        </w:tc>
+      </w:tr>
+    </w:tbl>
+    <w:tbl>
+      <w:tblPr>
+        <w:tblW w:type="dxa" w:w="9906"/>
+        <w:tblBorders>
+          <w:top w:val="single" w:color="auto" w:sz="4"/>
+          <w:left w:val="single" w:color="auto" w:sz="4"/>
+          <w:bottom w:val="single" w:color="auto" w:sz="4"/>
+          <w:right w:val="single" w:color="auto" w:sz="4"/>
+          <w:insideH w:val="single" w:color="auto" w:sz="4"/>
+          <w:insideV w:val="single" w:color="auto" w:sz="4"/>
+        </w:tblBorders>
+      </w:tblPr>
+      <w:tblGrid>
+        <w:gridCol w:w="9906"/>
+      </w:tblGrid>
+      <w:tr>
+        <w:trPr>
+          <w:cantSplit/>
+        </w:trPr>
+        <w:tc>
+          <w:tcPr>
+            <w:tcW w:type="dxa" w:w="9906"/>
+            <w:tcBorders>
+              <w:top w:val="single" w:color="0F6E6E" w:sz="6"/>
+              <w:left w:val="single" w:color="0F6E6E" w:sz="6"/>
+              <w:bottom w:val="single" w:color="0F6E6E" w:sz="6"/>
+              <w:right w:val="single" w:color="0F6E6E" w:sz="6"/>
+            </w:tcBorders>
+            <w:shd w:fill="E2F0EF" w:color="auto" w:val="clear"/>
+            <w:tcMar>
+              <w:top w:type="dxa" w:w="100"/>
+              <w:left w:type="dxa" w:w="160"/>
+              <w:bottom w:type="dxa" w:w="100"/>
+              <w:right w:type="dxa" w:w="160"/>
+            </w:tcMar>
+          </w:tcPr>
+          <w:p>
+            <w:pPr>
+              <w:spacing w:after="80"/>
+            </w:pPr>
+            <w:r>
+              <w:rPr>
+                <w:rFonts w:ascii="Calibri" w:cs="Calibri" w:eastAsia="Calibri" w:hAnsi="Calibri"/>
+                <w:b/>
+                <w:bCs/>
+                <w:color w:val="0F6E6E"/>
+                <w:sz w:val="22"/>
+                <w:szCs w:val="22"/>
+              </w:rPr>
+              <w:t xml:space="preserve">Decision taken</w:t>
+            </w:r>
+          </w:p>
+          <w:p>
+            <w:pPr>
+              <w:spacing w:after="60"/>
+            </w:pPr>
+            <w:r>
+              <w:rPr>
+                <w:rFonts w:ascii="Calibri" w:cs="Calibri" w:eastAsia="Calibri" w:hAnsi="Calibri"/>
+                <w:b/>
+                <w:bCs/>
+                <w:sz w:val="22"/>
+                <w:szCs w:val="22"/>
+              </w:rPr>
+              <w:t xml:space="preserve">Decision 7 · taken, and executed rather than recorded.</w:t>
+            </w:r>
+            <w:r>
+              <w:rPr>
+                <w:rFonts w:ascii="Calibri" w:cs="Calibri" w:eastAsia="Calibri" w:hAnsi="Calibri"/>
+                <w:sz w:val="22"/>
+                <w:szCs w:val="22"/>
+              </w:rPr>
+              <w:t xml:space="preserve"> The A2 tree's copy of </w:t>
+            </w:r>
+            <w:r>
+              <w:rPr>
+                <w:rFonts w:ascii="Consolas" w:cs="Consolas" w:eastAsia="Consolas" w:hAnsi="Consolas"/>
+                <w:sz w:val="20"/>
+                <w:szCs w:val="20"/>
+              </w:rPr>
+              <w:t xml:space="preserve">bound.js</w:t>
+            </w:r>
+            <w:r>
+              <w:rPr>
+                <w:rFonts w:ascii="Calibri" w:cs="Calibri" w:eastAsia="Calibri" w:hAnsi="Calibri"/>
+                <w:sz w:val="22"/>
+                <w:szCs w:val="22"/>
+              </w:rPr>
+              <w:t xml:space="preserve"> has been </w:t>
+            </w:r>
+            <w:r>
+              <w:rPr>
+                <w:rFonts w:ascii="Calibri" w:cs="Calibri" w:eastAsia="Calibri" w:hAnsi="Calibri"/>
+                <w:b/>
+                <w:bCs/>
+                <w:sz w:val="22"/>
+                <w:szCs w:val="22"/>
+              </w:rPr>
+              <w:t xml:space="preserve">replaced</w:t>
+            </w:r>
+            <w:r>
+              <w:rPr>
+                <w:rFonts w:ascii="Calibri" w:cs="Calibri" w:eastAsia="Calibri" w:hAnsi="Calibri"/>
+                <w:sz w:val="22"/>
+                <w:szCs w:val="22"/>
+              </w:rPr>
+              <w:t xml:space="preserve"> with the parameterised one, so there is now a single script across all three levels — </w:t>
+            </w:r>
+            <w:r>
+              <w:rPr>
+                <w:rFonts w:ascii="Consolas" w:cs="Consolas" w:eastAsia="Consolas" w:hAnsi="Consolas"/>
+                <w:sz w:val="20"/>
+                <w:szCs w:val="20"/>
+              </w:rPr>
+              <w:t xml:space="preserve">79c1d8b1…</w:t>
+            </w:r>
+            <w:r>
+              <w:rPr>
+                <w:rFonts w:ascii="Calibri" w:cs="Calibri" w:eastAsia="Calibri" w:hAnsi="Calibri"/>
+                <w:sz w:val="22"/>
+                <w:szCs w:val="22"/>
+              </w:rPr>
+              <w:t xml:space="preserve"> in all three trees. It was verified before the replacement rather than after: the parameterised script was run against the A2 Book 2 tree with </w:t>
+            </w:r>
+            <w:r>
+              <w:rPr>
+                <w:rFonts w:ascii="Consolas" w:cs="Consolas" w:eastAsia="Consolas" w:hAnsi="Consolas"/>
+                <w:sz w:val="20"/>
+                <w:szCs w:val="20"/>
+              </w:rPr>
+              <w:t xml:space="preserve">PE_LEVEL</w:t>
+            </w:r>
+            <w:r>
+              <w:rPr>
+                <w:rFonts w:ascii="Calibri" w:cs="Calibri" w:eastAsia="Calibri" w:hAnsi="Calibri"/>
+                <w:sz w:val="22"/>
+                <w:szCs w:val="22"/>
+              </w:rPr>
+              <w:t xml:space="preserve"> unset, and it produced </w:t>
+            </w:r>
+            <w:r>
+              <w:rPr>
+                <w:rFonts w:ascii="Calibri" w:cs="Calibri" w:eastAsia="Calibri" w:hAnsi="Calibri"/>
+                <w:b/>
+                <w:bCs/>
+                <w:sz w:val="22"/>
+                <w:szCs w:val="22"/>
+              </w:rPr>
+              <w:t xml:space="preserve">394 pages</w:t>
+            </w:r>
+            <w:r>
+              <w:rPr>
+                <w:rFonts w:ascii="Calibri" w:cs="Calibri" w:eastAsia="Calibri" w:hAnsi="Calibri"/>
+                <w:sz w:val="22"/>
+                <w:szCs w:val="22"/>
+              </w:rPr>
+              <w:t xml:space="preserve"> of bound Student's Book and </w:t>
+            </w:r>
+            <w:r>
+              <w:rPr>
+                <w:rFonts w:ascii="Calibri" w:cs="Calibri" w:eastAsia="Calibri" w:hAnsi="Calibri"/>
+                <w:b/>
+                <w:bCs/>
+                <w:sz w:val="22"/>
+                <w:szCs w:val="22"/>
+              </w:rPr>
+              <w:t xml:space="preserve">270</w:t>
+            </w:r>
+            <w:r>
+              <w:rPr>
+                <w:rFonts w:ascii="Calibri" w:cs="Calibri" w:eastAsia="Calibri" w:hAnsi="Calibri"/>
+                <w:sz w:val="22"/>
+                <w:szCs w:val="22"/>
+              </w:rPr>
+              <w:t xml:space="preserve"> of combined Answer Key, with a byte-identical title page and unit list — exactly the shipped figures. The A2 deliverables are unchanged and were not rebuilt, because they did not need to be. This was the oldest open item in the series: it has been waiting since the A2 handover, through the whole of B1, and three levels now bind from one file.</w:t>
             </w:r>
           </w:p>
         </w:tc>
@@ -38460,7 +40174,7 @@
                 <w:sz w:val="22"/>
                 <w:szCs w:val="22"/>
               </w:rPr>
-              <w:t xml:space="preserve">What happens next, on a yes</w:t>
+              <w:t xml:space="preserve">What happens next</w:t>
             </w:r>
           </w:p>
           <w:p>
@@ -38491,7 +40205,38 @@
                 <w:sz w:val="22"/>
                 <w:szCs w:val="22"/>
               </w:rPr>
-              <w:t xml:space="preserve"> — Student's Book and Answer Key — for the two reasons in §14: the page budget and the register. Unit 1 is also the unit that has to carry Decision 3, because </w:t>
+              <w:t xml:space="preserve"> — Student's Book and Answer Key — for the two reasons in §14: the page budget, which this plan asserts at 41–43 pages and cannot prove, and the register, which is the real risk. B2 prose with nominalisation and inversion in it has to stay readable by a class that finished B1 in June.</w:t>
+            </w:r>
+          </w:p>
+          <w:p>
+            <w:pPr>
+              <w:spacing w:after="60"/>
+            </w:pPr>
+            <w:r>
+              <w:rPr>
+                <w:rFonts w:ascii="Calibri" w:cs="Calibri" w:eastAsia="Calibri" w:hAnsi="Calibri"/>
+                <w:sz w:val="22"/>
+                <w:szCs w:val="22"/>
+              </w:rPr>
+              <w:t xml:space="preserve">Unit 1 can now be written, because the thing that blocked it is settled: </w:t>
+            </w:r>
+            <w:r>
+              <w:rPr>
+                <w:rFonts w:ascii="Calibri" w:cs="Calibri" w:eastAsia="Calibri" w:hAnsi="Calibri"/>
+                <w:b/>
+                <w:bCs/>
+                <w:sz w:val="22"/>
+                <w:szCs w:val="22"/>
+              </w:rPr>
+              <w:t xml:space="preserve">the room has Omar, Nour, Tareq, Jad, Yara, Mazen, Bassel and Lubna in it, and four new people</w:t>
+            </w:r>
+            <w:r>
+              <w:rPr>
+                <w:rFonts w:ascii="Calibri" w:cs="Calibri" w:eastAsia="Calibri" w:hAnsi="Calibri"/>
+                <w:sz w:val="22"/>
+                <w:szCs w:val="22"/>
+              </w:rPr>
+              <w:t xml:space="preserve"> — Hiba Nasser back from two years of a different course, a directorate clerk who writes the sentences this class learned to take apart, a trade-bulletin sub-editor who once chose the word </w:t>
             </w:r>
             <w:r>
               <w:rPr>
@@ -38501,7 +40246,7 @@
                 <w:sz w:val="22"/>
                 <w:szCs w:val="22"/>
               </w:rPr>
-              <w:t xml:space="preserve">What We No Longer Have to Explain</w:t>
+              <w:t xml:space="preserve">claimed</w:t>
             </w:r>
             <w:r>
               <w:rPr>
@@ -38509,7 +40254,7 @@
                 <w:sz w:val="22"/>
                 <w:szCs w:val="22"/>
               </w:rPr>
-              <w:t xml:space="preserve"> is a lesson about who is in the room, and it cannot be written until the author has said who that is.</w:t>
+              <w:t xml:space="preserve"> without choosing it, and a quality manager who refuses batches for a living.</w:t>
             </w:r>
           </w:p>
           <w:p>
@@ -38522,7 +40267,7 @@
                 <w:sz w:val="22"/>
                 <w:szCs w:val="22"/>
               </w:rPr>
-              <w:t xml:space="preserve">The Series Bible is updated first, in the same turn, so that the locked decisions for B2 are written down before any unit is written against them — and so that the two corrections the B1 build made to the B1 plan (the end tests are 12 pages, not 10–11; the page bands are SB 35–38 and 38–40, AK 22–30 and 29–31) are carried into the Bible rather than left in a handover.</w:t>
+              <w:t xml:space="preserve">The Series Bible is updated in the same turn, so that the locked decisions for B2 are written down before any unit is written against them — and so that the two corrections the B1 build made to the B1 plan (the end tests are 12 pages, not 10–11; the page bands are SB 35–38 and 38–40, AK 22–30 and 29–31) are carried into the Bible rather than left sitting in a handover.</w:t>
             </w:r>
           </w:p>
           <w:p>
@@ -38545,7 +40290,7 @@
                 <w:sz w:val="22"/>
                 <w:szCs w:val="22"/>
               </w:rPr>
-              <w:t xml:space="preserve"> Twelve sealed letters, dated January, with their writers' names on the outside and the number of pages inside — to be opened at the end of this course, in 24.1, by people who will not believe what they wrote.</w:t>
+              <w:t xml:space="preserve"> Twelve sealed letters, dated January, with their writers' names on the outside and the number of pages inside — to be opened in 24.1 at the end of this course, by people who will not believe what they wrote. Four of those twelve writers will not be in the room. The plan is that their letters are kept, and that 24.1 says so.</w:t>
             </w:r>
           </w:p>
         </w:tc>

--- a/proactive-english-b2-sy/out/PE-B2-SY_PLAN_and_Blueprint.docx
+++ b/proactive-english-b2-sy/out/PE-B2-SY_PLAN_and_Blueprint.docx
@@ -6575,7 +6575,7 @@
                 <w:sz w:val="20"/>
                 <w:szCs w:val="20"/>
               </w:rPr>
-              <w:t xml:space="preserve">41–43</w:t>
+              <w:t xml:space="preserve">46–48 (measured)</w:t>
             </w:r>
           </w:p>
         </w:tc>
@@ -6604,7 +6604,7 @@
                 <w:sz w:val="20"/>
                 <w:szCs w:val="20"/>
               </w:rPr>
-              <w:t xml:space="preserve">42–45</w:t>
+              <w:t xml:space="preserve">47–50</w:t>
             </w:r>
           </w:p>
         </w:tc>
@@ -6770,7 +6770,7 @@
                 <w:sz w:val="20"/>
                 <w:szCs w:val="20"/>
               </w:rPr>
-              <w:t xml:space="preserve">32–34</w:t>
+              <w:t xml:space="preserve">29–32 (measured)</w:t>
             </w:r>
           </w:p>
         </w:tc>
@@ -6799,7 +6799,7 @@
                 <w:sz w:val="20"/>
                 <w:szCs w:val="20"/>
               </w:rPr>
-              <w:t xml:space="preserve">33–36</w:t>
+              <w:t xml:space="preserve">30–33</w:t>
             </w:r>
           </w:p>
         </w:tc>
@@ -38051,7 +38051,7 @@
                 <w:sz w:val="20"/>
                 <w:szCs w:val="20"/>
               </w:rPr>
-              <w:t xml:space="preserve">Page budget: SB 41–43 (Book 1) / 42–45 (Book 2), AK 32–34 / 33–36 — measured per page, with the blank-page-versus-ruled-block distinction applied</w:t>
+              <w:t xml:space="preserve">Page budget: SB 46–48 (Book 1) / 47–50 (Book 2), AK 29–32 / 30–33 — the figures Phase 0 measured, replacing this plan's projection of 41–43 and 32–34; measured per page, with the blank-page-versus-ruled-block distinction applied</w:t>
             </w:r>
           </w:p>
         </w:tc>
@@ -38927,7 +38927,25 @@
                 <w:sz w:val="22"/>
                 <w:szCs w:val="22"/>
               </w:rPr>
-              <w:t xml:space="preserve"> The page budget — 41–43 pages at the new word counts, where B1 ran 38–40 at its own — and the register, which is the real risk: B2 prose with nominalisation and inversion in it, still readable by a class that finished B1 in June. One unit settles both. If either is wrong it is one unit's rework rather than six, and that is exactly how B1 Unit 1 earned its place in the schedule.</w:t>
+              <w:t xml:space="preserve"> The page budget — projected here at 41–43 pages at the new word counts, where B1 ran 38–40 at its own, and settled by measurement at </w:t>
+            </w:r>
+            <w:r>
+              <w:rPr>
+                <w:rFonts w:ascii="Calibri" w:cs="Calibri" w:eastAsia="Calibri" w:hAnsi="Calibri"/>
+                <w:b/>
+                <w:bCs/>
+                <w:sz w:val="22"/>
+                <w:szCs w:val="22"/>
+              </w:rPr>
+              <w:t xml:space="preserve">46–48</w:t>
+            </w:r>
+            <w:r>
+              <w:rPr>
+                <w:rFonts w:ascii="Calibri" w:cs="Calibri" w:eastAsia="Calibri" w:hAnsi="Calibri"/>
+                <w:sz w:val="22"/>
+                <w:szCs w:val="22"/>
+              </w:rPr>
+              <w:t xml:space="preserve"> — and the register, which is the real risk: B2 prose with nominalisation and inversion in it, still readable by a class that finished B1 in June. One unit settles both. If either is wrong it is one unit's rework rather than six, and that is exactly how B1 Unit 1 earned its place in the schedule.</w:t>
             </w:r>
           </w:p>
         </w:tc>
@@ -40205,7 +40223,7 @@
                 <w:sz w:val="22"/>
                 <w:szCs w:val="22"/>
               </w:rPr>
-              <w:t xml:space="preserve"> — Student's Book and Answer Key — for the two reasons in §14: the page budget, which this plan asserts at 41–43 pages and cannot prove, and the register, which is the real risk. B2 prose with nominalisation and inversion in it has to stay readable by a class that finished B1 in June.</w:t>
+              <w:t xml:space="preserve"> — Student's Book and Answer Key — for the two reasons in §14: the page budget, which this plan asserted at 41–43 pages and could not prove, and which Unit 1 settled at 47, and the register, which is the real risk. B2 prose with nominalisation and inversion in it has to stay readable by a class that finished B1 in June.</w:t>
             </w:r>
           </w:p>
           <w:p>

--- a/proactive-english-b2-sy/out/PE-B2-SY_PLAN_and_Blueprint.docx
+++ b/proactive-english-b2-sy/out/PE-B2-SY_PLAN_and_Blueprint.docx
@@ -2987,6 +2987,112 @@
                 <w:sz w:val="22"/>
                 <w:szCs w:val="22"/>
               </w:rPr>
+              <w:t xml:space="preserve">One production note, measured at Unit 7 and applying to Units 7–12.</w:t>
+            </w:r>
+            <w:r>
+              <w:rPr>
+                <w:rFonts w:ascii="Calibri" w:cs="Calibri" w:eastAsia="Calibri" w:hAnsi="Calibri"/>
+                <w:sz w:val="22"/>
+                <w:szCs w:val="22"/>
+              </w:rPr>
+              <w:t xml:space="preserve"> The Stage 7 ruled block in cycles x.1–x.6 is </w:t>
+            </w:r>
+            <w:r>
+              <w:rPr>
+                <w:rFonts w:ascii="Calibri" w:cs="Calibri" w:eastAsia="Calibri" w:hAnsi="Calibri"/>
+                <w:b/>
+                <w:bCs/>
+                <w:sz w:val="22"/>
+                <w:szCs w:val="22"/>
+              </w:rPr>
+              <w:t xml:space="preserve">seven lines and not eight</w:t>
+            </w:r>
+            <w:r>
+              <w:rPr>
+                <w:rFonts w:ascii="Calibri" w:cs="Calibri" w:eastAsia="Calibri" w:hAnsi="Calibri"/>
+                <w:sz w:val="22"/>
+                <w:szCs w:val="22"/>
+              </w:rPr>
+              <w:t xml:space="preserve"> from Unit 7 onwards. The reason is arithmetic: the band-2 peer-review slip is longer than band 1's, and with eight ruled lines the Homework box falls off the foot of the page in every cycle, which costs the unit three pages of almost-empty paper and puts it outside the 46–48 band. Seven lines keeps every unit inside the band with no blank pages and no orphaned boxes, and B1 already used a seven-line block in its own x.7. </w:t>
+            </w:r>
+            <w:r>
+              <w:rPr>
+                <w:rFonts w:ascii="Calibri" w:cs="Calibri" w:eastAsia="Calibri" w:hAnsi="Calibri"/>
+                <w:b/>
+                <w:bCs/>
+                <w:sz w:val="22"/>
+                <w:szCs w:val="22"/>
+              </w:rPr>
+              <w:t xml:space="preserve">The unit check keeps its five-line block throughout.</w:t>
+            </w:r>
+          </w:p>
+        </w:tc>
+      </w:tr>
+    </w:tbl>
+    <w:tbl>
+      <w:tblPr>
+        <w:tblW w:type="dxa" w:w="9906"/>
+        <w:tblBorders>
+          <w:top w:val="single" w:color="auto" w:sz="4"/>
+          <w:left w:val="single" w:color="auto" w:sz="4"/>
+          <w:bottom w:val="single" w:color="auto" w:sz="4"/>
+          <w:right w:val="single" w:color="auto" w:sz="4"/>
+          <w:insideH w:val="single" w:color="auto" w:sz="4"/>
+          <w:insideV w:val="single" w:color="auto" w:sz="4"/>
+        </w:tblBorders>
+      </w:tblPr>
+      <w:tblGrid>
+        <w:gridCol w:w="9906"/>
+      </w:tblGrid>
+      <w:tr>
+        <w:trPr>
+          <w:cantSplit/>
+        </w:trPr>
+        <w:tc>
+          <w:tcPr>
+            <w:tcW w:type="dxa" w:w="9906"/>
+            <w:tcBorders>
+              <w:top w:val="single" w:color="C55A11" w:sz="6"/>
+              <w:left w:val="single" w:color="C55A11" w:sz="6"/>
+              <w:bottom w:val="single" w:color="C55A11" w:sz="6"/>
+              <w:right w:val="single" w:color="C55A11" w:sz="6"/>
+            </w:tcBorders>
+            <w:shd w:fill="FFF2CC" w:color="auto" w:val="clear"/>
+            <w:tcMar>
+              <w:top w:type="dxa" w:w="100"/>
+              <w:left w:type="dxa" w:w="160"/>
+              <w:bottom w:type="dxa" w:w="100"/>
+              <w:right w:type="dxa" w:w="160"/>
+            </w:tcMar>
+          </w:tcPr>
+          <w:p>
+            <w:pPr>
+              <w:spacing w:after="80"/>
+            </w:pPr>
+            <w:r>
+              <w:rPr>
+                <w:rFonts w:ascii="Calibri" w:cs="Calibri" w:eastAsia="Calibri" w:hAnsi="Calibri"/>
+                <w:b/>
+                <w:bCs/>
+                <w:color w:val="C55A11"/>
+                <w:sz w:val="22"/>
+                <w:szCs w:val="22"/>
+              </w:rPr>
+              <w:t xml:space="preserve">Note</w:t>
+            </w:r>
+          </w:p>
+          <w:p>
+            <w:pPr>
+              <w:spacing w:after="60"/>
+            </w:pPr>
+            <w:r>
+              <w:rPr>
+                <w:rFonts w:ascii="Calibri" w:cs="Calibri" w:eastAsia="Calibri" w:hAnsi="Calibri"/>
+                <w:b/>
+                <w:bCs/>
+                <w:sz w:val="22"/>
+                <w:szCs w:val="22"/>
+              </w:rPr>
               <w:t xml:space="preserve">The page figures above are projections and the B1 plan's equivalents were wrong.</w:t>
             </w:r>
             <w:r>
@@ -6770,7 +6876,7 @@
                 <w:sz w:val="20"/>
                 <w:szCs w:val="20"/>
               </w:rPr>
-              <w:t xml:space="preserve">29–32 (measured)</w:t>
+              <w:t xml:space="preserve">29–32 (U1–6) · 33–36 (U7–12)</w:t>
             </w:r>
           </w:p>
         </w:tc>
@@ -38051,7 +38157,25 @@
                 <w:sz w:val="20"/>
                 <w:szCs w:val="20"/>
               </w:rPr>
-              <w:t xml:space="preserve">Page budget: SB 46–48 (Book 1) / 47–50 (Book 2), AK 29–32 / 30–33 — the figures Phase 0 measured, replacing this plan's projection of 41–43 and 32–34; measured per page, with the blank-page-versus-ruled-block distinction applied</w:t>
+              <w:t xml:space="preserve">Page budget: SB 46–48 (Book 1) / 47–50 (Book 2); AK 29–32 for Units 1–6 and </w:t>
+            </w:r>
+            <w:r>
+              <w:rPr>
+                <w:rFonts w:ascii="Calibri" w:cs="Calibri" w:eastAsia="Calibri" w:hAnsi="Calibri"/>
+                <w:b/>
+                <w:bCs/>
+                <w:sz w:val="20"/>
+                <w:szCs w:val="20"/>
+              </w:rPr>
+              <w:t xml:space="preserve">33–36 for Units 7–12</w:t>
+            </w:r>
+            <w:r>
+              <w:rPr>
+                <w:rFonts w:ascii="Calibri" w:cs="Calibri" w:eastAsia="Calibri" w:hAnsi="Calibri"/>
+                <w:sz w:val="20"/>
+                <w:szCs w:val="20"/>
+              </w:rPr>
+              <w:t xml:space="preserve">, where the band-2 peer-review slip adds two elements to six slip samples a key. The figures Phase 0 and Unit 7 measured, replacing this plan's projection of 41–43 and 32–34; measured per page, with the blank-page-versus-ruled-block distinction applied</w:t>
             </w:r>
           </w:p>
         </w:tc>

--- a/proactive-english-b2-sy/out/PE-B2-SY_PLAN_and_Blueprint.docx
+++ b/proactive-english-b2-sy/out/PE-B2-SY_PLAN_and_Blueprint.docx
@@ -6876,7 +6876,7 @@
                 <w:sz w:val="20"/>
                 <w:szCs w:val="20"/>
               </w:rPr>
-              <w:t xml:space="preserve">29–32 (U1–6) · 33–36 (U7–12)</w:t>
+              <w:t xml:space="preserve">29–34 (measured)</w:t>
             </w:r>
           </w:p>
         </w:tc>
@@ -6905,7 +6905,7 @@
                 <w:sz w:val="20"/>
                 <w:szCs w:val="20"/>
               </w:rPr>
-              <w:t xml:space="preserve">30–33</w:t>
+              <w:t xml:space="preserve">30–35</w:t>
             </w:r>
           </w:p>
         </w:tc>
@@ -38157,7 +38157,7 @@
                 <w:sz w:val="20"/>
                 <w:szCs w:val="20"/>
               </w:rPr>
-              <w:t xml:space="preserve">Page budget: SB 46–48 (Book 1) / 47–50 (Book 2); AK 29–32 for Units 1–6 and </w:t>
+              <w:t xml:space="preserve">Page budget: SB 46–48 (Book 1) / 47–50 (Book 2); AK </w:t>
             </w:r>
             <w:r>
               <w:rPr>
@@ -38167,15 +38167,15 @@
                 <w:sz w:val="20"/>
                 <w:szCs w:val="20"/>
               </w:rPr>
-              <w:t xml:space="preserve">33–36 for Units 7–12</w:t>
-            </w:r>
-            <w:r>
-              <w:rPr>
-                <w:rFonts w:ascii="Calibri" w:cs="Calibri" w:eastAsia="Calibri" w:hAnsi="Calibri"/>
-                <w:sz w:val="20"/>
-                <w:szCs w:val="20"/>
-              </w:rPr>
-              <w:t xml:space="preserve">, where the band-2 peer-review slip adds two elements to six slip samples a key. The figures Phase 0 and Unit 7 measured, replacing this plan's projection of 41–43 and 32–34; measured per page, with the blank-page-versus-ruled-block distinction applied</w:t>
+              <w:t xml:space="preserve">29–34</w:t>
+            </w:r>
+            <w:r>
+              <w:rPr>
+                <w:rFonts w:ascii="Calibri" w:cs="Calibri" w:eastAsia="Calibri" w:hAnsi="Calibri"/>
+                <w:sz w:val="20"/>
+                <w:szCs w:val="20"/>
+              </w:rPr>
+              <w:t xml:space="preserve">, which is wider than the first six units suggested because the band-2 peer-review slip from Unit 7 adds two elements to six slip samples a key. The figures Phase 0 and Units 7–8 measured, replacing this plan's projection of 41–43 and 32–34; measured per page, with the blank-page-versus-ruled-block distinction applied</w:t>
             </w:r>
           </w:p>
         </w:tc>

--- a/proactive-english-b2-sy/out/PE-B2-SY_PLAN_and_Blueprint.docx
+++ b/proactive-english-b2-sy/out/PE-B2-SY_PLAN_and_Blueprint.docx
@@ -40438,6 +40438,3612 @@
         </w:tc>
       </w:tr>
     </w:tbl>
+    <w:p>
+      <w:r>
+        <w:br w:type="page"/>
+      </w:r>
+    </w:p>
+    <w:p>
+      <w:pPr>
+        <w:pStyle w:val="Heading2"/>
+        <w:spacing w:after="120" w:before="240"/>
+      </w:pPr>
+      <w:r>
+        <w:rPr>
+          <w:rFonts w:ascii="Calibri" w:cs="Calibri" w:eastAsia="Calibri" w:hAnsi="Calibri"/>
+        </w:rPr>
+        <w:t xml:space="preserve">16 · Book 1 as delivered — the measured record</w:t>
+      </w:r>
+    </w:p>
+    <w:p>
+      <w:pPr>
+        <w:spacing w:after="100"/>
+      </w:pPr>
+      <w:r>
+        <w:rPr>
+          <w:rFonts w:ascii="Calibri" w:cs="Calibri" w:eastAsia="Calibri" w:hAnsi="Calibri"/>
+          <w:sz w:val="22"/>
+          <w:szCs w:val="22"/>
+        </w:rPr>
+        <w:t xml:space="preserve">This section was written after Book 1 was finished. Every figure in it is </w:t>
+      </w:r>
+      <w:r>
+        <w:rPr>
+          <w:rFonts w:ascii="Calibri" w:cs="Calibri" w:eastAsia="Calibri" w:hAnsi="Calibri"/>
+          <w:b/>
+          <w:bCs/>
+          <w:sz w:val="22"/>
+          <w:szCs w:val="22"/>
+        </w:rPr>
+        <w:t xml:space="preserve">measured from the built file</w:t>
+      </w:r>
+      <w:r>
+        <w:rPr>
+          <w:rFonts w:ascii="Calibri" w:cs="Calibri" w:eastAsia="Calibri" w:hAnsi="Calibri"/>
+          <w:sz w:val="22"/>
+          <w:szCs w:val="22"/>
+        </w:rPr>
+        <w:t xml:space="preserve">, not projected; where it contradicts a projection earlier in this plan, the measured figure is the true one and the projection has been left in place so that the difference can be seen.</w:t>
+      </w:r>
+    </w:p>
+    <w:tbl>
+      <w:tblPr>
+        <w:tblW w:type="dxa" w:w="9906"/>
+        <w:tblBorders>
+          <w:top w:val="single" w:color="auto" w:sz="4"/>
+          <w:left w:val="single" w:color="auto" w:sz="4"/>
+          <w:bottom w:val="single" w:color="auto" w:sz="4"/>
+          <w:right w:val="single" w:color="auto" w:sz="4"/>
+          <w:insideH w:val="single" w:color="auto" w:sz="4"/>
+          <w:insideV w:val="single" w:color="auto" w:sz="4"/>
+        </w:tblBorders>
+      </w:tblPr>
+      <w:tblGrid>
+        <w:gridCol w:w="900"/>
+        <w:gridCol w:w="6123"/>
+        <w:gridCol w:w="1440"/>
+        <w:gridCol w:w="1443"/>
+      </w:tblGrid>
+      <w:tr>
+        <w:trPr>
+          <w:tblHeader/>
+        </w:trPr>
+        <w:tc>
+          <w:tcPr>
+            <w:tcW w:type="dxa" w:w="900"/>
+            <w:tcBorders>
+              <w:top w:val="single" w:color="A6A6A6" w:sz="4"/>
+              <w:left w:val="single" w:color="A6A6A6" w:sz="4"/>
+              <w:bottom w:val="single" w:color="A6A6A6" w:sz="4"/>
+              <w:right w:val="single" w:color="A6A6A6" w:sz="4"/>
+            </w:tcBorders>
+            <w:shd w:fill="1F3864" w:color="auto" w:val="clear"/>
+            <w:tcMar>
+              <w:top w:type="dxa" w:w="50"/>
+              <w:left w:type="dxa" w:w="90"/>
+              <w:bottom w:type="dxa" w:w="50"/>
+              <w:right w:type="dxa" w:w="90"/>
+            </w:tcMar>
+          </w:tcPr>
+          <w:p>
+            <w:r>
+              <w:rPr>
+                <w:rFonts w:ascii="Calibri" w:cs="Calibri" w:eastAsia="Calibri" w:hAnsi="Calibri"/>
+                <w:b/>
+                <w:bCs/>
+                <w:color w:val="FFFFFF"/>
+                <w:sz w:val="20"/>
+                <w:szCs w:val="20"/>
+              </w:rPr>
+              <w:t xml:space="preserve">Unit</w:t>
+            </w:r>
+          </w:p>
+        </w:tc>
+        <w:tc>
+          <w:tcPr>
+            <w:tcW w:type="dxa" w:w="6123"/>
+            <w:tcBorders>
+              <w:top w:val="single" w:color="A6A6A6" w:sz="4"/>
+              <w:left w:val="single" w:color="A6A6A6" w:sz="4"/>
+              <w:bottom w:val="single" w:color="A6A6A6" w:sz="4"/>
+              <w:right w:val="single" w:color="A6A6A6" w:sz="4"/>
+            </w:tcBorders>
+            <w:shd w:fill="1F3864" w:color="auto" w:val="clear"/>
+            <w:tcMar>
+              <w:top w:type="dxa" w:w="50"/>
+              <w:left w:type="dxa" w:w="90"/>
+              <w:bottom w:type="dxa" w:w="50"/>
+              <w:right w:type="dxa" w:w="90"/>
+            </w:tcMar>
+          </w:tcPr>
+          <w:p>
+            <w:r>
+              <w:rPr>
+                <w:rFonts w:ascii="Calibri" w:cs="Calibri" w:eastAsia="Calibri" w:hAnsi="Calibri"/>
+                <w:b/>
+                <w:bCs/>
+                <w:color w:val="FFFFFF"/>
+                <w:sz w:val="20"/>
+                <w:szCs w:val="20"/>
+              </w:rPr>
+              <w:t xml:space="preserve">Title</w:t>
+            </w:r>
+          </w:p>
+        </w:tc>
+        <w:tc>
+          <w:tcPr>
+            <w:tcW w:type="dxa" w:w="1440"/>
+            <w:tcBorders>
+              <w:top w:val="single" w:color="A6A6A6" w:sz="4"/>
+              <w:left w:val="single" w:color="A6A6A6" w:sz="4"/>
+              <w:bottom w:val="single" w:color="A6A6A6" w:sz="4"/>
+              <w:right w:val="single" w:color="A6A6A6" w:sz="4"/>
+            </w:tcBorders>
+            <w:shd w:fill="1F3864" w:color="auto" w:val="clear"/>
+            <w:tcMar>
+              <w:top w:type="dxa" w:w="50"/>
+              <w:left w:type="dxa" w:w="90"/>
+              <w:bottom w:type="dxa" w:w="50"/>
+              <w:right w:type="dxa" w:w="90"/>
+            </w:tcMar>
+          </w:tcPr>
+          <w:p>
+            <w:r>
+              <w:rPr>
+                <w:rFonts w:ascii="Calibri" w:cs="Calibri" w:eastAsia="Calibri" w:hAnsi="Calibri"/>
+                <w:b/>
+                <w:bCs/>
+                <w:color w:val="FFFFFF"/>
+                <w:sz w:val="20"/>
+                <w:szCs w:val="20"/>
+              </w:rPr>
+              <w:t xml:space="preserve">SB pp</w:t>
+            </w:r>
+          </w:p>
+        </w:tc>
+        <w:tc>
+          <w:tcPr>
+            <w:tcW w:type="dxa" w:w="1443"/>
+            <w:tcBorders>
+              <w:top w:val="single" w:color="A6A6A6" w:sz="4"/>
+              <w:left w:val="single" w:color="A6A6A6" w:sz="4"/>
+              <w:bottom w:val="single" w:color="A6A6A6" w:sz="4"/>
+              <w:right w:val="single" w:color="A6A6A6" w:sz="4"/>
+            </w:tcBorders>
+            <w:shd w:fill="1F3864" w:color="auto" w:val="clear"/>
+            <w:tcMar>
+              <w:top w:type="dxa" w:w="50"/>
+              <w:left w:type="dxa" w:w="90"/>
+              <w:bottom w:type="dxa" w:w="50"/>
+              <w:right w:type="dxa" w:w="90"/>
+            </w:tcMar>
+          </w:tcPr>
+          <w:p>
+            <w:r>
+              <w:rPr>
+                <w:rFonts w:ascii="Calibri" w:cs="Calibri" w:eastAsia="Calibri" w:hAnsi="Calibri"/>
+                <w:b/>
+                <w:bCs/>
+                <w:color w:val="FFFFFF"/>
+                <w:sz w:val="20"/>
+                <w:szCs w:val="20"/>
+              </w:rPr>
+              <w:t xml:space="preserve">AK pp</w:t>
+            </w:r>
+          </w:p>
+        </w:tc>
+      </w:tr>
+      <w:tr>
+        <w:tc>
+          <w:tcPr>
+            <w:tcW w:type="dxa" w:w="900"/>
+            <w:tcBorders>
+              <w:top w:val="single" w:color="A6A6A6" w:sz="4"/>
+              <w:left w:val="single" w:color="A6A6A6" w:sz="4"/>
+              <w:bottom w:val="single" w:color="A6A6A6" w:sz="4"/>
+              <w:right w:val="single" w:color="A6A6A6" w:sz="4"/>
+            </w:tcBorders>
+            <w:tcMar>
+              <w:top w:type="dxa" w:w="50"/>
+              <w:left w:type="dxa" w:w="90"/>
+              <w:bottom w:type="dxa" w:w="50"/>
+              <w:right w:type="dxa" w:w="90"/>
+            </w:tcMar>
+          </w:tcPr>
+          <w:p>
+            <w:r>
+              <w:rPr>
+                <w:rFonts w:ascii="Calibri" w:cs="Calibri" w:eastAsia="Calibri" w:hAnsi="Calibri"/>
+                <w:sz w:val="20"/>
+                <w:szCs w:val="20"/>
+              </w:rPr>
+              <w:t xml:space="preserve">1</w:t>
+            </w:r>
+          </w:p>
+        </w:tc>
+        <w:tc>
+          <w:tcPr>
+            <w:tcW w:type="dxa" w:w="6123"/>
+            <w:tcBorders>
+              <w:top w:val="single" w:color="A6A6A6" w:sz="4"/>
+              <w:left w:val="single" w:color="A6A6A6" w:sz="4"/>
+              <w:bottom w:val="single" w:color="A6A6A6" w:sz="4"/>
+              <w:right w:val="single" w:color="A6A6A6" w:sz="4"/>
+            </w:tcBorders>
+            <w:tcMar>
+              <w:top w:type="dxa" w:w="50"/>
+              <w:left w:type="dxa" w:w="90"/>
+              <w:bottom w:type="dxa" w:w="50"/>
+              <w:right w:type="dxa" w:w="90"/>
+            </w:tcMar>
+          </w:tcPr>
+          <w:p>
+            <w:r>
+              <w:rPr>
+                <w:rFonts w:ascii="Calibri" w:cs="Calibri" w:eastAsia="Calibri" w:hAnsi="Calibri"/>
+                <w:sz w:val="20"/>
+                <w:szCs w:val="20"/>
+              </w:rPr>
+              <w:t xml:space="preserve">Saying What a Room Assumes</w:t>
+            </w:r>
+          </w:p>
+        </w:tc>
+        <w:tc>
+          <w:tcPr>
+            <w:tcW w:type="dxa" w:w="1440"/>
+            <w:tcBorders>
+              <w:top w:val="single" w:color="A6A6A6" w:sz="4"/>
+              <w:left w:val="single" w:color="A6A6A6" w:sz="4"/>
+              <w:bottom w:val="single" w:color="A6A6A6" w:sz="4"/>
+              <w:right w:val="single" w:color="A6A6A6" w:sz="4"/>
+            </w:tcBorders>
+            <w:tcMar>
+              <w:top w:type="dxa" w:w="50"/>
+              <w:left w:type="dxa" w:w="90"/>
+              <w:bottom w:type="dxa" w:w="50"/>
+              <w:right w:type="dxa" w:w="90"/>
+            </w:tcMar>
+          </w:tcPr>
+          <w:p>
+            <w:r>
+              <w:rPr>
+                <w:rFonts w:ascii="Calibri" w:cs="Calibri" w:eastAsia="Calibri" w:hAnsi="Calibri"/>
+                <w:sz w:val="20"/>
+                <w:szCs w:val="20"/>
+              </w:rPr>
+              <w:t xml:space="preserve">47</w:t>
+            </w:r>
+          </w:p>
+        </w:tc>
+        <w:tc>
+          <w:tcPr>
+            <w:tcW w:type="dxa" w:w="1443"/>
+            <w:tcBorders>
+              <w:top w:val="single" w:color="A6A6A6" w:sz="4"/>
+              <w:left w:val="single" w:color="A6A6A6" w:sz="4"/>
+              <w:bottom w:val="single" w:color="A6A6A6" w:sz="4"/>
+              <w:right w:val="single" w:color="A6A6A6" w:sz="4"/>
+            </w:tcBorders>
+            <w:tcMar>
+              <w:top w:type="dxa" w:w="50"/>
+              <w:left w:type="dxa" w:w="90"/>
+              <w:bottom w:type="dxa" w:w="50"/>
+              <w:right w:type="dxa" w:w="90"/>
+            </w:tcMar>
+          </w:tcPr>
+          <w:p>
+            <w:r>
+              <w:rPr>
+                <w:rFonts w:ascii="Calibri" w:cs="Calibri" w:eastAsia="Calibri" w:hAnsi="Calibri"/>
+                <w:sz w:val="20"/>
+                <w:szCs w:val="20"/>
+              </w:rPr>
+              <w:t xml:space="preserve">30</w:t>
+            </w:r>
+          </w:p>
+        </w:tc>
+      </w:tr>
+      <w:tr>
+        <w:tc>
+          <w:tcPr>
+            <w:tcW w:type="dxa" w:w="900"/>
+            <w:tcBorders>
+              <w:top w:val="single" w:color="A6A6A6" w:sz="4"/>
+              <w:left w:val="single" w:color="A6A6A6" w:sz="4"/>
+              <w:bottom w:val="single" w:color="A6A6A6" w:sz="4"/>
+              <w:right w:val="single" w:color="A6A6A6" w:sz="4"/>
+            </w:tcBorders>
+            <w:tcMar>
+              <w:top w:type="dxa" w:w="50"/>
+              <w:left w:type="dxa" w:w="90"/>
+              <w:bottom w:type="dxa" w:w="50"/>
+              <w:right w:type="dxa" w:w="90"/>
+            </w:tcMar>
+          </w:tcPr>
+          <w:p>
+            <w:r>
+              <w:rPr>
+                <w:rFonts w:ascii="Calibri" w:cs="Calibri" w:eastAsia="Calibri" w:hAnsi="Calibri"/>
+                <w:sz w:val="20"/>
+                <w:szCs w:val="20"/>
+              </w:rPr>
+              <w:t xml:space="preserve">2</w:t>
+            </w:r>
+          </w:p>
+        </w:tc>
+        <w:tc>
+          <w:tcPr>
+            <w:tcW w:type="dxa" w:w="6123"/>
+            <w:tcBorders>
+              <w:top w:val="single" w:color="A6A6A6" w:sz="4"/>
+              <w:left w:val="single" w:color="A6A6A6" w:sz="4"/>
+              <w:bottom w:val="single" w:color="A6A6A6" w:sz="4"/>
+              <w:right w:val="single" w:color="A6A6A6" w:sz="4"/>
+            </w:tcBorders>
+            <w:tcMar>
+              <w:top w:type="dxa" w:w="50"/>
+              <w:left w:type="dxa" w:w="90"/>
+              <w:bottom w:type="dxa" w:w="50"/>
+              <w:right w:type="dxa" w:w="90"/>
+            </w:tcMar>
+          </w:tcPr>
+          <w:p>
+            <w:r>
+              <w:rPr>
+                <w:rFonts w:ascii="Calibri" w:cs="Calibri" w:eastAsia="Calibri" w:hAnsi="Calibri"/>
+                <w:sz w:val="20"/>
+                <w:szCs w:val="20"/>
+              </w:rPr>
+              <w:t xml:space="preserve">Four Paragraphs Nobody Can Read</w:t>
+            </w:r>
+          </w:p>
+        </w:tc>
+        <w:tc>
+          <w:tcPr>
+            <w:tcW w:type="dxa" w:w="1440"/>
+            <w:tcBorders>
+              <w:top w:val="single" w:color="A6A6A6" w:sz="4"/>
+              <w:left w:val="single" w:color="A6A6A6" w:sz="4"/>
+              <w:bottom w:val="single" w:color="A6A6A6" w:sz="4"/>
+              <w:right w:val="single" w:color="A6A6A6" w:sz="4"/>
+            </w:tcBorders>
+            <w:tcMar>
+              <w:top w:type="dxa" w:w="50"/>
+              <w:left w:type="dxa" w:w="90"/>
+              <w:bottom w:type="dxa" w:w="50"/>
+              <w:right w:type="dxa" w:w="90"/>
+            </w:tcMar>
+          </w:tcPr>
+          <w:p>
+            <w:r>
+              <w:rPr>
+                <w:rFonts w:ascii="Calibri" w:cs="Calibri" w:eastAsia="Calibri" w:hAnsi="Calibri"/>
+                <w:sz w:val="20"/>
+                <w:szCs w:val="20"/>
+              </w:rPr>
+              <w:t xml:space="preserve">46</w:t>
+            </w:r>
+          </w:p>
+        </w:tc>
+        <w:tc>
+          <w:tcPr>
+            <w:tcW w:type="dxa" w:w="1443"/>
+            <w:tcBorders>
+              <w:top w:val="single" w:color="A6A6A6" w:sz="4"/>
+              <w:left w:val="single" w:color="A6A6A6" w:sz="4"/>
+              <w:bottom w:val="single" w:color="A6A6A6" w:sz="4"/>
+              <w:right w:val="single" w:color="A6A6A6" w:sz="4"/>
+            </w:tcBorders>
+            <w:tcMar>
+              <w:top w:type="dxa" w:w="50"/>
+              <w:left w:type="dxa" w:w="90"/>
+              <w:bottom w:type="dxa" w:w="50"/>
+              <w:right w:type="dxa" w:w="90"/>
+            </w:tcMar>
+          </w:tcPr>
+          <w:p>
+            <w:r>
+              <w:rPr>
+                <w:rFonts w:ascii="Calibri" w:cs="Calibri" w:eastAsia="Calibri" w:hAnsi="Calibri"/>
+                <w:sz w:val="20"/>
+                <w:szCs w:val="20"/>
+              </w:rPr>
+              <w:t xml:space="preserve">30</w:t>
+            </w:r>
+          </w:p>
+        </w:tc>
+      </w:tr>
+      <w:tr>
+        <w:tc>
+          <w:tcPr>
+            <w:tcW w:type="dxa" w:w="900"/>
+            <w:tcBorders>
+              <w:top w:val="single" w:color="A6A6A6" w:sz="4"/>
+              <w:left w:val="single" w:color="A6A6A6" w:sz="4"/>
+              <w:bottom w:val="single" w:color="A6A6A6" w:sz="4"/>
+              <w:right w:val="single" w:color="A6A6A6" w:sz="4"/>
+            </w:tcBorders>
+            <w:tcMar>
+              <w:top w:type="dxa" w:w="50"/>
+              <w:left w:type="dxa" w:w="90"/>
+              <w:bottom w:type="dxa" w:w="50"/>
+              <w:right w:type="dxa" w:w="90"/>
+            </w:tcMar>
+          </w:tcPr>
+          <w:p>
+            <w:r>
+              <w:rPr>
+                <w:rFonts w:ascii="Calibri" w:cs="Calibri" w:eastAsia="Calibri" w:hAnsi="Calibri"/>
+                <w:sz w:val="20"/>
+                <w:szCs w:val="20"/>
+              </w:rPr>
+              <w:t xml:space="preserve">3</w:t>
+            </w:r>
+          </w:p>
+        </w:tc>
+        <w:tc>
+          <w:tcPr>
+            <w:tcW w:type="dxa" w:w="6123"/>
+            <w:tcBorders>
+              <w:top w:val="single" w:color="A6A6A6" w:sz="4"/>
+              <w:left w:val="single" w:color="A6A6A6" w:sz="4"/>
+              <w:bottom w:val="single" w:color="A6A6A6" w:sz="4"/>
+              <w:right w:val="single" w:color="A6A6A6" w:sz="4"/>
+            </w:tcBorders>
+            <w:tcMar>
+              <w:top w:type="dxa" w:w="50"/>
+              <w:left w:type="dxa" w:w="90"/>
+              <w:bottom w:type="dxa" w:w="50"/>
+              <w:right w:type="dxa" w:w="90"/>
+            </w:tcMar>
+          </w:tcPr>
+          <w:p>
+            <w:r>
+              <w:rPr>
+                <w:rFonts w:ascii="Calibri" w:cs="Calibri" w:eastAsia="Calibri" w:hAnsi="Calibri"/>
+                <w:sz w:val="20"/>
+                <w:szCs w:val="20"/>
+              </w:rPr>
+              <w:t xml:space="preserve">Marking Your Own Essay</w:t>
+            </w:r>
+          </w:p>
+        </w:tc>
+        <w:tc>
+          <w:tcPr>
+            <w:tcW w:type="dxa" w:w="1440"/>
+            <w:tcBorders>
+              <w:top w:val="single" w:color="A6A6A6" w:sz="4"/>
+              <w:left w:val="single" w:color="A6A6A6" w:sz="4"/>
+              <w:bottom w:val="single" w:color="A6A6A6" w:sz="4"/>
+              <w:right w:val="single" w:color="A6A6A6" w:sz="4"/>
+            </w:tcBorders>
+            <w:tcMar>
+              <w:top w:type="dxa" w:w="50"/>
+              <w:left w:type="dxa" w:w="90"/>
+              <w:bottom w:type="dxa" w:w="50"/>
+              <w:right w:type="dxa" w:w="90"/>
+            </w:tcMar>
+          </w:tcPr>
+          <w:p>
+            <w:r>
+              <w:rPr>
+                <w:rFonts w:ascii="Calibri" w:cs="Calibri" w:eastAsia="Calibri" w:hAnsi="Calibri"/>
+                <w:sz w:val="20"/>
+                <w:szCs w:val="20"/>
+              </w:rPr>
+              <w:t xml:space="preserve">46</w:t>
+            </w:r>
+          </w:p>
+        </w:tc>
+        <w:tc>
+          <w:tcPr>
+            <w:tcW w:type="dxa" w:w="1443"/>
+            <w:tcBorders>
+              <w:top w:val="single" w:color="A6A6A6" w:sz="4"/>
+              <w:left w:val="single" w:color="A6A6A6" w:sz="4"/>
+              <w:bottom w:val="single" w:color="A6A6A6" w:sz="4"/>
+              <w:right w:val="single" w:color="A6A6A6" w:sz="4"/>
+            </w:tcBorders>
+            <w:tcMar>
+              <w:top w:type="dxa" w:w="50"/>
+              <w:left w:type="dxa" w:w="90"/>
+              <w:bottom w:type="dxa" w:w="50"/>
+              <w:right w:type="dxa" w:w="90"/>
+            </w:tcMar>
+          </w:tcPr>
+          <w:p>
+            <w:r>
+              <w:rPr>
+                <w:rFonts w:ascii="Calibri" w:cs="Calibri" w:eastAsia="Calibri" w:hAnsi="Calibri"/>
+                <w:sz w:val="20"/>
+                <w:szCs w:val="20"/>
+              </w:rPr>
+              <w:t xml:space="preserve">30</w:t>
+            </w:r>
+          </w:p>
+        </w:tc>
+      </w:tr>
+      <w:tr>
+        <w:tc>
+          <w:tcPr>
+            <w:tcW w:type="dxa" w:w="900"/>
+            <w:tcBorders>
+              <w:top w:val="single" w:color="A6A6A6" w:sz="4"/>
+              <w:left w:val="single" w:color="A6A6A6" w:sz="4"/>
+              <w:bottom w:val="single" w:color="A6A6A6" w:sz="4"/>
+              <w:right w:val="single" w:color="A6A6A6" w:sz="4"/>
+            </w:tcBorders>
+            <w:tcMar>
+              <w:top w:type="dxa" w:w="50"/>
+              <w:left w:type="dxa" w:w="90"/>
+              <w:bottom w:type="dxa" w:w="50"/>
+              <w:right w:type="dxa" w:w="90"/>
+            </w:tcMar>
+          </w:tcPr>
+          <w:p>
+            <w:r>
+              <w:rPr>
+                <w:rFonts w:ascii="Calibri" w:cs="Calibri" w:eastAsia="Calibri" w:hAnsi="Calibri"/>
+                <w:sz w:val="20"/>
+                <w:szCs w:val="20"/>
+              </w:rPr>
+              <w:t xml:space="preserve">4</w:t>
+            </w:r>
+          </w:p>
+        </w:tc>
+        <w:tc>
+          <w:tcPr>
+            <w:tcW w:type="dxa" w:w="6123"/>
+            <w:tcBorders>
+              <w:top w:val="single" w:color="A6A6A6" w:sz="4"/>
+              <w:left w:val="single" w:color="A6A6A6" w:sz="4"/>
+              <w:bottom w:val="single" w:color="A6A6A6" w:sz="4"/>
+              <w:right w:val="single" w:color="A6A6A6" w:sz="4"/>
+            </w:tcBorders>
+            <w:tcMar>
+              <w:top w:type="dxa" w:w="50"/>
+              <w:left w:type="dxa" w:w="90"/>
+              <w:bottom w:type="dxa" w:w="50"/>
+              <w:right w:type="dxa" w:w="90"/>
+            </w:tcMar>
+          </w:tcPr>
+          <w:p>
+            <w:r>
+              <w:rPr>
+                <w:rFonts w:ascii="Calibri" w:cs="Calibri" w:eastAsia="Calibri" w:hAnsi="Calibri"/>
+                <w:sz w:val="20"/>
+                <w:szCs w:val="20"/>
+              </w:rPr>
+              <w:t xml:space="preserve">A Photograph for Somebody Who Cannot See It</w:t>
+            </w:r>
+          </w:p>
+        </w:tc>
+        <w:tc>
+          <w:tcPr>
+            <w:tcW w:type="dxa" w:w="1440"/>
+            <w:tcBorders>
+              <w:top w:val="single" w:color="A6A6A6" w:sz="4"/>
+              <w:left w:val="single" w:color="A6A6A6" w:sz="4"/>
+              <w:bottom w:val="single" w:color="A6A6A6" w:sz="4"/>
+              <w:right w:val="single" w:color="A6A6A6" w:sz="4"/>
+            </w:tcBorders>
+            <w:tcMar>
+              <w:top w:type="dxa" w:w="50"/>
+              <w:left w:type="dxa" w:w="90"/>
+              <w:bottom w:type="dxa" w:w="50"/>
+              <w:right w:type="dxa" w:w="90"/>
+            </w:tcMar>
+          </w:tcPr>
+          <w:p>
+            <w:r>
+              <w:rPr>
+                <w:rFonts w:ascii="Calibri" w:cs="Calibri" w:eastAsia="Calibri" w:hAnsi="Calibri"/>
+                <w:sz w:val="20"/>
+                <w:szCs w:val="20"/>
+              </w:rPr>
+              <w:t xml:space="preserve">46</w:t>
+            </w:r>
+          </w:p>
+        </w:tc>
+        <w:tc>
+          <w:tcPr>
+            <w:tcW w:type="dxa" w:w="1443"/>
+            <w:tcBorders>
+              <w:top w:val="single" w:color="A6A6A6" w:sz="4"/>
+              <w:left w:val="single" w:color="A6A6A6" w:sz="4"/>
+              <w:bottom w:val="single" w:color="A6A6A6" w:sz="4"/>
+              <w:right w:val="single" w:color="A6A6A6" w:sz="4"/>
+            </w:tcBorders>
+            <w:tcMar>
+              <w:top w:type="dxa" w:w="50"/>
+              <w:left w:type="dxa" w:w="90"/>
+              <w:bottom w:type="dxa" w:w="50"/>
+              <w:right w:type="dxa" w:w="90"/>
+            </w:tcMar>
+          </w:tcPr>
+          <w:p>
+            <w:r>
+              <w:rPr>
+                <w:rFonts w:ascii="Calibri" w:cs="Calibri" w:eastAsia="Calibri" w:hAnsi="Calibri"/>
+                <w:sz w:val="20"/>
+                <w:szCs w:val="20"/>
+              </w:rPr>
+              <w:t xml:space="preserve">29</w:t>
+            </w:r>
+          </w:p>
+        </w:tc>
+      </w:tr>
+      <w:tr>
+        <w:tc>
+          <w:tcPr>
+            <w:tcW w:type="dxa" w:w="900"/>
+            <w:tcBorders>
+              <w:top w:val="single" w:color="A6A6A6" w:sz="4"/>
+              <w:left w:val="single" w:color="A6A6A6" w:sz="4"/>
+              <w:bottom w:val="single" w:color="A6A6A6" w:sz="4"/>
+              <w:right w:val="single" w:color="A6A6A6" w:sz="4"/>
+            </w:tcBorders>
+            <w:tcMar>
+              <w:top w:type="dxa" w:w="50"/>
+              <w:left w:type="dxa" w:w="90"/>
+              <w:bottom w:type="dxa" w:w="50"/>
+              <w:right w:type="dxa" w:w="90"/>
+            </w:tcMar>
+          </w:tcPr>
+          <w:p>
+            <w:r>
+              <w:rPr>
+                <w:rFonts w:ascii="Calibri" w:cs="Calibri" w:eastAsia="Calibri" w:hAnsi="Calibri"/>
+                <w:sz w:val="20"/>
+                <w:szCs w:val="20"/>
+              </w:rPr>
+              <w:t xml:space="preserve">5</w:t>
+            </w:r>
+          </w:p>
+        </w:tc>
+        <w:tc>
+          <w:tcPr>
+            <w:tcW w:type="dxa" w:w="6123"/>
+            <w:tcBorders>
+              <w:top w:val="single" w:color="A6A6A6" w:sz="4"/>
+              <w:left w:val="single" w:color="A6A6A6" w:sz="4"/>
+              <w:bottom w:val="single" w:color="A6A6A6" w:sz="4"/>
+              <w:right w:val="single" w:color="A6A6A6" w:sz="4"/>
+            </w:tcBorders>
+            <w:tcMar>
+              <w:top w:type="dxa" w:w="50"/>
+              <w:left w:type="dxa" w:w="90"/>
+              <w:bottom w:type="dxa" w:w="50"/>
+              <w:right w:type="dxa" w:w="90"/>
+            </w:tcMar>
+          </w:tcPr>
+          <w:p>
+            <w:r>
+              <w:rPr>
+                <w:rFonts w:ascii="Calibri" w:cs="Calibri" w:eastAsia="Calibri" w:hAnsi="Calibri"/>
+                <w:sz w:val="20"/>
+                <w:szCs w:val="20"/>
+              </w:rPr>
+              <w:t xml:space="preserve">Not Only, But</w:t>
+            </w:r>
+          </w:p>
+        </w:tc>
+        <w:tc>
+          <w:tcPr>
+            <w:tcW w:type="dxa" w:w="1440"/>
+            <w:tcBorders>
+              <w:top w:val="single" w:color="A6A6A6" w:sz="4"/>
+              <w:left w:val="single" w:color="A6A6A6" w:sz="4"/>
+              <w:bottom w:val="single" w:color="A6A6A6" w:sz="4"/>
+              <w:right w:val="single" w:color="A6A6A6" w:sz="4"/>
+            </w:tcBorders>
+            <w:tcMar>
+              <w:top w:type="dxa" w:w="50"/>
+              <w:left w:type="dxa" w:w="90"/>
+              <w:bottom w:type="dxa" w:w="50"/>
+              <w:right w:type="dxa" w:w="90"/>
+            </w:tcMar>
+          </w:tcPr>
+          <w:p>
+            <w:r>
+              <w:rPr>
+                <w:rFonts w:ascii="Calibri" w:cs="Calibri" w:eastAsia="Calibri" w:hAnsi="Calibri"/>
+                <w:sz w:val="20"/>
+                <w:szCs w:val="20"/>
+              </w:rPr>
+              <w:t xml:space="preserve">47</w:t>
+            </w:r>
+          </w:p>
+        </w:tc>
+        <w:tc>
+          <w:tcPr>
+            <w:tcW w:type="dxa" w:w="1443"/>
+            <w:tcBorders>
+              <w:top w:val="single" w:color="A6A6A6" w:sz="4"/>
+              <w:left w:val="single" w:color="A6A6A6" w:sz="4"/>
+              <w:bottom w:val="single" w:color="A6A6A6" w:sz="4"/>
+              <w:right w:val="single" w:color="A6A6A6" w:sz="4"/>
+            </w:tcBorders>
+            <w:tcMar>
+              <w:top w:type="dxa" w:w="50"/>
+              <w:left w:type="dxa" w:w="90"/>
+              <w:bottom w:type="dxa" w:w="50"/>
+              <w:right w:type="dxa" w:w="90"/>
+            </w:tcMar>
+          </w:tcPr>
+          <w:p>
+            <w:r>
+              <w:rPr>
+                <w:rFonts w:ascii="Calibri" w:cs="Calibri" w:eastAsia="Calibri" w:hAnsi="Calibri"/>
+                <w:sz w:val="20"/>
+                <w:szCs w:val="20"/>
+              </w:rPr>
+              <w:t xml:space="preserve">30</w:t>
+            </w:r>
+          </w:p>
+        </w:tc>
+      </w:tr>
+      <w:tr>
+        <w:tc>
+          <w:tcPr>
+            <w:tcW w:type="dxa" w:w="900"/>
+            <w:tcBorders>
+              <w:top w:val="single" w:color="A6A6A6" w:sz="4"/>
+              <w:left w:val="single" w:color="A6A6A6" w:sz="4"/>
+              <w:bottom w:val="single" w:color="A6A6A6" w:sz="4"/>
+              <w:right w:val="single" w:color="A6A6A6" w:sz="4"/>
+            </w:tcBorders>
+            <w:tcMar>
+              <w:top w:type="dxa" w:w="50"/>
+              <w:left w:type="dxa" w:w="90"/>
+              <w:bottom w:type="dxa" w:w="50"/>
+              <w:right w:type="dxa" w:w="90"/>
+            </w:tcMar>
+          </w:tcPr>
+          <w:p>
+            <w:r>
+              <w:rPr>
+                <w:rFonts w:ascii="Calibri" w:cs="Calibri" w:eastAsia="Calibri" w:hAnsi="Calibri"/>
+                <w:sz w:val="20"/>
+                <w:szCs w:val="20"/>
+              </w:rPr>
+              <w:t xml:space="preserve">6</w:t>
+            </w:r>
+          </w:p>
+        </w:tc>
+        <w:tc>
+          <w:tcPr>
+            <w:tcW w:type="dxa" w:w="6123"/>
+            <w:tcBorders>
+              <w:top w:val="single" w:color="A6A6A6" w:sz="4"/>
+              <w:left w:val="single" w:color="A6A6A6" w:sz="4"/>
+              <w:bottom w:val="single" w:color="A6A6A6" w:sz="4"/>
+              <w:right w:val="single" w:color="A6A6A6" w:sz="4"/>
+            </w:tcBorders>
+            <w:tcMar>
+              <w:top w:type="dxa" w:w="50"/>
+              <w:left w:type="dxa" w:w="90"/>
+              <w:bottom w:type="dxa" w:w="50"/>
+              <w:right w:type="dxa" w:w="90"/>
+            </w:tcMar>
+          </w:tcPr>
+          <w:p>
+            <w:r>
+              <w:rPr>
+                <w:rFonts w:ascii="Calibri" w:cs="Calibri" w:eastAsia="Calibri" w:hAnsi="Calibri"/>
+                <w:sz w:val="20"/>
+                <w:szCs w:val="20"/>
+              </w:rPr>
+              <w:t xml:space="preserve">Deciding, and Saying So</w:t>
+            </w:r>
+          </w:p>
+        </w:tc>
+        <w:tc>
+          <w:tcPr>
+            <w:tcW w:type="dxa" w:w="1440"/>
+            <w:tcBorders>
+              <w:top w:val="single" w:color="A6A6A6" w:sz="4"/>
+              <w:left w:val="single" w:color="A6A6A6" w:sz="4"/>
+              <w:bottom w:val="single" w:color="A6A6A6" w:sz="4"/>
+              <w:right w:val="single" w:color="A6A6A6" w:sz="4"/>
+            </w:tcBorders>
+            <w:tcMar>
+              <w:top w:type="dxa" w:w="50"/>
+              <w:left w:type="dxa" w:w="90"/>
+              <w:bottom w:type="dxa" w:w="50"/>
+              <w:right w:type="dxa" w:w="90"/>
+            </w:tcMar>
+          </w:tcPr>
+          <w:p>
+            <w:r>
+              <w:rPr>
+                <w:rFonts w:ascii="Calibri" w:cs="Calibri" w:eastAsia="Calibri" w:hAnsi="Calibri"/>
+                <w:sz w:val="20"/>
+                <w:szCs w:val="20"/>
+              </w:rPr>
+              <w:t xml:space="preserve">48</w:t>
+            </w:r>
+          </w:p>
+        </w:tc>
+        <w:tc>
+          <w:tcPr>
+            <w:tcW w:type="dxa" w:w="1443"/>
+            <w:tcBorders>
+              <w:top w:val="single" w:color="A6A6A6" w:sz="4"/>
+              <w:left w:val="single" w:color="A6A6A6" w:sz="4"/>
+              <w:bottom w:val="single" w:color="A6A6A6" w:sz="4"/>
+              <w:right w:val="single" w:color="A6A6A6" w:sz="4"/>
+            </w:tcBorders>
+            <w:tcMar>
+              <w:top w:type="dxa" w:w="50"/>
+              <w:left w:type="dxa" w:w="90"/>
+              <w:bottom w:type="dxa" w:w="50"/>
+              <w:right w:type="dxa" w:w="90"/>
+            </w:tcMar>
+          </w:tcPr>
+          <w:p>
+            <w:r>
+              <w:rPr>
+                <w:rFonts w:ascii="Calibri" w:cs="Calibri" w:eastAsia="Calibri" w:hAnsi="Calibri"/>
+                <w:sz w:val="20"/>
+                <w:szCs w:val="20"/>
+              </w:rPr>
+              <w:t xml:space="preserve">32</w:t>
+            </w:r>
+          </w:p>
+        </w:tc>
+      </w:tr>
+      <w:tr>
+        <w:tc>
+          <w:tcPr>
+            <w:tcW w:type="dxa" w:w="900"/>
+            <w:tcBorders>
+              <w:top w:val="single" w:color="A6A6A6" w:sz="4"/>
+              <w:left w:val="single" w:color="A6A6A6" w:sz="4"/>
+              <w:bottom w:val="single" w:color="A6A6A6" w:sz="4"/>
+              <w:right w:val="single" w:color="A6A6A6" w:sz="4"/>
+            </w:tcBorders>
+            <w:tcMar>
+              <w:top w:type="dxa" w:w="50"/>
+              <w:left w:type="dxa" w:w="90"/>
+              <w:bottom w:type="dxa" w:w="50"/>
+              <w:right w:type="dxa" w:w="90"/>
+            </w:tcMar>
+          </w:tcPr>
+          <w:p>
+            <w:r>
+              <w:rPr>
+                <w:rFonts w:ascii="Calibri" w:cs="Calibri" w:eastAsia="Calibri" w:hAnsi="Calibri"/>
+                <w:sz w:val="20"/>
+                <w:szCs w:val="20"/>
+              </w:rPr>
+              <w:t xml:space="preserve">7</w:t>
+            </w:r>
+          </w:p>
+        </w:tc>
+        <w:tc>
+          <w:tcPr>
+            <w:tcW w:type="dxa" w:w="6123"/>
+            <w:tcBorders>
+              <w:top w:val="single" w:color="A6A6A6" w:sz="4"/>
+              <w:left w:val="single" w:color="A6A6A6" w:sz="4"/>
+              <w:bottom w:val="single" w:color="A6A6A6" w:sz="4"/>
+              <w:right w:val="single" w:color="A6A6A6" w:sz="4"/>
+            </w:tcBorders>
+            <w:tcMar>
+              <w:top w:type="dxa" w:w="50"/>
+              <w:left w:type="dxa" w:w="90"/>
+              <w:bottom w:type="dxa" w:w="50"/>
+              <w:right w:type="dxa" w:w="90"/>
+            </w:tcMar>
+          </w:tcPr>
+          <w:p>
+            <w:r>
+              <w:rPr>
+                <w:rFonts w:ascii="Calibri" w:cs="Calibri" w:eastAsia="Calibri" w:hAnsi="Calibri"/>
+                <w:sz w:val="20"/>
+                <w:szCs w:val="20"/>
+              </w:rPr>
+              <w:t xml:space="preserve">Cause at a Distance</w:t>
+            </w:r>
+          </w:p>
+        </w:tc>
+        <w:tc>
+          <w:tcPr>
+            <w:tcW w:type="dxa" w:w="1440"/>
+            <w:tcBorders>
+              <w:top w:val="single" w:color="A6A6A6" w:sz="4"/>
+              <w:left w:val="single" w:color="A6A6A6" w:sz="4"/>
+              <w:bottom w:val="single" w:color="A6A6A6" w:sz="4"/>
+              <w:right w:val="single" w:color="A6A6A6" w:sz="4"/>
+            </w:tcBorders>
+            <w:tcMar>
+              <w:top w:type="dxa" w:w="50"/>
+              <w:left w:type="dxa" w:w="90"/>
+              <w:bottom w:type="dxa" w:w="50"/>
+              <w:right w:type="dxa" w:w="90"/>
+            </w:tcMar>
+          </w:tcPr>
+          <w:p>
+            <w:r>
+              <w:rPr>
+                <w:rFonts w:ascii="Calibri" w:cs="Calibri" w:eastAsia="Calibri" w:hAnsi="Calibri"/>
+                <w:sz w:val="20"/>
+                <w:szCs w:val="20"/>
+              </w:rPr>
+              <w:t xml:space="preserve">46</w:t>
+            </w:r>
+          </w:p>
+        </w:tc>
+        <w:tc>
+          <w:tcPr>
+            <w:tcW w:type="dxa" w:w="1443"/>
+            <w:tcBorders>
+              <w:top w:val="single" w:color="A6A6A6" w:sz="4"/>
+              <w:left w:val="single" w:color="A6A6A6" w:sz="4"/>
+              <w:bottom w:val="single" w:color="A6A6A6" w:sz="4"/>
+              <w:right w:val="single" w:color="A6A6A6" w:sz="4"/>
+            </w:tcBorders>
+            <w:tcMar>
+              <w:top w:type="dxa" w:w="50"/>
+              <w:left w:type="dxa" w:w="90"/>
+              <w:bottom w:type="dxa" w:w="50"/>
+              <w:right w:type="dxa" w:w="90"/>
+            </w:tcMar>
+          </w:tcPr>
+          <w:p>
+            <w:r>
+              <w:rPr>
+                <w:rFonts w:ascii="Calibri" w:cs="Calibri" w:eastAsia="Calibri" w:hAnsi="Calibri"/>
+                <w:sz w:val="20"/>
+                <w:szCs w:val="20"/>
+              </w:rPr>
+              <w:t xml:space="preserve">34</w:t>
+            </w:r>
+          </w:p>
+        </w:tc>
+      </w:tr>
+      <w:tr>
+        <w:tc>
+          <w:tcPr>
+            <w:tcW w:type="dxa" w:w="900"/>
+            <w:tcBorders>
+              <w:top w:val="single" w:color="A6A6A6" w:sz="4"/>
+              <w:left w:val="single" w:color="A6A6A6" w:sz="4"/>
+              <w:bottom w:val="single" w:color="A6A6A6" w:sz="4"/>
+              <w:right w:val="single" w:color="A6A6A6" w:sz="4"/>
+            </w:tcBorders>
+            <w:tcMar>
+              <w:top w:type="dxa" w:w="50"/>
+              <w:left w:type="dxa" w:w="90"/>
+              <w:bottom w:type="dxa" w:w="50"/>
+              <w:right w:type="dxa" w:w="90"/>
+            </w:tcMar>
+          </w:tcPr>
+          <w:p>
+            <w:r>
+              <w:rPr>
+                <w:rFonts w:ascii="Calibri" w:cs="Calibri" w:eastAsia="Calibri" w:hAnsi="Calibri"/>
+                <w:sz w:val="20"/>
+                <w:szCs w:val="20"/>
+              </w:rPr>
+              <w:t xml:space="preserve">8</w:t>
+            </w:r>
+          </w:p>
+        </w:tc>
+        <w:tc>
+          <w:tcPr>
+            <w:tcW w:type="dxa" w:w="6123"/>
+            <w:tcBorders>
+              <w:top w:val="single" w:color="A6A6A6" w:sz="4"/>
+              <w:left w:val="single" w:color="A6A6A6" w:sz="4"/>
+              <w:bottom w:val="single" w:color="A6A6A6" w:sz="4"/>
+              <w:right w:val="single" w:color="A6A6A6" w:sz="4"/>
+            </w:tcBorders>
+            <w:tcMar>
+              <w:top w:type="dxa" w:w="50"/>
+              <w:left w:type="dxa" w:w="90"/>
+              <w:bottom w:type="dxa" w:w="50"/>
+              <w:right w:type="dxa" w:w="90"/>
+            </w:tcMar>
+          </w:tcPr>
+          <w:p>
+            <w:r>
+              <w:rPr>
+                <w:rFonts w:ascii="Calibri" w:cs="Calibri" w:eastAsia="Calibri" w:hAnsi="Calibri"/>
+                <w:sz w:val="20"/>
+                <w:szCs w:val="20"/>
+              </w:rPr>
+              <w:t xml:space="preserve">Reviews</w:t>
+            </w:r>
+          </w:p>
+        </w:tc>
+        <w:tc>
+          <w:tcPr>
+            <w:tcW w:type="dxa" w:w="1440"/>
+            <w:tcBorders>
+              <w:top w:val="single" w:color="A6A6A6" w:sz="4"/>
+              <w:left w:val="single" w:color="A6A6A6" w:sz="4"/>
+              <w:bottom w:val="single" w:color="A6A6A6" w:sz="4"/>
+              <w:right w:val="single" w:color="A6A6A6" w:sz="4"/>
+            </w:tcBorders>
+            <w:tcMar>
+              <w:top w:type="dxa" w:w="50"/>
+              <w:left w:type="dxa" w:w="90"/>
+              <w:bottom w:type="dxa" w:w="50"/>
+              <w:right w:type="dxa" w:w="90"/>
+            </w:tcMar>
+          </w:tcPr>
+          <w:p>
+            <w:r>
+              <w:rPr>
+                <w:rFonts w:ascii="Calibri" w:cs="Calibri" w:eastAsia="Calibri" w:hAnsi="Calibri"/>
+                <w:sz w:val="20"/>
+                <w:szCs w:val="20"/>
+              </w:rPr>
+              <w:t xml:space="preserve">46</w:t>
+            </w:r>
+          </w:p>
+        </w:tc>
+        <w:tc>
+          <w:tcPr>
+            <w:tcW w:type="dxa" w:w="1443"/>
+            <w:tcBorders>
+              <w:top w:val="single" w:color="A6A6A6" w:sz="4"/>
+              <w:left w:val="single" w:color="A6A6A6" w:sz="4"/>
+              <w:bottom w:val="single" w:color="A6A6A6" w:sz="4"/>
+              <w:right w:val="single" w:color="A6A6A6" w:sz="4"/>
+            </w:tcBorders>
+            <w:tcMar>
+              <w:top w:type="dxa" w:w="50"/>
+              <w:left w:type="dxa" w:w="90"/>
+              <w:bottom w:type="dxa" w:w="50"/>
+              <w:right w:type="dxa" w:w="90"/>
+            </w:tcMar>
+          </w:tcPr>
+          <w:p>
+            <w:r>
+              <w:rPr>
+                <w:rFonts w:ascii="Calibri" w:cs="Calibri" w:eastAsia="Calibri" w:hAnsi="Calibri"/>
+                <w:sz w:val="20"/>
+                <w:szCs w:val="20"/>
+              </w:rPr>
+              <w:t xml:space="preserve">31</w:t>
+            </w:r>
+          </w:p>
+        </w:tc>
+      </w:tr>
+      <w:tr>
+        <w:tc>
+          <w:tcPr>
+            <w:tcW w:type="dxa" w:w="900"/>
+            <w:tcBorders>
+              <w:top w:val="single" w:color="A6A6A6" w:sz="4"/>
+              <w:left w:val="single" w:color="A6A6A6" w:sz="4"/>
+              <w:bottom w:val="single" w:color="A6A6A6" w:sz="4"/>
+              <w:right w:val="single" w:color="A6A6A6" w:sz="4"/>
+            </w:tcBorders>
+            <w:tcMar>
+              <w:top w:type="dxa" w:w="50"/>
+              <w:left w:type="dxa" w:w="90"/>
+              <w:bottom w:type="dxa" w:w="50"/>
+              <w:right w:type="dxa" w:w="90"/>
+            </w:tcMar>
+          </w:tcPr>
+          <w:p>
+            <w:r>
+              <w:rPr>
+                <w:rFonts w:ascii="Calibri" w:cs="Calibri" w:eastAsia="Calibri" w:hAnsi="Calibri"/>
+                <w:sz w:val="20"/>
+                <w:szCs w:val="20"/>
+              </w:rPr>
+              <w:t xml:space="preserve">9</w:t>
+            </w:r>
+          </w:p>
+        </w:tc>
+        <w:tc>
+          <w:tcPr>
+            <w:tcW w:type="dxa" w:w="6123"/>
+            <w:tcBorders>
+              <w:top w:val="single" w:color="A6A6A6" w:sz="4"/>
+              <w:left w:val="single" w:color="A6A6A6" w:sz="4"/>
+              <w:bottom w:val="single" w:color="A6A6A6" w:sz="4"/>
+              <w:right w:val="single" w:color="A6A6A6" w:sz="4"/>
+            </w:tcBorders>
+            <w:tcMar>
+              <w:top w:type="dxa" w:w="50"/>
+              <w:left w:type="dxa" w:w="90"/>
+              <w:bottom w:type="dxa" w:w="50"/>
+              <w:right w:type="dxa" w:w="90"/>
+            </w:tcMar>
+          </w:tcPr>
+          <w:p>
+            <w:r>
+              <w:rPr>
+                <w:rFonts w:ascii="Calibri" w:cs="Calibri" w:eastAsia="Calibri" w:hAnsi="Calibri"/>
+                <w:sz w:val="20"/>
+                <w:szCs w:val="20"/>
+              </w:rPr>
+              <w:t xml:space="preserve">Concession That Costs Something</w:t>
+            </w:r>
+          </w:p>
+        </w:tc>
+        <w:tc>
+          <w:tcPr>
+            <w:tcW w:type="dxa" w:w="1440"/>
+            <w:tcBorders>
+              <w:top w:val="single" w:color="A6A6A6" w:sz="4"/>
+              <w:left w:val="single" w:color="A6A6A6" w:sz="4"/>
+              <w:bottom w:val="single" w:color="A6A6A6" w:sz="4"/>
+              <w:right w:val="single" w:color="A6A6A6" w:sz="4"/>
+            </w:tcBorders>
+            <w:tcMar>
+              <w:top w:type="dxa" w:w="50"/>
+              <w:left w:type="dxa" w:w="90"/>
+              <w:bottom w:type="dxa" w:w="50"/>
+              <w:right w:type="dxa" w:w="90"/>
+            </w:tcMar>
+          </w:tcPr>
+          <w:p>
+            <w:r>
+              <w:rPr>
+                <w:rFonts w:ascii="Calibri" w:cs="Calibri" w:eastAsia="Calibri" w:hAnsi="Calibri"/>
+                <w:sz w:val="20"/>
+                <w:szCs w:val="20"/>
+              </w:rPr>
+              <w:t xml:space="preserve">47</w:t>
+            </w:r>
+          </w:p>
+        </w:tc>
+        <w:tc>
+          <w:tcPr>
+            <w:tcW w:type="dxa" w:w="1443"/>
+            <w:tcBorders>
+              <w:top w:val="single" w:color="A6A6A6" w:sz="4"/>
+              <w:left w:val="single" w:color="A6A6A6" w:sz="4"/>
+              <w:bottom w:val="single" w:color="A6A6A6" w:sz="4"/>
+              <w:right w:val="single" w:color="A6A6A6" w:sz="4"/>
+            </w:tcBorders>
+            <w:tcMar>
+              <w:top w:type="dxa" w:w="50"/>
+              <w:left w:type="dxa" w:w="90"/>
+              <w:bottom w:type="dxa" w:w="50"/>
+              <w:right w:type="dxa" w:w="90"/>
+            </w:tcMar>
+          </w:tcPr>
+          <w:p>
+            <w:r>
+              <w:rPr>
+                <w:rFonts w:ascii="Calibri" w:cs="Calibri" w:eastAsia="Calibri" w:hAnsi="Calibri"/>
+                <w:sz w:val="20"/>
+                <w:szCs w:val="20"/>
+              </w:rPr>
+              <w:t xml:space="preserve">31</w:t>
+            </w:r>
+          </w:p>
+        </w:tc>
+      </w:tr>
+      <w:tr>
+        <w:tc>
+          <w:tcPr>
+            <w:tcW w:type="dxa" w:w="900"/>
+            <w:tcBorders>
+              <w:top w:val="single" w:color="A6A6A6" w:sz="4"/>
+              <w:left w:val="single" w:color="A6A6A6" w:sz="4"/>
+              <w:bottom w:val="single" w:color="A6A6A6" w:sz="4"/>
+              <w:right w:val="single" w:color="A6A6A6" w:sz="4"/>
+            </w:tcBorders>
+            <w:tcMar>
+              <w:top w:type="dxa" w:w="50"/>
+              <w:left w:type="dxa" w:w="90"/>
+              <w:bottom w:type="dxa" w:w="50"/>
+              <w:right w:type="dxa" w:w="90"/>
+            </w:tcMar>
+          </w:tcPr>
+          <w:p>
+            <w:r>
+              <w:rPr>
+                <w:rFonts w:ascii="Calibri" w:cs="Calibri" w:eastAsia="Calibri" w:hAnsi="Calibri"/>
+                <w:sz w:val="20"/>
+                <w:szCs w:val="20"/>
+              </w:rPr>
+              <w:t xml:space="preserve">10</w:t>
+            </w:r>
+          </w:p>
+        </w:tc>
+        <w:tc>
+          <w:tcPr>
+            <w:tcW w:type="dxa" w:w="6123"/>
+            <w:tcBorders>
+              <w:top w:val="single" w:color="A6A6A6" w:sz="4"/>
+              <w:left w:val="single" w:color="A6A6A6" w:sz="4"/>
+              <w:bottom w:val="single" w:color="A6A6A6" w:sz="4"/>
+              <w:right w:val="single" w:color="A6A6A6" w:sz="4"/>
+            </w:tcBorders>
+            <w:tcMar>
+              <w:top w:type="dxa" w:w="50"/>
+              <w:left w:type="dxa" w:w="90"/>
+              <w:bottom w:type="dxa" w:w="50"/>
+              <w:right w:type="dxa" w:w="90"/>
+            </w:tcMar>
+          </w:tcPr>
+          <w:p>
+            <w:r>
+              <w:rPr>
+                <w:rFonts w:ascii="Calibri" w:cs="Calibri" w:eastAsia="Calibri" w:hAnsi="Calibri"/>
+                <w:sz w:val="20"/>
+                <w:szCs w:val="20"/>
+              </w:rPr>
+              <w:t xml:space="preserve">Numbers in Prose</w:t>
+            </w:r>
+          </w:p>
+        </w:tc>
+        <w:tc>
+          <w:tcPr>
+            <w:tcW w:type="dxa" w:w="1440"/>
+            <w:tcBorders>
+              <w:top w:val="single" w:color="A6A6A6" w:sz="4"/>
+              <w:left w:val="single" w:color="A6A6A6" w:sz="4"/>
+              <w:bottom w:val="single" w:color="A6A6A6" w:sz="4"/>
+              <w:right w:val="single" w:color="A6A6A6" w:sz="4"/>
+            </w:tcBorders>
+            <w:tcMar>
+              <w:top w:type="dxa" w:w="50"/>
+              <w:left w:type="dxa" w:w="90"/>
+              <w:bottom w:type="dxa" w:w="50"/>
+              <w:right w:type="dxa" w:w="90"/>
+            </w:tcMar>
+          </w:tcPr>
+          <w:p>
+            <w:r>
+              <w:rPr>
+                <w:rFonts w:ascii="Calibri" w:cs="Calibri" w:eastAsia="Calibri" w:hAnsi="Calibri"/>
+                <w:sz w:val="20"/>
+                <w:szCs w:val="20"/>
+              </w:rPr>
+              <w:t xml:space="preserve">47</w:t>
+            </w:r>
+          </w:p>
+        </w:tc>
+        <w:tc>
+          <w:tcPr>
+            <w:tcW w:type="dxa" w:w="1443"/>
+            <w:tcBorders>
+              <w:top w:val="single" w:color="A6A6A6" w:sz="4"/>
+              <w:left w:val="single" w:color="A6A6A6" w:sz="4"/>
+              <w:bottom w:val="single" w:color="A6A6A6" w:sz="4"/>
+              <w:right w:val="single" w:color="A6A6A6" w:sz="4"/>
+            </w:tcBorders>
+            <w:tcMar>
+              <w:top w:type="dxa" w:w="50"/>
+              <w:left w:type="dxa" w:w="90"/>
+              <w:bottom w:type="dxa" w:w="50"/>
+              <w:right w:type="dxa" w:w="90"/>
+            </w:tcMar>
+          </w:tcPr>
+          <w:p>
+            <w:r>
+              <w:rPr>
+                <w:rFonts w:ascii="Calibri" w:cs="Calibri" w:eastAsia="Calibri" w:hAnsi="Calibri"/>
+                <w:sz w:val="20"/>
+                <w:szCs w:val="20"/>
+              </w:rPr>
+              <w:t xml:space="preserve">33</w:t>
+            </w:r>
+          </w:p>
+        </w:tc>
+      </w:tr>
+      <w:tr>
+        <w:tc>
+          <w:tcPr>
+            <w:tcW w:type="dxa" w:w="900"/>
+            <w:tcBorders>
+              <w:top w:val="single" w:color="A6A6A6" w:sz="4"/>
+              <w:left w:val="single" w:color="A6A6A6" w:sz="4"/>
+              <w:bottom w:val="single" w:color="A6A6A6" w:sz="4"/>
+              <w:right w:val="single" w:color="A6A6A6" w:sz="4"/>
+            </w:tcBorders>
+            <w:tcMar>
+              <w:top w:type="dxa" w:w="50"/>
+              <w:left w:type="dxa" w:w="90"/>
+              <w:bottom w:type="dxa" w:w="50"/>
+              <w:right w:type="dxa" w:w="90"/>
+            </w:tcMar>
+          </w:tcPr>
+          <w:p>
+            <w:r>
+              <w:rPr>
+                <w:rFonts w:ascii="Calibri" w:cs="Calibri" w:eastAsia="Calibri" w:hAnsi="Calibri"/>
+                <w:sz w:val="20"/>
+                <w:szCs w:val="20"/>
+              </w:rPr>
+              <w:t xml:space="preserve">11</w:t>
+            </w:r>
+          </w:p>
+        </w:tc>
+        <w:tc>
+          <w:tcPr>
+            <w:tcW w:type="dxa" w:w="6123"/>
+            <w:tcBorders>
+              <w:top w:val="single" w:color="A6A6A6" w:sz="4"/>
+              <w:left w:val="single" w:color="A6A6A6" w:sz="4"/>
+              <w:bottom w:val="single" w:color="A6A6A6" w:sz="4"/>
+              <w:right w:val="single" w:color="A6A6A6" w:sz="4"/>
+            </w:tcBorders>
+            <w:tcMar>
+              <w:top w:type="dxa" w:w="50"/>
+              <w:left w:type="dxa" w:w="90"/>
+              <w:bottom w:type="dxa" w:w="50"/>
+              <w:right w:type="dxa" w:w="90"/>
+            </w:tcMar>
+          </w:tcPr>
+          <w:p>
+            <w:r>
+              <w:rPr>
+                <w:rFonts w:ascii="Calibri" w:cs="Calibri" w:eastAsia="Calibri" w:hAnsi="Calibri"/>
+                <w:sz w:val="20"/>
+                <w:szCs w:val="20"/>
+              </w:rPr>
+              <w:t xml:space="preserve">Three Readers, One Fact</w:t>
+            </w:r>
+          </w:p>
+        </w:tc>
+        <w:tc>
+          <w:tcPr>
+            <w:tcW w:type="dxa" w:w="1440"/>
+            <w:tcBorders>
+              <w:top w:val="single" w:color="A6A6A6" w:sz="4"/>
+              <w:left w:val="single" w:color="A6A6A6" w:sz="4"/>
+              <w:bottom w:val="single" w:color="A6A6A6" w:sz="4"/>
+              <w:right w:val="single" w:color="A6A6A6" w:sz="4"/>
+            </w:tcBorders>
+            <w:tcMar>
+              <w:top w:type="dxa" w:w="50"/>
+              <w:left w:type="dxa" w:w="90"/>
+              <w:bottom w:type="dxa" w:w="50"/>
+              <w:right w:type="dxa" w:w="90"/>
+            </w:tcMar>
+          </w:tcPr>
+          <w:p>
+            <w:r>
+              <w:rPr>
+                <w:rFonts w:ascii="Calibri" w:cs="Calibri" w:eastAsia="Calibri" w:hAnsi="Calibri"/>
+                <w:sz w:val="20"/>
+                <w:szCs w:val="20"/>
+              </w:rPr>
+              <w:t xml:space="preserve">46</w:t>
+            </w:r>
+          </w:p>
+        </w:tc>
+        <w:tc>
+          <w:tcPr>
+            <w:tcW w:type="dxa" w:w="1443"/>
+            <w:tcBorders>
+              <w:top w:val="single" w:color="A6A6A6" w:sz="4"/>
+              <w:left w:val="single" w:color="A6A6A6" w:sz="4"/>
+              <w:bottom w:val="single" w:color="A6A6A6" w:sz="4"/>
+              <w:right w:val="single" w:color="A6A6A6" w:sz="4"/>
+            </w:tcBorders>
+            <w:tcMar>
+              <w:top w:type="dxa" w:w="50"/>
+              <w:left w:type="dxa" w:w="90"/>
+              <w:bottom w:type="dxa" w:w="50"/>
+              <w:right w:type="dxa" w:w="90"/>
+            </w:tcMar>
+          </w:tcPr>
+          <w:p>
+            <w:r>
+              <w:rPr>
+                <w:rFonts w:ascii="Calibri" w:cs="Calibri" w:eastAsia="Calibri" w:hAnsi="Calibri"/>
+                <w:sz w:val="20"/>
+                <w:szCs w:val="20"/>
+              </w:rPr>
+              <w:t xml:space="preserve">33</w:t>
+            </w:r>
+          </w:p>
+        </w:tc>
+      </w:tr>
+      <w:tr>
+        <w:tc>
+          <w:tcPr>
+            <w:tcW w:type="dxa" w:w="900"/>
+            <w:tcBorders>
+              <w:top w:val="single" w:color="A6A6A6" w:sz="4"/>
+              <w:left w:val="single" w:color="A6A6A6" w:sz="4"/>
+              <w:bottom w:val="single" w:color="A6A6A6" w:sz="4"/>
+              <w:right w:val="single" w:color="A6A6A6" w:sz="4"/>
+            </w:tcBorders>
+            <w:tcMar>
+              <w:top w:type="dxa" w:w="50"/>
+              <w:left w:type="dxa" w:w="90"/>
+              <w:bottom w:type="dxa" w:w="50"/>
+              <w:right w:type="dxa" w:w="90"/>
+            </w:tcMar>
+          </w:tcPr>
+          <w:p>
+            <w:r>
+              <w:rPr>
+                <w:rFonts w:ascii="Calibri" w:cs="Calibri" w:eastAsia="Calibri" w:hAnsi="Calibri"/>
+                <w:sz w:val="20"/>
+                <w:szCs w:val="20"/>
+              </w:rPr>
+              <w:t xml:space="preserve">12</w:t>
+            </w:r>
+          </w:p>
+        </w:tc>
+        <w:tc>
+          <w:tcPr>
+            <w:tcW w:type="dxa" w:w="6123"/>
+            <w:tcBorders>
+              <w:top w:val="single" w:color="A6A6A6" w:sz="4"/>
+              <w:left w:val="single" w:color="A6A6A6" w:sz="4"/>
+              <w:bottom w:val="single" w:color="A6A6A6" w:sz="4"/>
+              <w:right w:val="single" w:color="A6A6A6" w:sz="4"/>
+            </w:tcBorders>
+            <w:tcMar>
+              <w:top w:type="dxa" w:w="50"/>
+              <w:left w:type="dxa" w:w="90"/>
+              <w:bottom w:type="dxa" w:w="50"/>
+              <w:right w:type="dxa" w:w="90"/>
+            </w:tcMar>
+          </w:tcPr>
+          <w:p>
+            <w:r>
+              <w:rPr>
+                <w:rFonts w:ascii="Calibri" w:cs="Calibri" w:eastAsia="Calibri" w:hAnsi="Calibri"/>
+                <w:sz w:val="20"/>
+                <w:szCs w:val="20"/>
+              </w:rPr>
+              <w:t xml:space="preserve">What the Year Showed</w:t>
+            </w:r>
+          </w:p>
+        </w:tc>
+        <w:tc>
+          <w:tcPr>
+            <w:tcW w:type="dxa" w:w="1440"/>
+            <w:tcBorders>
+              <w:top w:val="single" w:color="A6A6A6" w:sz="4"/>
+              <w:left w:val="single" w:color="A6A6A6" w:sz="4"/>
+              <w:bottom w:val="single" w:color="A6A6A6" w:sz="4"/>
+              <w:right w:val="single" w:color="A6A6A6" w:sz="4"/>
+            </w:tcBorders>
+            <w:tcMar>
+              <w:top w:type="dxa" w:w="50"/>
+              <w:left w:type="dxa" w:w="90"/>
+              <w:bottom w:type="dxa" w:w="50"/>
+              <w:right w:type="dxa" w:w="90"/>
+            </w:tcMar>
+          </w:tcPr>
+          <w:p>
+            <w:r>
+              <w:rPr>
+                <w:rFonts w:ascii="Calibri" w:cs="Calibri" w:eastAsia="Calibri" w:hAnsi="Calibri"/>
+                <w:sz w:val="20"/>
+                <w:szCs w:val="20"/>
+              </w:rPr>
+              <w:t xml:space="preserve">47</w:t>
+            </w:r>
+          </w:p>
+        </w:tc>
+        <w:tc>
+          <w:tcPr>
+            <w:tcW w:type="dxa" w:w="1443"/>
+            <w:tcBorders>
+              <w:top w:val="single" w:color="A6A6A6" w:sz="4"/>
+              <w:left w:val="single" w:color="A6A6A6" w:sz="4"/>
+              <w:bottom w:val="single" w:color="A6A6A6" w:sz="4"/>
+              <w:right w:val="single" w:color="A6A6A6" w:sz="4"/>
+            </w:tcBorders>
+            <w:tcMar>
+              <w:top w:type="dxa" w:w="50"/>
+              <w:left w:type="dxa" w:w="90"/>
+              <w:bottom w:type="dxa" w:w="50"/>
+              <w:right w:type="dxa" w:w="90"/>
+            </w:tcMar>
+          </w:tcPr>
+          <w:p>
+            <w:r>
+              <w:rPr>
+                <w:rFonts w:ascii="Calibri" w:cs="Calibri" w:eastAsia="Calibri" w:hAnsi="Calibri"/>
+                <w:sz w:val="20"/>
+                <w:szCs w:val="20"/>
+              </w:rPr>
+              <w:t xml:space="preserve">33</w:t>
+            </w:r>
+          </w:p>
+        </w:tc>
+      </w:tr>
+    </w:tbl>
+    <w:p>
+      <w:pPr>
+        <w:spacing w:after="100"/>
+      </w:pPr>
+      <w:r>
+        <w:rPr>
+          <w:rFonts w:ascii="Calibri" w:cs="Calibri" w:eastAsia="Calibri" w:hAnsi="Calibri"/>
+          <w:b/>
+          <w:bCs/>
+          <w:sz w:val="22"/>
+          <w:szCs w:val="22"/>
+        </w:rPr>
+        <w:t xml:space="preserve">Student's Book 46–48 pages a unit, every unit inside the band settled by Unit 1. Answer Key 29–34</w:t>
+      </w:r>
+      <w:r>
+        <w:rPr>
+          <w:rFonts w:ascii="Calibri" w:cs="Calibri" w:eastAsia="Calibri" w:hAnsi="Calibri"/>
+          <w:sz w:val="22"/>
+          <w:szCs w:val="22"/>
+        </w:rPr>
+        <w:t xml:space="preserve">, which is the band this plan was amended to at Unit 7 and which held for the last five units without further amendment.</w:t>
+      </w:r>
+    </w:p>
+    <w:tbl>
+      <w:tblPr>
+        <w:tblW w:type="dxa" w:w="9906"/>
+        <w:tblBorders>
+          <w:top w:val="single" w:color="auto" w:sz="4"/>
+          <w:left w:val="single" w:color="auto" w:sz="4"/>
+          <w:bottom w:val="single" w:color="auto" w:sz="4"/>
+          <w:right w:val="single" w:color="auto" w:sz="4"/>
+          <w:insideH w:val="single" w:color="auto" w:sz="4"/>
+          <w:insideV w:val="single" w:color="auto" w:sz="4"/>
+        </w:tblBorders>
+      </w:tblPr>
+      <w:tblGrid>
+        <w:gridCol w:w="6477"/>
+        <w:gridCol w:w="1714"/>
+        <w:gridCol w:w="1715"/>
+      </w:tblGrid>
+      <w:tr>
+        <w:trPr>
+          <w:tblHeader/>
+        </w:trPr>
+        <w:tc>
+          <w:tcPr>
+            <w:tcW w:type="dxa" w:w="6477"/>
+            <w:tcBorders>
+              <w:top w:val="single" w:color="A6A6A6" w:sz="4"/>
+              <w:left w:val="single" w:color="A6A6A6" w:sz="4"/>
+              <w:bottom w:val="single" w:color="A6A6A6" w:sz="4"/>
+              <w:right w:val="single" w:color="A6A6A6" w:sz="4"/>
+            </w:tcBorders>
+            <w:shd w:fill="1F3864" w:color="auto" w:val="clear"/>
+            <w:tcMar>
+              <w:top w:type="dxa" w:w="50"/>
+              <w:left w:type="dxa" w:w="90"/>
+              <w:bottom w:type="dxa" w:w="50"/>
+              <w:right w:type="dxa" w:w="90"/>
+            </w:tcMar>
+          </w:tcPr>
+          <w:p>
+            <w:r>
+              <w:rPr>
+                <w:rFonts w:ascii="Calibri" w:cs="Calibri" w:eastAsia="Calibri" w:hAnsi="Calibri"/>
+                <w:b/>
+                <w:bCs/>
+                <w:color w:val="FFFFFF"/>
+                <w:sz w:val="20"/>
+                <w:szCs w:val="20"/>
+              </w:rPr>
+              <w:t xml:space="preserve">Other deliverable</w:t>
+            </w:r>
+          </w:p>
+        </w:tc>
+        <w:tc>
+          <w:tcPr>
+            <w:tcW w:type="dxa" w:w="1714"/>
+            <w:tcBorders>
+              <w:top w:val="single" w:color="A6A6A6" w:sz="4"/>
+              <w:left w:val="single" w:color="A6A6A6" w:sz="4"/>
+              <w:bottom w:val="single" w:color="A6A6A6" w:sz="4"/>
+              <w:right w:val="single" w:color="A6A6A6" w:sz="4"/>
+            </w:tcBorders>
+            <w:shd w:fill="1F3864" w:color="auto" w:val="clear"/>
+            <w:tcMar>
+              <w:top w:type="dxa" w:w="50"/>
+              <w:left w:type="dxa" w:w="90"/>
+              <w:bottom w:type="dxa" w:w="50"/>
+              <w:right w:type="dxa" w:w="90"/>
+            </w:tcMar>
+          </w:tcPr>
+          <w:p>
+            <w:r>
+              <w:rPr>
+                <w:rFonts w:ascii="Calibri" w:cs="Calibri" w:eastAsia="Calibri" w:hAnsi="Calibri"/>
+                <w:b/>
+                <w:bCs/>
+                <w:color w:val="FFFFFF"/>
+                <w:sz w:val="20"/>
+                <w:szCs w:val="20"/>
+              </w:rPr>
+              <w:t xml:space="preserve">Pages</w:t>
+            </w:r>
+          </w:p>
+        </w:tc>
+        <w:tc>
+          <w:tcPr>
+            <w:tcW w:type="dxa" w:w="1715"/>
+            <w:tcBorders>
+              <w:top w:val="single" w:color="A6A6A6" w:sz="4"/>
+              <w:left w:val="single" w:color="A6A6A6" w:sz="4"/>
+              <w:bottom w:val="single" w:color="A6A6A6" w:sz="4"/>
+              <w:right w:val="single" w:color="A6A6A6" w:sz="4"/>
+            </w:tcBorders>
+            <w:shd w:fill="1F3864" w:color="auto" w:val="clear"/>
+            <w:tcMar>
+              <w:top w:type="dxa" w:w="50"/>
+              <w:left w:type="dxa" w:w="90"/>
+              <w:bottom w:type="dxa" w:w="50"/>
+              <w:right w:type="dxa" w:w="90"/>
+            </w:tcMar>
+          </w:tcPr>
+          <w:p>
+            <w:r>
+              <w:rPr>
+                <w:rFonts w:ascii="Calibri" w:cs="Calibri" w:eastAsia="Calibri" w:hAnsi="Calibri"/>
+                <w:b/>
+                <w:bCs/>
+                <w:color w:val="FFFFFF"/>
+                <w:sz w:val="20"/>
+                <w:szCs w:val="20"/>
+              </w:rPr>
+              <w:t xml:space="preserve">Marks</w:t>
+            </w:r>
+          </w:p>
+        </w:tc>
+      </w:tr>
+      <w:tr>
+        <w:tc>
+          <w:tcPr>
+            <w:tcW w:type="dxa" w:w="6477"/>
+            <w:tcBorders>
+              <w:top w:val="single" w:color="A6A6A6" w:sz="4"/>
+              <w:left w:val="single" w:color="A6A6A6" w:sz="4"/>
+              <w:bottom w:val="single" w:color="A6A6A6" w:sz="4"/>
+              <w:right w:val="single" w:color="A6A6A6" w:sz="4"/>
+            </w:tcBorders>
+            <w:tcMar>
+              <w:top w:type="dxa" w:w="50"/>
+              <w:left w:type="dxa" w:w="90"/>
+              <w:bottom w:type="dxa" w:w="50"/>
+              <w:right w:type="dxa" w:w="90"/>
+            </w:tcMar>
+          </w:tcPr>
+          <w:p>
+            <w:r>
+              <w:rPr>
+                <w:rFonts w:ascii="Calibri" w:cs="Calibri" w:eastAsia="Calibri" w:hAnsi="Calibri"/>
+                <w:sz w:val="20"/>
+                <w:szCs w:val="20"/>
+              </w:rPr>
+              <w:t xml:space="preserve">Mid-Book Test (after Unit 6)</w:t>
+            </w:r>
+          </w:p>
+        </w:tc>
+        <w:tc>
+          <w:tcPr>
+            <w:tcW w:type="dxa" w:w="1714"/>
+            <w:tcBorders>
+              <w:top w:val="single" w:color="A6A6A6" w:sz="4"/>
+              <w:left w:val="single" w:color="A6A6A6" w:sz="4"/>
+              <w:bottom w:val="single" w:color="A6A6A6" w:sz="4"/>
+              <w:right w:val="single" w:color="A6A6A6" w:sz="4"/>
+            </w:tcBorders>
+            <w:tcMar>
+              <w:top w:type="dxa" w:w="50"/>
+              <w:left w:type="dxa" w:w="90"/>
+              <w:bottom w:type="dxa" w:w="50"/>
+              <w:right w:type="dxa" w:w="90"/>
+            </w:tcMar>
+          </w:tcPr>
+          <w:p>
+            <w:r>
+              <w:rPr>
+                <w:rFonts w:ascii="Calibri" w:cs="Calibri" w:eastAsia="Calibri" w:hAnsi="Calibri"/>
+                <w:sz w:val="20"/>
+                <w:szCs w:val="20"/>
+              </w:rPr>
+              <w:t xml:space="preserve">10</w:t>
+            </w:r>
+          </w:p>
+        </w:tc>
+        <w:tc>
+          <w:tcPr>
+            <w:tcW w:type="dxa" w:w="1715"/>
+            <w:tcBorders>
+              <w:top w:val="single" w:color="A6A6A6" w:sz="4"/>
+              <w:left w:val="single" w:color="A6A6A6" w:sz="4"/>
+              <w:bottom w:val="single" w:color="A6A6A6" w:sz="4"/>
+              <w:right w:val="single" w:color="A6A6A6" w:sz="4"/>
+            </w:tcBorders>
+            <w:tcMar>
+              <w:top w:type="dxa" w:w="50"/>
+              <w:left w:type="dxa" w:w="90"/>
+              <w:bottom w:type="dxa" w:w="50"/>
+              <w:right w:type="dxa" w:w="90"/>
+            </w:tcMar>
+          </w:tcPr>
+          <w:p>
+            <w:r>
+              <w:rPr>
+                <w:rFonts w:ascii="Calibri" w:cs="Calibri" w:eastAsia="Calibri" w:hAnsi="Calibri"/>
+                <w:sz w:val="20"/>
+                <w:szCs w:val="20"/>
+              </w:rPr>
+              <w:t xml:space="preserve">60</w:t>
+            </w:r>
+          </w:p>
+        </w:tc>
+      </w:tr>
+      <w:tr>
+        <w:tc>
+          <w:tcPr>
+            <w:tcW w:type="dxa" w:w="6477"/>
+            <w:tcBorders>
+              <w:top w:val="single" w:color="A6A6A6" w:sz="4"/>
+              <w:left w:val="single" w:color="A6A6A6" w:sz="4"/>
+              <w:bottom w:val="single" w:color="A6A6A6" w:sz="4"/>
+              <w:right w:val="single" w:color="A6A6A6" w:sz="4"/>
+            </w:tcBorders>
+            <w:tcMar>
+              <w:top w:type="dxa" w:w="50"/>
+              <w:left w:type="dxa" w:w="90"/>
+              <w:bottom w:type="dxa" w:w="50"/>
+              <w:right w:type="dxa" w:w="90"/>
+            </w:tcMar>
+          </w:tcPr>
+          <w:p>
+            <w:r>
+              <w:rPr>
+                <w:rFonts w:ascii="Calibri" w:cs="Calibri" w:eastAsia="Calibri" w:hAnsi="Calibri"/>
+                <w:sz w:val="20"/>
+                <w:szCs w:val="20"/>
+              </w:rPr>
+              <w:t xml:space="preserve">Mid-Book Test · Answer Key</w:t>
+            </w:r>
+          </w:p>
+        </w:tc>
+        <w:tc>
+          <w:tcPr>
+            <w:tcW w:type="dxa" w:w="1714"/>
+            <w:tcBorders>
+              <w:top w:val="single" w:color="A6A6A6" w:sz="4"/>
+              <w:left w:val="single" w:color="A6A6A6" w:sz="4"/>
+              <w:bottom w:val="single" w:color="A6A6A6" w:sz="4"/>
+              <w:right w:val="single" w:color="A6A6A6" w:sz="4"/>
+            </w:tcBorders>
+            <w:tcMar>
+              <w:top w:type="dxa" w:w="50"/>
+              <w:left w:type="dxa" w:w="90"/>
+              <w:bottom w:type="dxa" w:w="50"/>
+              <w:right w:type="dxa" w:w="90"/>
+            </w:tcMar>
+          </w:tcPr>
+          <w:p>
+            <w:r>
+              <w:rPr>
+                <w:rFonts w:ascii="Calibri" w:cs="Calibri" w:eastAsia="Calibri" w:hAnsi="Calibri"/>
+                <w:sz w:val="20"/>
+                <w:szCs w:val="20"/>
+              </w:rPr>
+              <w:t xml:space="preserve">8</w:t>
+            </w:r>
+          </w:p>
+        </w:tc>
+        <w:tc>
+          <w:tcPr>
+            <w:tcW w:type="dxa" w:w="1715"/>
+            <w:tcBorders>
+              <w:top w:val="single" w:color="A6A6A6" w:sz="4"/>
+              <w:left w:val="single" w:color="A6A6A6" w:sz="4"/>
+              <w:bottom w:val="single" w:color="A6A6A6" w:sz="4"/>
+              <w:right w:val="single" w:color="A6A6A6" w:sz="4"/>
+            </w:tcBorders>
+            <w:tcMar>
+              <w:top w:type="dxa" w:w="50"/>
+              <w:left w:type="dxa" w:w="90"/>
+              <w:bottom w:type="dxa" w:w="50"/>
+              <w:right w:type="dxa" w:w="90"/>
+            </w:tcMar>
+          </w:tcPr>
+          <w:p>
+            <w:r>
+              <w:rPr>
+                <w:rFonts w:ascii="Calibri" w:cs="Calibri" w:eastAsia="Calibri" w:hAnsi="Calibri"/>
+                <w:sz w:val="20"/>
+                <w:szCs w:val="20"/>
+              </w:rPr>
+              <w:t xml:space="preserve">—</w:t>
+            </w:r>
+          </w:p>
+        </w:tc>
+      </w:tr>
+      <w:tr>
+        <w:tc>
+          <w:tcPr>
+            <w:tcW w:type="dxa" w:w="6477"/>
+            <w:tcBorders>
+              <w:top w:val="single" w:color="A6A6A6" w:sz="4"/>
+              <w:left w:val="single" w:color="A6A6A6" w:sz="4"/>
+              <w:bottom w:val="single" w:color="A6A6A6" w:sz="4"/>
+              <w:right w:val="single" w:color="A6A6A6" w:sz="4"/>
+            </w:tcBorders>
+            <w:tcMar>
+              <w:top w:type="dxa" w:w="50"/>
+              <w:left w:type="dxa" w:w="90"/>
+              <w:bottom w:type="dxa" w:w="50"/>
+              <w:right w:type="dxa" w:w="90"/>
+            </w:tcMar>
+          </w:tcPr>
+          <w:p>
+            <w:r>
+              <w:rPr>
+                <w:rFonts w:ascii="Calibri" w:cs="Calibri" w:eastAsia="Calibri" w:hAnsi="Calibri"/>
+                <w:sz w:val="20"/>
+                <w:szCs w:val="20"/>
+              </w:rPr>
+              <w:t xml:space="preserve">End-of-Book Test (after Unit 12)</w:t>
+            </w:r>
+          </w:p>
+        </w:tc>
+        <w:tc>
+          <w:tcPr>
+            <w:tcW w:type="dxa" w:w="1714"/>
+            <w:tcBorders>
+              <w:top w:val="single" w:color="A6A6A6" w:sz="4"/>
+              <w:left w:val="single" w:color="A6A6A6" w:sz="4"/>
+              <w:bottom w:val="single" w:color="A6A6A6" w:sz="4"/>
+              <w:right w:val="single" w:color="A6A6A6" w:sz="4"/>
+            </w:tcBorders>
+            <w:tcMar>
+              <w:top w:type="dxa" w:w="50"/>
+              <w:left w:type="dxa" w:w="90"/>
+              <w:bottom w:type="dxa" w:w="50"/>
+              <w:right w:type="dxa" w:w="90"/>
+            </w:tcMar>
+          </w:tcPr>
+          <w:p>
+            <w:r>
+              <w:rPr>
+                <w:rFonts w:ascii="Calibri" w:cs="Calibri" w:eastAsia="Calibri" w:hAnsi="Calibri"/>
+                <w:sz w:val="20"/>
+                <w:szCs w:val="20"/>
+              </w:rPr>
+              <w:t xml:space="preserve">13</w:t>
+            </w:r>
+          </w:p>
+        </w:tc>
+        <w:tc>
+          <w:tcPr>
+            <w:tcW w:type="dxa" w:w="1715"/>
+            <w:tcBorders>
+              <w:top w:val="single" w:color="A6A6A6" w:sz="4"/>
+              <w:left w:val="single" w:color="A6A6A6" w:sz="4"/>
+              <w:bottom w:val="single" w:color="A6A6A6" w:sz="4"/>
+              <w:right w:val="single" w:color="A6A6A6" w:sz="4"/>
+            </w:tcBorders>
+            <w:tcMar>
+              <w:top w:type="dxa" w:w="50"/>
+              <w:left w:type="dxa" w:w="90"/>
+              <w:bottom w:type="dxa" w:w="50"/>
+              <w:right w:type="dxa" w:w="90"/>
+            </w:tcMar>
+          </w:tcPr>
+          <w:p>
+            <w:r>
+              <w:rPr>
+                <w:rFonts w:ascii="Calibri" w:cs="Calibri" w:eastAsia="Calibri" w:hAnsi="Calibri"/>
+                <w:sz w:val="20"/>
+                <w:szCs w:val="20"/>
+              </w:rPr>
+              <w:t xml:space="preserve">100</w:t>
+            </w:r>
+          </w:p>
+        </w:tc>
+      </w:tr>
+      <w:tr>
+        <w:tc>
+          <w:tcPr>
+            <w:tcW w:type="dxa" w:w="6477"/>
+            <w:tcBorders>
+              <w:top w:val="single" w:color="A6A6A6" w:sz="4"/>
+              <w:left w:val="single" w:color="A6A6A6" w:sz="4"/>
+              <w:bottom w:val="single" w:color="A6A6A6" w:sz="4"/>
+              <w:right w:val="single" w:color="A6A6A6" w:sz="4"/>
+            </w:tcBorders>
+            <w:tcMar>
+              <w:top w:type="dxa" w:w="50"/>
+              <w:left w:type="dxa" w:w="90"/>
+              <w:bottom w:type="dxa" w:w="50"/>
+              <w:right w:type="dxa" w:w="90"/>
+            </w:tcMar>
+          </w:tcPr>
+          <w:p>
+            <w:r>
+              <w:rPr>
+                <w:rFonts w:ascii="Calibri" w:cs="Calibri" w:eastAsia="Calibri" w:hAnsi="Calibri"/>
+                <w:sz w:val="20"/>
+                <w:szCs w:val="20"/>
+              </w:rPr>
+              <w:t xml:space="preserve">End-of-Book Test · Answer Key</w:t>
+            </w:r>
+          </w:p>
+        </w:tc>
+        <w:tc>
+          <w:tcPr>
+            <w:tcW w:type="dxa" w:w="1714"/>
+            <w:tcBorders>
+              <w:top w:val="single" w:color="A6A6A6" w:sz="4"/>
+              <w:left w:val="single" w:color="A6A6A6" w:sz="4"/>
+              <w:bottom w:val="single" w:color="A6A6A6" w:sz="4"/>
+              <w:right w:val="single" w:color="A6A6A6" w:sz="4"/>
+            </w:tcBorders>
+            <w:tcMar>
+              <w:top w:type="dxa" w:w="50"/>
+              <w:left w:type="dxa" w:w="90"/>
+              <w:bottom w:type="dxa" w:w="50"/>
+              <w:right w:type="dxa" w:w="90"/>
+            </w:tcMar>
+          </w:tcPr>
+          <w:p>
+            <w:r>
+              <w:rPr>
+                <w:rFonts w:ascii="Calibri" w:cs="Calibri" w:eastAsia="Calibri" w:hAnsi="Calibri"/>
+                <w:sz w:val="20"/>
+                <w:szCs w:val="20"/>
+              </w:rPr>
+              <w:t xml:space="preserve">9</w:t>
+            </w:r>
+          </w:p>
+        </w:tc>
+        <w:tc>
+          <w:tcPr>
+            <w:tcW w:type="dxa" w:w="1715"/>
+            <w:tcBorders>
+              <w:top w:val="single" w:color="A6A6A6" w:sz="4"/>
+              <w:left w:val="single" w:color="A6A6A6" w:sz="4"/>
+              <w:bottom w:val="single" w:color="A6A6A6" w:sz="4"/>
+              <w:right w:val="single" w:color="A6A6A6" w:sz="4"/>
+            </w:tcBorders>
+            <w:tcMar>
+              <w:top w:type="dxa" w:w="50"/>
+              <w:left w:type="dxa" w:w="90"/>
+              <w:bottom w:type="dxa" w:w="50"/>
+              <w:right w:type="dxa" w:w="90"/>
+            </w:tcMar>
+          </w:tcPr>
+          <w:p>
+            <w:r>
+              <w:rPr>
+                <w:rFonts w:ascii="Calibri" w:cs="Calibri" w:eastAsia="Calibri" w:hAnsi="Calibri"/>
+                <w:sz w:val="20"/>
+                <w:szCs w:val="20"/>
+              </w:rPr>
+              <w:t xml:space="preserve">—</w:t>
+            </w:r>
+          </w:p>
+        </w:tc>
+      </w:tr>
+      <w:tr>
+        <w:tc>
+          <w:tcPr>
+            <w:tcW w:type="dxa" w:w="6477"/>
+            <w:tcBorders>
+              <w:top w:val="single" w:color="A6A6A6" w:sz="4"/>
+              <w:left w:val="single" w:color="A6A6A6" w:sz="4"/>
+              <w:bottom w:val="single" w:color="A6A6A6" w:sz="4"/>
+              <w:right w:val="single" w:color="A6A6A6" w:sz="4"/>
+            </w:tcBorders>
+            <w:tcMar>
+              <w:top w:type="dxa" w:w="50"/>
+              <w:left w:type="dxa" w:w="90"/>
+              <w:bottom w:type="dxa" w:w="50"/>
+              <w:right w:type="dxa" w:w="90"/>
+            </w:tcMar>
+          </w:tcPr>
+          <w:p>
+            <w:r>
+              <w:rPr>
+                <w:rFonts w:ascii="Calibri" w:cs="Calibri" w:eastAsia="Calibri" w:hAnsi="Calibri"/>
+                <w:sz w:val="20"/>
+                <w:szCs w:val="20"/>
+              </w:rPr>
+              <w:t xml:space="preserve">Student's Book, bound (Units 1–12 + both tests)</w:t>
+            </w:r>
+          </w:p>
+        </w:tc>
+        <w:tc>
+          <w:tcPr>
+            <w:tcW w:type="dxa" w:w="1714"/>
+            <w:tcBorders>
+              <w:top w:val="single" w:color="A6A6A6" w:sz="4"/>
+              <w:left w:val="single" w:color="A6A6A6" w:sz="4"/>
+              <w:bottom w:val="single" w:color="A6A6A6" w:sz="4"/>
+              <w:right w:val="single" w:color="A6A6A6" w:sz="4"/>
+            </w:tcBorders>
+            <w:tcMar>
+              <w:top w:type="dxa" w:w="50"/>
+              <w:left w:type="dxa" w:w="90"/>
+              <w:bottom w:type="dxa" w:w="50"/>
+              <w:right w:type="dxa" w:w="90"/>
+            </w:tcMar>
+          </w:tcPr>
+          <w:p>
+            <w:r>
+              <w:rPr>
+                <w:rFonts w:ascii="Calibri" w:cs="Calibri" w:eastAsia="Calibri" w:hAnsi="Calibri"/>
+                <w:sz w:val="20"/>
+                <w:szCs w:val="20"/>
+              </w:rPr>
+              <w:t xml:space="preserve">583</w:t>
+            </w:r>
+          </w:p>
+        </w:tc>
+        <w:tc>
+          <w:tcPr>
+            <w:tcW w:type="dxa" w:w="1715"/>
+            <w:tcBorders>
+              <w:top w:val="single" w:color="A6A6A6" w:sz="4"/>
+              <w:left w:val="single" w:color="A6A6A6" w:sz="4"/>
+              <w:bottom w:val="single" w:color="A6A6A6" w:sz="4"/>
+              <w:right w:val="single" w:color="A6A6A6" w:sz="4"/>
+            </w:tcBorders>
+            <w:tcMar>
+              <w:top w:type="dxa" w:w="50"/>
+              <w:left w:type="dxa" w:w="90"/>
+              <w:bottom w:type="dxa" w:w="50"/>
+              <w:right w:type="dxa" w:w="90"/>
+            </w:tcMar>
+          </w:tcPr>
+          <w:p>
+            <w:r>
+              <w:rPr>
+                <w:rFonts w:ascii="Calibri" w:cs="Calibri" w:eastAsia="Calibri" w:hAnsi="Calibri"/>
+                <w:sz w:val="20"/>
+                <w:szCs w:val="20"/>
+              </w:rPr>
+              <w:t xml:space="preserve">—</w:t>
+            </w:r>
+          </w:p>
+        </w:tc>
+      </w:tr>
+      <w:tr>
+        <w:tc>
+          <w:tcPr>
+            <w:tcW w:type="dxa" w:w="6477"/>
+            <w:tcBorders>
+              <w:top w:val="single" w:color="A6A6A6" w:sz="4"/>
+              <w:left w:val="single" w:color="A6A6A6" w:sz="4"/>
+              <w:bottom w:val="single" w:color="A6A6A6" w:sz="4"/>
+              <w:right w:val="single" w:color="A6A6A6" w:sz="4"/>
+            </w:tcBorders>
+            <w:tcMar>
+              <w:top w:type="dxa" w:w="50"/>
+              <w:left w:type="dxa" w:w="90"/>
+              <w:bottom w:type="dxa" w:w="50"/>
+              <w:right w:type="dxa" w:w="90"/>
+            </w:tcMar>
+          </w:tcPr>
+          <w:p>
+            <w:r>
+              <w:rPr>
+                <w:rFonts w:ascii="Calibri" w:cs="Calibri" w:eastAsia="Calibri" w:hAnsi="Calibri"/>
+                <w:sz w:val="20"/>
+                <w:szCs w:val="20"/>
+              </w:rPr>
+              <w:t xml:space="preserve">Answer Key, combined</w:t>
+            </w:r>
+          </w:p>
+        </w:tc>
+        <w:tc>
+          <w:tcPr>
+            <w:tcW w:type="dxa" w:w="1714"/>
+            <w:tcBorders>
+              <w:top w:val="single" w:color="A6A6A6" w:sz="4"/>
+              <w:left w:val="single" w:color="A6A6A6" w:sz="4"/>
+              <w:bottom w:val="single" w:color="A6A6A6" w:sz="4"/>
+              <w:right w:val="single" w:color="A6A6A6" w:sz="4"/>
+            </w:tcBorders>
+            <w:tcMar>
+              <w:top w:type="dxa" w:w="50"/>
+              <w:left w:type="dxa" w:w="90"/>
+              <w:bottom w:type="dxa" w:w="50"/>
+              <w:right w:type="dxa" w:w="90"/>
+            </w:tcMar>
+          </w:tcPr>
+          <w:p>
+            <w:r>
+              <w:rPr>
+                <w:rFonts w:ascii="Calibri" w:cs="Calibri" w:eastAsia="Calibri" w:hAnsi="Calibri"/>
+                <w:sz w:val="20"/>
+                <w:szCs w:val="20"/>
+              </w:rPr>
+              <w:t xml:space="preserve">394</w:t>
+            </w:r>
+          </w:p>
+        </w:tc>
+        <w:tc>
+          <w:tcPr>
+            <w:tcW w:type="dxa" w:w="1715"/>
+            <w:tcBorders>
+              <w:top w:val="single" w:color="A6A6A6" w:sz="4"/>
+              <w:left w:val="single" w:color="A6A6A6" w:sz="4"/>
+              <w:bottom w:val="single" w:color="A6A6A6" w:sz="4"/>
+              <w:right w:val="single" w:color="A6A6A6" w:sz="4"/>
+            </w:tcBorders>
+            <w:tcMar>
+              <w:top w:type="dxa" w:w="50"/>
+              <w:left w:type="dxa" w:w="90"/>
+              <w:bottom w:type="dxa" w:w="50"/>
+              <w:right w:type="dxa" w:w="90"/>
+            </w:tcMar>
+          </w:tcPr>
+          <w:p>
+            <w:r>
+              <w:rPr>
+                <w:rFonts w:ascii="Calibri" w:cs="Calibri" w:eastAsia="Calibri" w:hAnsi="Calibri"/>
+                <w:sz w:val="20"/>
+                <w:szCs w:val="20"/>
+              </w:rPr>
+              <w:t xml:space="preserve">—</w:t>
+            </w:r>
+          </w:p>
+        </w:tc>
+      </w:tr>
+    </w:tbl>
+    <w:tbl>
+      <w:tblPr>
+        <w:tblW w:type="dxa" w:w="9906"/>
+        <w:tblBorders>
+          <w:top w:val="single" w:color="auto" w:sz="4"/>
+          <w:left w:val="single" w:color="auto" w:sz="4"/>
+          <w:bottom w:val="single" w:color="auto" w:sz="4"/>
+          <w:right w:val="single" w:color="auto" w:sz="4"/>
+          <w:insideH w:val="single" w:color="auto" w:sz="4"/>
+          <w:insideV w:val="single" w:color="auto" w:sz="4"/>
+        </w:tblBorders>
+      </w:tblPr>
+      <w:tblGrid>
+        <w:gridCol w:w="9906"/>
+      </w:tblGrid>
+      <w:tr>
+        <w:trPr>
+          <w:cantSplit/>
+        </w:trPr>
+        <w:tc>
+          <w:tcPr>
+            <w:tcW w:type="dxa" w:w="9906"/>
+            <w:tcBorders>
+              <w:top w:val="single" w:color="C55A11" w:sz="6"/>
+              <w:left w:val="single" w:color="C55A11" w:sz="6"/>
+              <w:bottom w:val="single" w:color="C55A11" w:sz="6"/>
+              <w:right w:val="single" w:color="C55A11" w:sz="6"/>
+            </w:tcBorders>
+            <w:shd w:fill="FFF2CC" w:color="auto" w:val="clear"/>
+            <w:tcMar>
+              <w:top w:type="dxa" w:w="100"/>
+              <w:left w:type="dxa" w:w="160"/>
+              <w:bottom w:type="dxa" w:w="100"/>
+              <w:right w:type="dxa" w:w="160"/>
+            </w:tcMar>
+          </w:tcPr>
+          <w:p>
+            <w:pPr>
+              <w:spacing w:after="80"/>
+            </w:pPr>
+            <w:r>
+              <w:rPr>
+                <w:rFonts w:ascii="Calibri" w:cs="Calibri" w:eastAsia="Calibri" w:hAnsi="Calibri"/>
+                <w:b/>
+                <w:bCs/>
+                <w:color w:val="C55A11"/>
+                <w:sz w:val="22"/>
+                <w:szCs w:val="22"/>
+              </w:rPr>
+              <w:t xml:space="preserve">Note</w:t>
+            </w:r>
+          </w:p>
+          <w:p>
+            <w:pPr>
+              <w:spacing w:after="60"/>
+            </w:pPr>
+            <w:r>
+              <w:rPr>
+                <w:rFonts w:ascii="Calibri" w:cs="Calibri" w:eastAsia="Calibri" w:hAnsi="Calibri"/>
+                <w:b/>
+                <w:bCs/>
+                <w:sz w:val="22"/>
+                <w:szCs w:val="22"/>
+              </w:rPr>
+              <w:t xml:space="preserve">Two projections in this plan came out wrong and are recorded here rather than quietly corrected.</w:t>
+            </w:r>
+            <w:r>
+              <w:rPr>
+                <w:rFonts w:ascii="Calibri" w:cs="Calibri" w:eastAsia="Calibri" w:hAnsi="Calibri"/>
+                <w:sz w:val="22"/>
+                <w:szCs w:val="22"/>
+              </w:rPr>
+              <w:t xml:space="preserve"> The End-of-Book Test was projected at 14–15 pages with a key of 11–12; it came out at </w:t>
+            </w:r>
+            <w:r>
+              <w:rPr>
+                <w:rFonts w:ascii="Calibri" w:cs="Calibri" w:eastAsia="Calibri" w:hAnsi="Calibri"/>
+                <w:b/>
+                <w:bCs/>
+                <w:sz w:val="22"/>
+                <w:szCs w:val="22"/>
+              </w:rPr>
+              <w:t xml:space="preserve">13 and 9</w:t>
+            </w:r>
+            <w:r>
+              <w:rPr>
+                <w:rFonts w:ascii="Calibri" w:cs="Calibri" w:eastAsia="Calibri" w:hAnsi="Calibri"/>
+                <w:sz w:val="22"/>
+                <w:szCs w:val="22"/>
+              </w:rPr>
+              <w:t xml:space="preserve">. The reason is the same one the B1 handover gives for its own test: a test page carries more boxed material and less prose than a unit page, so it holds more per page than a projection based on unit density expects. </w:t>
+            </w:r>
+            <w:r>
+              <w:rPr>
+                <w:rFonts w:ascii="Calibri" w:cs="Calibri" w:eastAsia="Calibri" w:hAnsi="Calibri"/>
+                <w:b/>
+                <w:bCs/>
+                <w:sz w:val="22"/>
+                <w:szCs w:val="22"/>
+              </w:rPr>
+              <w:t xml:space="preserve">The projection method is the thing at fault, not the arithmetic</w:t>
+            </w:r>
+            <w:r>
+              <w:rPr>
+                <w:rFonts w:ascii="Calibri" w:cs="Calibri" w:eastAsia="Calibri" w:hAnsi="Calibri"/>
+                <w:sz w:val="22"/>
+                <w:szCs w:val="22"/>
+              </w:rPr>
+              <w:t xml:space="preserve">, and the figure to use for B2 Book 2 is the measured one.</w:t>
+            </w:r>
+          </w:p>
+        </w:tc>
+      </w:tr>
+    </w:tbl>
+    <w:p>
+      <w:pPr>
+        <w:pStyle w:val="Heading2"/>
+        <w:spacing w:after="120" w:before="240"/>
+      </w:pPr>
+      <w:r>
+        <w:rPr>
+          <w:rFonts w:ascii="Calibri" w:cs="Calibri" w:eastAsia="Calibri" w:hAnsi="Calibri"/>
+        </w:rPr>
+        <w:t xml:space="preserve">17 · Every examination task, and where each is taught and tested</w:t>
+      </w:r>
+    </w:p>
+    <w:p>
+      <w:pPr>
+        <w:spacing w:after="100"/>
+      </w:pPr>
+      <w:r>
+        <w:rPr>
+          <w:rFonts w:ascii="Calibri" w:cs="Calibri" w:eastAsia="Calibri" w:hAnsi="Calibri"/>
+          <w:sz w:val="22"/>
+          <w:szCs w:val="22"/>
+        </w:rPr>
+        <w:t xml:space="preserve">Every B2 First task in the four papers appears at least twice in Book 1: once inside a unit's x.7 cycle, and once in a test. </w:t>
+      </w:r>
+      <w:r>
+        <w:rPr>
+          <w:rFonts w:ascii="Calibri" w:cs="Calibri" w:eastAsia="Calibri" w:hAnsi="Calibri"/>
+          <w:b/>
+          <w:bCs/>
+          <w:sz w:val="22"/>
+          <w:szCs w:val="22"/>
+        </w:rPr>
+        <w:t xml:space="preserve">Nothing in either test is a task the course has not taught, and no task the course teaches goes untested.</w:t>
+      </w:r>
+      <w:r>
+        <w:rPr>
+          <w:rFonts w:ascii="Calibri" w:cs="Calibri" w:eastAsia="Calibri" w:hAnsi="Calibri"/>
+          <w:sz w:val="22"/>
+          <w:szCs w:val="22"/>
+        </w:rPr>
+        <w:t xml:space="preserve"> Paper 1 of the End-of-Book Test carries all </w:t>
+      </w:r>
+      <w:r>
+        <w:rPr>
+          <w:rFonts w:ascii="Calibri" w:cs="Calibri" w:eastAsia="Calibri" w:hAnsi="Calibri"/>
+          <w:b/>
+          <w:bCs/>
+          <w:sz w:val="22"/>
+          <w:szCs w:val="22"/>
+        </w:rPr>
+        <w:t xml:space="preserve">seven</w:t>
+      </w:r>
+      <w:r>
+        <w:rPr>
+          <w:rFonts w:ascii="Calibri" w:cs="Calibri" w:eastAsia="Calibri" w:hAnsi="Calibri"/>
+          <w:sz w:val="22"/>
+          <w:szCs w:val="22"/>
+        </w:rPr>
+        <w:t xml:space="preserve"> Reading and Use of English parts — 6 · 6 · 8 · 6 · 6 · 4 · 4 = 40 marks; the Mid-Book Test, written after Unit 6, carries the four parts taught by then.</w:t>
+      </w:r>
+    </w:p>
+    <w:tbl>
+      <w:tblPr>
+        <w:tblW w:type="dxa" w:w="9906"/>
+        <w:tblBorders>
+          <w:top w:val="single" w:color="auto" w:sz="4"/>
+          <w:left w:val="single" w:color="auto" w:sz="4"/>
+          <w:bottom w:val="single" w:color="auto" w:sz="4"/>
+          <w:right w:val="single" w:color="auto" w:sz="4"/>
+          <w:insideH w:val="single" w:color="auto" w:sz="4"/>
+          <w:insideV w:val="single" w:color="auto" w:sz="4"/>
+        </w:tblBorders>
+      </w:tblPr>
+      <w:tblGrid>
+        <w:gridCol w:w="4743"/>
+        <w:gridCol w:w="2929"/>
+        <w:gridCol w:w="2234"/>
+      </w:tblGrid>
+      <w:tr>
+        <w:trPr>
+          <w:tblHeader/>
+        </w:trPr>
+        <w:tc>
+          <w:tcPr>
+            <w:tcW w:type="dxa" w:w="4743"/>
+            <w:tcBorders>
+              <w:top w:val="single" w:color="A6A6A6" w:sz="4"/>
+              <w:left w:val="single" w:color="A6A6A6" w:sz="4"/>
+              <w:bottom w:val="single" w:color="A6A6A6" w:sz="4"/>
+              <w:right w:val="single" w:color="A6A6A6" w:sz="4"/>
+            </w:tcBorders>
+            <w:shd w:fill="1F3864" w:color="auto" w:val="clear"/>
+            <w:tcMar>
+              <w:top w:type="dxa" w:w="50"/>
+              <w:left w:type="dxa" w:w="90"/>
+              <w:bottom w:type="dxa" w:w="50"/>
+              <w:right w:type="dxa" w:w="90"/>
+            </w:tcMar>
+          </w:tcPr>
+          <w:p>
+            <w:r>
+              <w:rPr>
+                <w:rFonts w:ascii="Calibri" w:cs="Calibri" w:eastAsia="Calibri" w:hAnsi="Calibri"/>
+                <w:b/>
+                <w:bCs/>
+                <w:color w:val="FFFFFF"/>
+                <w:sz w:val="20"/>
+                <w:szCs w:val="20"/>
+              </w:rPr>
+              <w:t xml:space="preserve">Paper and part</w:t>
+            </w:r>
+          </w:p>
+        </w:tc>
+        <w:tc>
+          <w:tcPr>
+            <w:tcW w:type="dxa" w:w="2929"/>
+            <w:tcBorders>
+              <w:top w:val="single" w:color="A6A6A6" w:sz="4"/>
+              <w:left w:val="single" w:color="A6A6A6" w:sz="4"/>
+              <w:bottom w:val="single" w:color="A6A6A6" w:sz="4"/>
+              <w:right w:val="single" w:color="A6A6A6" w:sz="4"/>
+            </w:tcBorders>
+            <w:shd w:fill="1F3864" w:color="auto" w:val="clear"/>
+            <w:tcMar>
+              <w:top w:type="dxa" w:w="50"/>
+              <w:left w:type="dxa" w:w="90"/>
+              <w:bottom w:type="dxa" w:w="50"/>
+              <w:right w:type="dxa" w:w="90"/>
+            </w:tcMar>
+          </w:tcPr>
+          <w:p>
+            <w:r>
+              <w:rPr>
+                <w:rFonts w:ascii="Calibri" w:cs="Calibri" w:eastAsia="Calibri" w:hAnsi="Calibri"/>
+                <w:b/>
+                <w:bCs/>
+                <w:color w:val="FFFFFF"/>
+                <w:sz w:val="20"/>
+                <w:szCs w:val="20"/>
+              </w:rPr>
+              <w:t xml:space="preserve">Taught in</w:t>
+            </w:r>
+          </w:p>
+        </w:tc>
+        <w:tc>
+          <w:tcPr>
+            <w:tcW w:type="dxa" w:w="2234"/>
+            <w:tcBorders>
+              <w:top w:val="single" w:color="A6A6A6" w:sz="4"/>
+              <w:left w:val="single" w:color="A6A6A6" w:sz="4"/>
+              <w:bottom w:val="single" w:color="A6A6A6" w:sz="4"/>
+              <w:right w:val="single" w:color="A6A6A6" w:sz="4"/>
+            </w:tcBorders>
+            <w:shd w:fill="1F3864" w:color="auto" w:val="clear"/>
+            <w:tcMar>
+              <w:top w:type="dxa" w:w="50"/>
+              <w:left w:type="dxa" w:w="90"/>
+              <w:bottom w:type="dxa" w:w="50"/>
+              <w:right w:type="dxa" w:w="90"/>
+            </w:tcMar>
+          </w:tcPr>
+          <w:p>
+            <w:r>
+              <w:rPr>
+                <w:rFonts w:ascii="Calibri" w:cs="Calibri" w:eastAsia="Calibri" w:hAnsi="Calibri"/>
+                <w:b/>
+                <w:bCs/>
+                <w:color w:val="FFFFFF"/>
+                <w:sz w:val="20"/>
+                <w:szCs w:val="20"/>
+              </w:rPr>
+              <w:t xml:space="preserve">Tested in</w:t>
+            </w:r>
+          </w:p>
+        </w:tc>
+      </w:tr>
+      <w:tr>
+        <w:tc>
+          <w:tcPr>
+            <w:tcW w:type="dxa" w:w="4743"/>
+            <w:tcBorders>
+              <w:top w:val="single" w:color="A6A6A6" w:sz="4"/>
+              <w:left w:val="single" w:color="A6A6A6" w:sz="4"/>
+              <w:bottom w:val="single" w:color="A6A6A6" w:sz="4"/>
+              <w:right w:val="single" w:color="A6A6A6" w:sz="4"/>
+            </w:tcBorders>
+            <w:tcMar>
+              <w:top w:type="dxa" w:w="50"/>
+              <w:left w:type="dxa" w:w="90"/>
+              <w:bottom w:type="dxa" w:w="50"/>
+              <w:right w:type="dxa" w:w="90"/>
+            </w:tcMar>
+          </w:tcPr>
+          <w:p>
+            <w:r>
+              <w:rPr>
+                <w:rFonts w:ascii="Calibri" w:cs="Calibri" w:eastAsia="Calibri" w:hAnsi="Calibri"/>
+                <w:sz w:val="20"/>
+                <w:szCs w:val="20"/>
+              </w:rPr>
+              <w:t xml:space="preserve">Reading and Use of English Part 1 · multiple-choice cloze</w:t>
+            </w:r>
+          </w:p>
+        </w:tc>
+        <w:tc>
+          <w:tcPr>
+            <w:tcW w:type="dxa" w:w="2929"/>
+            <w:tcBorders>
+              <w:top w:val="single" w:color="A6A6A6" w:sz="4"/>
+              <w:left w:val="single" w:color="A6A6A6" w:sz="4"/>
+              <w:bottom w:val="single" w:color="A6A6A6" w:sz="4"/>
+              <w:right w:val="single" w:color="A6A6A6" w:sz="4"/>
+            </w:tcBorders>
+            <w:tcMar>
+              <w:top w:type="dxa" w:w="50"/>
+              <w:left w:type="dxa" w:w="90"/>
+              <w:bottom w:type="dxa" w:w="50"/>
+              <w:right w:type="dxa" w:w="90"/>
+            </w:tcMar>
+          </w:tcPr>
+          <w:p>
+            <w:r>
+              <w:rPr>
+                <w:rFonts w:ascii="Calibri" w:cs="Calibri" w:eastAsia="Calibri" w:hAnsi="Calibri"/>
+                <w:sz w:val="20"/>
+                <w:szCs w:val="20"/>
+              </w:rPr>
+              <w:t xml:space="preserve">3.7 · 10.7</w:t>
+            </w:r>
+          </w:p>
+        </w:tc>
+        <w:tc>
+          <w:tcPr>
+            <w:tcW w:type="dxa" w:w="2234"/>
+            <w:tcBorders>
+              <w:top w:val="single" w:color="A6A6A6" w:sz="4"/>
+              <w:left w:val="single" w:color="A6A6A6" w:sz="4"/>
+              <w:bottom w:val="single" w:color="A6A6A6" w:sz="4"/>
+              <w:right w:val="single" w:color="A6A6A6" w:sz="4"/>
+            </w:tcBorders>
+            <w:tcMar>
+              <w:top w:type="dxa" w:w="50"/>
+              <w:left w:type="dxa" w:w="90"/>
+              <w:bottom w:type="dxa" w:w="50"/>
+              <w:right w:type="dxa" w:w="90"/>
+            </w:tcMar>
+          </w:tcPr>
+          <w:p>
+            <w:r>
+              <w:rPr>
+                <w:rFonts w:ascii="Calibri" w:cs="Calibri" w:eastAsia="Calibri" w:hAnsi="Calibri"/>
+                <w:sz w:val="20"/>
+                <w:szCs w:val="20"/>
+              </w:rPr>
+              <w:t xml:space="preserve">Mid-Book · End-of-Book</w:t>
+            </w:r>
+          </w:p>
+        </w:tc>
+      </w:tr>
+      <w:tr>
+        <w:tc>
+          <w:tcPr>
+            <w:tcW w:type="dxa" w:w="4743"/>
+            <w:tcBorders>
+              <w:top w:val="single" w:color="A6A6A6" w:sz="4"/>
+              <w:left w:val="single" w:color="A6A6A6" w:sz="4"/>
+              <w:bottom w:val="single" w:color="A6A6A6" w:sz="4"/>
+              <w:right w:val="single" w:color="A6A6A6" w:sz="4"/>
+            </w:tcBorders>
+            <w:tcMar>
+              <w:top w:type="dxa" w:w="50"/>
+              <w:left w:type="dxa" w:w="90"/>
+              <w:bottom w:type="dxa" w:w="50"/>
+              <w:right w:type="dxa" w:w="90"/>
+            </w:tcMar>
+          </w:tcPr>
+          <w:p>
+            <w:r>
+              <w:rPr>
+                <w:rFonts w:ascii="Calibri" w:cs="Calibri" w:eastAsia="Calibri" w:hAnsi="Calibri"/>
+                <w:sz w:val="20"/>
+                <w:szCs w:val="20"/>
+              </w:rPr>
+              <w:t xml:space="preserve">Part 2 · open cloze</w:t>
+            </w:r>
+          </w:p>
+        </w:tc>
+        <w:tc>
+          <w:tcPr>
+            <w:tcW w:type="dxa" w:w="2929"/>
+            <w:tcBorders>
+              <w:top w:val="single" w:color="A6A6A6" w:sz="4"/>
+              <w:left w:val="single" w:color="A6A6A6" w:sz="4"/>
+              <w:bottom w:val="single" w:color="A6A6A6" w:sz="4"/>
+              <w:right w:val="single" w:color="A6A6A6" w:sz="4"/>
+            </w:tcBorders>
+            <w:tcMar>
+              <w:top w:type="dxa" w:w="50"/>
+              <w:left w:type="dxa" w:w="90"/>
+              <w:bottom w:type="dxa" w:w="50"/>
+              <w:right w:type="dxa" w:w="90"/>
+            </w:tcMar>
+          </w:tcPr>
+          <w:p>
+            <w:r>
+              <w:rPr>
+                <w:rFonts w:ascii="Calibri" w:cs="Calibri" w:eastAsia="Calibri" w:hAnsi="Calibri"/>
+                <w:sz w:val="20"/>
+                <w:szCs w:val="20"/>
+              </w:rPr>
+              <w:t xml:space="preserve">4.7 · 11.7</w:t>
+            </w:r>
+          </w:p>
+        </w:tc>
+        <w:tc>
+          <w:tcPr>
+            <w:tcW w:type="dxa" w:w="2234"/>
+            <w:tcBorders>
+              <w:top w:val="single" w:color="A6A6A6" w:sz="4"/>
+              <w:left w:val="single" w:color="A6A6A6" w:sz="4"/>
+              <w:bottom w:val="single" w:color="A6A6A6" w:sz="4"/>
+              <w:right w:val="single" w:color="A6A6A6" w:sz="4"/>
+            </w:tcBorders>
+            <w:tcMar>
+              <w:top w:type="dxa" w:w="50"/>
+              <w:left w:type="dxa" w:w="90"/>
+              <w:bottom w:type="dxa" w:w="50"/>
+              <w:right w:type="dxa" w:w="90"/>
+            </w:tcMar>
+          </w:tcPr>
+          <w:p>
+            <w:r>
+              <w:rPr>
+                <w:rFonts w:ascii="Calibri" w:cs="Calibri" w:eastAsia="Calibri" w:hAnsi="Calibri"/>
+                <w:sz w:val="20"/>
+                <w:szCs w:val="20"/>
+              </w:rPr>
+              <w:t xml:space="preserve">Mid-Book · End-of-Book</w:t>
+            </w:r>
+          </w:p>
+        </w:tc>
+      </w:tr>
+      <w:tr>
+        <w:tc>
+          <w:tcPr>
+            <w:tcW w:type="dxa" w:w="4743"/>
+            <w:tcBorders>
+              <w:top w:val="single" w:color="A6A6A6" w:sz="4"/>
+              <w:left w:val="single" w:color="A6A6A6" w:sz="4"/>
+              <w:bottom w:val="single" w:color="A6A6A6" w:sz="4"/>
+              <w:right w:val="single" w:color="A6A6A6" w:sz="4"/>
+            </w:tcBorders>
+            <w:tcMar>
+              <w:top w:type="dxa" w:w="50"/>
+              <w:left w:type="dxa" w:w="90"/>
+              <w:bottom w:type="dxa" w:w="50"/>
+              <w:right w:type="dxa" w:w="90"/>
+            </w:tcMar>
+          </w:tcPr>
+          <w:p>
+            <w:r>
+              <w:rPr>
+                <w:rFonts w:ascii="Calibri" w:cs="Calibri" w:eastAsia="Calibri" w:hAnsi="Calibri"/>
+                <w:sz w:val="20"/>
+                <w:szCs w:val="20"/>
+              </w:rPr>
+              <w:t xml:space="preserve">Part 3 · word formation</w:t>
+            </w:r>
+          </w:p>
+        </w:tc>
+        <w:tc>
+          <w:tcPr>
+            <w:tcW w:type="dxa" w:w="2929"/>
+            <w:tcBorders>
+              <w:top w:val="single" w:color="A6A6A6" w:sz="4"/>
+              <w:left w:val="single" w:color="A6A6A6" w:sz="4"/>
+              <w:bottom w:val="single" w:color="A6A6A6" w:sz="4"/>
+              <w:right w:val="single" w:color="A6A6A6" w:sz="4"/>
+            </w:tcBorders>
+            <w:tcMar>
+              <w:top w:type="dxa" w:w="50"/>
+              <w:left w:type="dxa" w:w="90"/>
+              <w:bottom w:type="dxa" w:w="50"/>
+              <w:right w:type="dxa" w:w="90"/>
+            </w:tcMar>
+          </w:tcPr>
+          <w:p>
+            <w:r>
+              <w:rPr>
+                <w:rFonts w:ascii="Calibri" w:cs="Calibri" w:eastAsia="Calibri" w:hAnsi="Calibri"/>
+                <w:sz w:val="20"/>
+                <w:szCs w:val="20"/>
+              </w:rPr>
+              <w:t xml:space="preserve">1.7 · 8.7</w:t>
+            </w:r>
+          </w:p>
+        </w:tc>
+        <w:tc>
+          <w:tcPr>
+            <w:tcW w:type="dxa" w:w="2234"/>
+            <w:tcBorders>
+              <w:top w:val="single" w:color="A6A6A6" w:sz="4"/>
+              <w:left w:val="single" w:color="A6A6A6" w:sz="4"/>
+              <w:bottom w:val="single" w:color="A6A6A6" w:sz="4"/>
+              <w:right w:val="single" w:color="A6A6A6" w:sz="4"/>
+            </w:tcBorders>
+            <w:tcMar>
+              <w:top w:type="dxa" w:w="50"/>
+              <w:left w:type="dxa" w:w="90"/>
+              <w:bottom w:type="dxa" w:w="50"/>
+              <w:right w:type="dxa" w:w="90"/>
+            </w:tcMar>
+          </w:tcPr>
+          <w:p>
+            <w:r>
+              <w:rPr>
+                <w:rFonts w:ascii="Calibri" w:cs="Calibri" w:eastAsia="Calibri" w:hAnsi="Calibri"/>
+                <w:sz w:val="20"/>
+                <w:szCs w:val="20"/>
+              </w:rPr>
+              <w:t xml:space="preserve">End-of-Book</w:t>
+            </w:r>
+          </w:p>
+        </w:tc>
+      </w:tr>
+      <w:tr>
+        <w:tc>
+          <w:tcPr>
+            <w:tcW w:type="dxa" w:w="4743"/>
+            <w:tcBorders>
+              <w:top w:val="single" w:color="A6A6A6" w:sz="4"/>
+              <w:left w:val="single" w:color="A6A6A6" w:sz="4"/>
+              <w:bottom w:val="single" w:color="A6A6A6" w:sz="4"/>
+              <w:right w:val="single" w:color="A6A6A6" w:sz="4"/>
+            </w:tcBorders>
+            <w:tcMar>
+              <w:top w:type="dxa" w:w="50"/>
+              <w:left w:type="dxa" w:w="90"/>
+              <w:bottom w:type="dxa" w:w="50"/>
+              <w:right w:type="dxa" w:w="90"/>
+            </w:tcMar>
+          </w:tcPr>
+          <w:p>
+            <w:r>
+              <w:rPr>
+                <w:rFonts w:ascii="Calibri" w:cs="Calibri" w:eastAsia="Calibri" w:hAnsi="Calibri"/>
+                <w:sz w:val="20"/>
+                <w:szCs w:val="20"/>
+              </w:rPr>
+              <w:t xml:space="preserve">Part 4 · key-word transformations</w:t>
+            </w:r>
+          </w:p>
+        </w:tc>
+        <w:tc>
+          <w:tcPr>
+            <w:tcW w:type="dxa" w:w="2929"/>
+            <w:tcBorders>
+              <w:top w:val="single" w:color="A6A6A6" w:sz="4"/>
+              <w:left w:val="single" w:color="A6A6A6" w:sz="4"/>
+              <w:bottom w:val="single" w:color="A6A6A6" w:sz="4"/>
+              <w:right w:val="single" w:color="A6A6A6" w:sz="4"/>
+            </w:tcBorders>
+            <w:tcMar>
+              <w:top w:type="dxa" w:w="50"/>
+              <w:left w:type="dxa" w:w="90"/>
+              <w:bottom w:type="dxa" w:w="50"/>
+              <w:right w:type="dxa" w:w="90"/>
+            </w:tcMar>
+          </w:tcPr>
+          <w:p>
+            <w:r>
+              <w:rPr>
+                <w:rFonts w:ascii="Calibri" w:cs="Calibri" w:eastAsia="Calibri" w:hAnsi="Calibri"/>
+                <w:sz w:val="20"/>
+                <w:szCs w:val="20"/>
+              </w:rPr>
+              <w:t xml:space="preserve">2.7 · 9.7</w:t>
+            </w:r>
+          </w:p>
+        </w:tc>
+        <w:tc>
+          <w:tcPr>
+            <w:tcW w:type="dxa" w:w="2234"/>
+            <w:tcBorders>
+              <w:top w:val="single" w:color="A6A6A6" w:sz="4"/>
+              <w:left w:val="single" w:color="A6A6A6" w:sz="4"/>
+              <w:bottom w:val="single" w:color="A6A6A6" w:sz="4"/>
+              <w:right w:val="single" w:color="A6A6A6" w:sz="4"/>
+            </w:tcBorders>
+            <w:tcMar>
+              <w:top w:type="dxa" w:w="50"/>
+              <w:left w:type="dxa" w:w="90"/>
+              <w:bottom w:type="dxa" w:w="50"/>
+              <w:right w:type="dxa" w:w="90"/>
+            </w:tcMar>
+          </w:tcPr>
+          <w:p>
+            <w:r>
+              <w:rPr>
+                <w:rFonts w:ascii="Calibri" w:cs="Calibri" w:eastAsia="Calibri" w:hAnsi="Calibri"/>
+                <w:sz w:val="20"/>
+                <w:szCs w:val="20"/>
+              </w:rPr>
+              <w:t xml:space="preserve">Mid-Book · End-of-Book</w:t>
+            </w:r>
+          </w:p>
+        </w:tc>
+      </w:tr>
+      <w:tr>
+        <w:tc>
+          <w:tcPr>
+            <w:tcW w:type="dxa" w:w="4743"/>
+            <w:tcBorders>
+              <w:top w:val="single" w:color="A6A6A6" w:sz="4"/>
+              <w:left w:val="single" w:color="A6A6A6" w:sz="4"/>
+              <w:bottom w:val="single" w:color="A6A6A6" w:sz="4"/>
+              <w:right w:val="single" w:color="A6A6A6" w:sz="4"/>
+            </w:tcBorders>
+            <w:tcMar>
+              <w:top w:type="dxa" w:w="50"/>
+              <w:left w:type="dxa" w:w="90"/>
+              <w:bottom w:type="dxa" w:w="50"/>
+              <w:right w:type="dxa" w:w="90"/>
+            </w:tcMar>
+          </w:tcPr>
+          <w:p>
+            <w:r>
+              <w:rPr>
+                <w:rFonts w:ascii="Calibri" w:cs="Calibri" w:eastAsia="Calibri" w:hAnsi="Calibri"/>
+                <w:sz w:val="20"/>
+                <w:szCs w:val="20"/>
+              </w:rPr>
+              <w:t xml:space="preserve">Part 5 · multiple choice</w:t>
+            </w:r>
+          </w:p>
+        </w:tc>
+        <w:tc>
+          <w:tcPr>
+            <w:tcW w:type="dxa" w:w="2929"/>
+            <w:tcBorders>
+              <w:top w:val="single" w:color="A6A6A6" w:sz="4"/>
+              <w:left w:val="single" w:color="A6A6A6" w:sz="4"/>
+              <w:bottom w:val="single" w:color="A6A6A6" w:sz="4"/>
+              <w:right w:val="single" w:color="A6A6A6" w:sz="4"/>
+            </w:tcBorders>
+            <w:tcMar>
+              <w:top w:type="dxa" w:w="50"/>
+              <w:left w:type="dxa" w:w="90"/>
+              <w:bottom w:type="dxa" w:w="50"/>
+              <w:right w:type="dxa" w:w="90"/>
+            </w:tcMar>
+          </w:tcPr>
+          <w:p>
+            <w:r>
+              <w:rPr>
+                <w:rFonts w:ascii="Calibri" w:cs="Calibri" w:eastAsia="Calibri" w:hAnsi="Calibri"/>
+                <w:sz w:val="20"/>
+                <w:szCs w:val="20"/>
+              </w:rPr>
+              <w:t xml:space="preserve">5.7 · 12.7</w:t>
+            </w:r>
+          </w:p>
+        </w:tc>
+        <w:tc>
+          <w:tcPr>
+            <w:tcW w:type="dxa" w:w="2234"/>
+            <w:tcBorders>
+              <w:top w:val="single" w:color="A6A6A6" w:sz="4"/>
+              <w:left w:val="single" w:color="A6A6A6" w:sz="4"/>
+              <w:bottom w:val="single" w:color="A6A6A6" w:sz="4"/>
+              <w:right w:val="single" w:color="A6A6A6" w:sz="4"/>
+            </w:tcBorders>
+            <w:tcMar>
+              <w:top w:type="dxa" w:w="50"/>
+              <w:left w:type="dxa" w:w="90"/>
+              <w:bottom w:type="dxa" w:w="50"/>
+              <w:right w:type="dxa" w:w="90"/>
+            </w:tcMar>
+          </w:tcPr>
+          <w:p>
+            <w:r>
+              <w:rPr>
+                <w:rFonts w:ascii="Calibri" w:cs="Calibri" w:eastAsia="Calibri" w:hAnsi="Calibri"/>
+                <w:sz w:val="20"/>
+                <w:szCs w:val="20"/>
+              </w:rPr>
+              <w:t xml:space="preserve">End-of-Book</w:t>
+            </w:r>
+          </w:p>
+        </w:tc>
+      </w:tr>
+      <w:tr>
+        <w:tc>
+          <w:tcPr>
+            <w:tcW w:type="dxa" w:w="4743"/>
+            <w:tcBorders>
+              <w:top w:val="single" w:color="A6A6A6" w:sz="4"/>
+              <w:left w:val="single" w:color="A6A6A6" w:sz="4"/>
+              <w:bottom w:val="single" w:color="A6A6A6" w:sz="4"/>
+              <w:right w:val="single" w:color="A6A6A6" w:sz="4"/>
+            </w:tcBorders>
+            <w:tcMar>
+              <w:top w:type="dxa" w:w="50"/>
+              <w:left w:type="dxa" w:w="90"/>
+              <w:bottom w:type="dxa" w:w="50"/>
+              <w:right w:type="dxa" w:w="90"/>
+            </w:tcMar>
+          </w:tcPr>
+          <w:p>
+            <w:r>
+              <w:rPr>
+                <w:rFonts w:ascii="Calibri" w:cs="Calibri" w:eastAsia="Calibri" w:hAnsi="Calibri"/>
+                <w:sz w:val="20"/>
+                <w:szCs w:val="20"/>
+              </w:rPr>
+              <w:t xml:space="preserve">Part 6 · gapped text</w:t>
+            </w:r>
+          </w:p>
+        </w:tc>
+        <w:tc>
+          <w:tcPr>
+            <w:tcW w:type="dxa" w:w="2929"/>
+            <w:tcBorders>
+              <w:top w:val="single" w:color="A6A6A6" w:sz="4"/>
+              <w:left w:val="single" w:color="A6A6A6" w:sz="4"/>
+              <w:bottom w:val="single" w:color="A6A6A6" w:sz="4"/>
+              <w:right w:val="single" w:color="A6A6A6" w:sz="4"/>
+            </w:tcBorders>
+            <w:tcMar>
+              <w:top w:type="dxa" w:w="50"/>
+              <w:left w:type="dxa" w:w="90"/>
+              <w:bottom w:type="dxa" w:w="50"/>
+              <w:right w:type="dxa" w:w="90"/>
+            </w:tcMar>
+          </w:tcPr>
+          <w:p>
+            <w:r>
+              <w:rPr>
+                <w:rFonts w:ascii="Calibri" w:cs="Calibri" w:eastAsia="Calibri" w:hAnsi="Calibri"/>
+                <w:sz w:val="20"/>
+                <w:szCs w:val="20"/>
+              </w:rPr>
+              <w:t xml:space="preserve">6.7</w:t>
+            </w:r>
+          </w:p>
+        </w:tc>
+        <w:tc>
+          <w:tcPr>
+            <w:tcW w:type="dxa" w:w="2234"/>
+            <w:tcBorders>
+              <w:top w:val="single" w:color="A6A6A6" w:sz="4"/>
+              <w:left w:val="single" w:color="A6A6A6" w:sz="4"/>
+              <w:bottom w:val="single" w:color="A6A6A6" w:sz="4"/>
+              <w:right w:val="single" w:color="A6A6A6" w:sz="4"/>
+            </w:tcBorders>
+            <w:tcMar>
+              <w:top w:type="dxa" w:w="50"/>
+              <w:left w:type="dxa" w:w="90"/>
+              <w:bottom w:type="dxa" w:w="50"/>
+              <w:right w:type="dxa" w:w="90"/>
+            </w:tcMar>
+          </w:tcPr>
+          <w:p>
+            <w:r>
+              <w:rPr>
+                <w:rFonts w:ascii="Calibri" w:cs="Calibri" w:eastAsia="Calibri" w:hAnsi="Calibri"/>
+                <w:sz w:val="20"/>
+                <w:szCs w:val="20"/>
+              </w:rPr>
+              <w:t xml:space="preserve">Mid-Book · End-of-Book</w:t>
+            </w:r>
+          </w:p>
+        </w:tc>
+      </w:tr>
+      <w:tr>
+        <w:tc>
+          <w:tcPr>
+            <w:tcW w:type="dxa" w:w="4743"/>
+            <w:tcBorders>
+              <w:top w:val="single" w:color="A6A6A6" w:sz="4"/>
+              <w:left w:val="single" w:color="A6A6A6" w:sz="4"/>
+              <w:bottom w:val="single" w:color="A6A6A6" w:sz="4"/>
+              <w:right w:val="single" w:color="A6A6A6" w:sz="4"/>
+            </w:tcBorders>
+            <w:tcMar>
+              <w:top w:type="dxa" w:w="50"/>
+              <w:left w:type="dxa" w:w="90"/>
+              <w:bottom w:type="dxa" w:w="50"/>
+              <w:right w:type="dxa" w:w="90"/>
+            </w:tcMar>
+          </w:tcPr>
+          <w:p>
+            <w:r>
+              <w:rPr>
+                <w:rFonts w:ascii="Calibri" w:cs="Calibri" w:eastAsia="Calibri" w:hAnsi="Calibri"/>
+                <w:sz w:val="20"/>
+                <w:szCs w:val="20"/>
+              </w:rPr>
+              <w:t xml:space="preserve">Part 7 · multiple matching</w:t>
+            </w:r>
+          </w:p>
+        </w:tc>
+        <w:tc>
+          <w:tcPr>
+            <w:tcW w:type="dxa" w:w="2929"/>
+            <w:tcBorders>
+              <w:top w:val="single" w:color="A6A6A6" w:sz="4"/>
+              <w:left w:val="single" w:color="A6A6A6" w:sz="4"/>
+              <w:bottom w:val="single" w:color="A6A6A6" w:sz="4"/>
+              <w:right w:val="single" w:color="A6A6A6" w:sz="4"/>
+            </w:tcBorders>
+            <w:tcMar>
+              <w:top w:type="dxa" w:w="50"/>
+              <w:left w:type="dxa" w:w="90"/>
+              <w:bottom w:type="dxa" w:w="50"/>
+              <w:right w:type="dxa" w:w="90"/>
+            </w:tcMar>
+          </w:tcPr>
+          <w:p>
+            <w:r>
+              <w:rPr>
+                <w:rFonts w:ascii="Calibri" w:cs="Calibri" w:eastAsia="Calibri" w:hAnsi="Calibri"/>
+                <w:sz w:val="20"/>
+                <w:szCs w:val="20"/>
+              </w:rPr>
+              <w:t xml:space="preserve">7.7</w:t>
+            </w:r>
+          </w:p>
+        </w:tc>
+        <w:tc>
+          <w:tcPr>
+            <w:tcW w:type="dxa" w:w="2234"/>
+            <w:tcBorders>
+              <w:top w:val="single" w:color="A6A6A6" w:sz="4"/>
+              <w:left w:val="single" w:color="A6A6A6" w:sz="4"/>
+              <w:bottom w:val="single" w:color="A6A6A6" w:sz="4"/>
+              <w:right w:val="single" w:color="A6A6A6" w:sz="4"/>
+            </w:tcBorders>
+            <w:tcMar>
+              <w:top w:type="dxa" w:w="50"/>
+              <w:left w:type="dxa" w:w="90"/>
+              <w:bottom w:type="dxa" w:w="50"/>
+              <w:right w:type="dxa" w:w="90"/>
+            </w:tcMar>
+          </w:tcPr>
+          <w:p>
+            <w:r>
+              <w:rPr>
+                <w:rFonts w:ascii="Calibri" w:cs="Calibri" w:eastAsia="Calibri" w:hAnsi="Calibri"/>
+                <w:sz w:val="20"/>
+                <w:szCs w:val="20"/>
+              </w:rPr>
+              <w:t xml:space="preserve">End-of-Book</w:t>
+            </w:r>
+          </w:p>
+        </w:tc>
+      </w:tr>
+      <w:tr>
+        <w:tc>
+          <w:tcPr>
+            <w:tcW w:type="dxa" w:w="4743"/>
+            <w:tcBorders>
+              <w:top w:val="single" w:color="A6A6A6" w:sz="4"/>
+              <w:left w:val="single" w:color="A6A6A6" w:sz="4"/>
+              <w:bottom w:val="single" w:color="A6A6A6" w:sz="4"/>
+              <w:right w:val="single" w:color="A6A6A6" w:sz="4"/>
+            </w:tcBorders>
+            <w:tcMar>
+              <w:top w:type="dxa" w:w="50"/>
+              <w:left w:type="dxa" w:w="90"/>
+              <w:bottom w:type="dxa" w:w="50"/>
+              <w:right w:type="dxa" w:w="90"/>
+            </w:tcMar>
+          </w:tcPr>
+          <w:p>
+            <w:r>
+              <w:rPr>
+                <w:rFonts w:ascii="Calibri" w:cs="Calibri" w:eastAsia="Calibri" w:hAnsi="Calibri"/>
+                <w:sz w:val="20"/>
+                <w:szCs w:val="20"/>
+              </w:rPr>
+              <w:t xml:space="preserve">Writing Part 1 · essay</w:t>
+            </w:r>
+          </w:p>
+        </w:tc>
+        <w:tc>
+          <w:tcPr>
+            <w:tcW w:type="dxa" w:w="2929"/>
+            <w:tcBorders>
+              <w:top w:val="single" w:color="A6A6A6" w:sz="4"/>
+              <w:left w:val="single" w:color="A6A6A6" w:sz="4"/>
+              <w:bottom w:val="single" w:color="A6A6A6" w:sz="4"/>
+              <w:right w:val="single" w:color="A6A6A6" w:sz="4"/>
+            </w:tcBorders>
+            <w:tcMar>
+              <w:top w:type="dxa" w:w="50"/>
+              <w:left w:type="dxa" w:w="90"/>
+              <w:bottom w:type="dxa" w:w="50"/>
+              <w:right w:type="dxa" w:w="90"/>
+            </w:tcMar>
+          </w:tcPr>
+          <w:p>
+            <w:r>
+              <w:rPr>
+                <w:rFonts w:ascii="Calibri" w:cs="Calibri" w:eastAsia="Calibri" w:hAnsi="Calibri"/>
+                <w:sz w:val="20"/>
+                <w:szCs w:val="20"/>
+              </w:rPr>
+              <w:t xml:space="preserve">1.7, 3.7, 5.7, 7.7, 9.7, 11.7</w:t>
+            </w:r>
+          </w:p>
+        </w:tc>
+        <w:tc>
+          <w:tcPr>
+            <w:tcW w:type="dxa" w:w="2234"/>
+            <w:tcBorders>
+              <w:top w:val="single" w:color="A6A6A6" w:sz="4"/>
+              <w:left w:val="single" w:color="A6A6A6" w:sz="4"/>
+              <w:bottom w:val="single" w:color="A6A6A6" w:sz="4"/>
+              <w:right w:val="single" w:color="A6A6A6" w:sz="4"/>
+            </w:tcBorders>
+            <w:tcMar>
+              <w:top w:type="dxa" w:w="50"/>
+              <w:left w:type="dxa" w:w="90"/>
+              <w:bottom w:type="dxa" w:w="50"/>
+              <w:right w:type="dxa" w:w="90"/>
+            </w:tcMar>
+          </w:tcPr>
+          <w:p>
+            <w:r>
+              <w:rPr>
+                <w:rFonts w:ascii="Calibri" w:cs="Calibri" w:eastAsia="Calibri" w:hAnsi="Calibri"/>
+                <w:sz w:val="20"/>
+                <w:szCs w:val="20"/>
+              </w:rPr>
+              <w:t xml:space="preserve">Mid-Book · End-of-Book</w:t>
+            </w:r>
+          </w:p>
+        </w:tc>
+      </w:tr>
+      <w:tr>
+        <w:tc>
+          <w:tcPr>
+            <w:tcW w:type="dxa" w:w="4743"/>
+            <w:tcBorders>
+              <w:top w:val="single" w:color="A6A6A6" w:sz="4"/>
+              <w:left w:val="single" w:color="A6A6A6" w:sz="4"/>
+              <w:bottom w:val="single" w:color="A6A6A6" w:sz="4"/>
+              <w:right w:val="single" w:color="A6A6A6" w:sz="4"/>
+            </w:tcBorders>
+            <w:tcMar>
+              <w:top w:type="dxa" w:w="50"/>
+              <w:left w:type="dxa" w:w="90"/>
+              <w:bottom w:type="dxa" w:w="50"/>
+              <w:right w:type="dxa" w:w="90"/>
+            </w:tcMar>
+          </w:tcPr>
+          <w:p>
+            <w:r>
+              <w:rPr>
+                <w:rFonts w:ascii="Calibri" w:cs="Calibri" w:eastAsia="Calibri" w:hAnsi="Calibri"/>
+                <w:sz w:val="20"/>
+                <w:szCs w:val="20"/>
+              </w:rPr>
+              <w:t xml:space="preserve">Writing Part 2 · article, letter/email, report, review</w:t>
+            </w:r>
+          </w:p>
+        </w:tc>
+        <w:tc>
+          <w:tcPr>
+            <w:tcW w:type="dxa" w:w="2929"/>
+            <w:tcBorders>
+              <w:top w:val="single" w:color="A6A6A6" w:sz="4"/>
+              <w:left w:val="single" w:color="A6A6A6" w:sz="4"/>
+              <w:bottom w:val="single" w:color="A6A6A6" w:sz="4"/>
+              <w:right w:val="single" w:color="A6A6A6" w:sz="4"/>
+            </w:tcBorders>
+            <w:tcMar>
+              <w:top w:type="dxa" w:w="50"/>
+              <w:left w:type="dxa" w:w="90"/>
+              <w:bottom w:type="dxa" w:w="50"/>
+              <w:right w:type="dxa" w:w="90"/>
+            </w:tcMar>
+          </w:tcPr>
+          <w:p>
+            <w:r>
+              <w:rPr>
+                <w:rFonts w:ascii="Calibri" w:cs="Calibri" w:eastAsia="Calibri" w:hAnsi="Calibri"/>
+                <w:sz w:val="20"/>
+                <w:szCs w:val="20"/>
+              </w:rPr>
+              <w:t xml:space="preserve">2.7, 4.7, 6.7, 8.7, 10.7, 12.7</w:t>
+            </w:r>
+          </w:p>
+        </w:tc>
+        <w:tc>
+          <w:tcPr>
+            <w:tcW w:type="dxa" w:w="2234"/>
+            <w:tcBorders>
+              <w:top w:val="single" w:color="A6A6A6" w:sz="4"/>
+              <w:left w:val="single" w:color="A6A6A6" w:sz="4"/>
+              <w:bottom w:val="single" w:color="A6A6A6" w:sz="4"/>
+              <w:right w:val="single" w:color="A6A6A6" w:sz="4"/>
+            </w:tcBorders>
+            <w:tcMar>
+              <w:top w:type="dxa" w:w="50"/>
+              <w:left w:type="dxa" w:w="90"/>
+              <w:bottom w:type="dxa" w:w="50"/>
+              <w:right w:type="dxa" w:w="90"/>
+            </w:tcMar>
+          </w:tcPr>
+          <w:p>
+            <w:r>
+              <w:rPr>
+                <w:rFonts w:ascii="Calibri" w:cs="Calibri" w:eastAsia="Calibri" w:hAnsi="Calibri"/>
+                <w:sz w:val="20"/>
+                <w:szCs w:val="20"/>
+              </w:rPr>
+              <w:t xml:space="preserve">Mid-Book · End-of-Book</w:t>
+            </w:r>
+          </w:p>
+        </w:tc>
+      </w:tr>
+      <w:tr>
+        <w:tc>
+          <w:tcPr>
+            <w:tcW w:type="dxa" w:w="4743"/>
+            <w:tcBorders>
+              <w:top w:val="single" w:color="A6A6A6" w:sz="4"/>
+              <w:left w:val="single" w:color="A6A6A6" w:sz="4"/>
+              <w:bottom w:val="single" w:color="A6A6A6" w:sz="4"/>
+              <w:right w:val="single" w:color="A6A6A6" w:sz="4"/>
+            </w:tcBorders>
+            <w:tcMar>
+              <w:top w:type="dxa" w:w="50"/>
+              <w:left w:type="dxa" w:w="90"/>
+              <w:bottom w:type="dxa" w:w="50"/>
+              <w:right w:type="dxa" w:w="90"/>
+            </w:tcMar>
+          </w:tcPr>
+          <w:p>
+            <w:r>
+              <w:rPr>
+                <w:rFonts w:ascii="Calibri" w:cs="Calibri" w:eastAsia="Calibri" w:hAnsi="Calibri"/>
+                <w:sz w:val="20"/>
+                <w:szCs w:val="20"/>
+              </w:rPr>
+              <w:t xml:space="preserve">Listening Part 1 · short extracts</w:t>
+            </w:r>
+          </w:p>
+        </w:tc>
+        <w:tc>
+          <w:tcPr>
+            <w:tcW w:type="dxa" w:w="2929"/>
+            <w:tcBorders>
+              <w:top w:val="single" w:color="A6A6A6" w:sz="4"/>
+              <w:left w:val="single" w:color="A6A6A6" w:sz="4"/>
+              <w:bottom w:val="single" w:color="A6A6A6" w:sz="4"/>
+              <w:right w:val="single" w:color="A6A6A6" w:sz="4"/>
+            </w:tcBorders>
+            <w:tcMar>
+              <w:top w:type="dxa" w:w="50"/>
+              <w:left w:type="dxa" w:w="90"/>
+              <w:bottom w:type="dxa" w:w="50"/>
+              <w:right w:type="dxa" w:w="90"/>
+            </w:tcMar>
+          </w:tcPr>
+          <w:p>
+            <w:r>
+              <w:rPr>
+                <w:rFonts w:ascii="Calibri" w:cs="Calibri" w:eastAsia="Calibri" w:hAnsi="Calibri"/>
+                <w:sz w:val="20"/>
+                <w:szCs w:val="20"/>
+              </w:rPr>
+              <w:t xml:space="preserve">1.7, 5.7, 9.7</w:t>
+            </w:r>
+          </w:p>
+        </w:tc>
+        <w:tc>
+          <w:tcPr>
+            <w:tcW w:type="dxa" w:w="2234"/>
+            <w:tcBorders>
+              <w:top w:val="single" w:color="A6A6A6" w:sz="4"/>
+              <w:left w:val="single" w:color="A6A6A6" w:sz="4"/>
+              <w:bottom w:val="single" w:color="A6A6A6" w:sz="4"/>
+              <w:right w:val="single" w:color="A6A6A6" w:sz="4"/>
+            </w:tcBorders>
+            <w:tcMar>
+              <w:top w:type="dxa" w:w="50"/>
+              <w:left w:type="dxa" w:w="90"/>
+              <w:bottom w:type="dxa" w:w="50"/>
+              <w:right w:type="dxa" w:w="90"/>
+            </w:tcMar>
+          </w:tcPr>
+          <w:p>
+            <w:r>
+              <w:rPr>
+                <w:rFonts w:ascii="Calibri" w:cs="Calibri" w:eastAsia="Calibri" w:hAnsi="Calibri"/>
+                <w:sz w:val="20"/>
+                <w:szCs w:val="20"/>
+              </w:rPr>
+              <w:t xml:space="preserve">Mid-Book · End-of-Book</w:t>
+            </w:r>
+          </w:p>
+        </w:tc>
+      </w:tr>
+      <w:tr>
+        <w:tc>
+          <w:tcPr>
+            <w:tcW w:type="dxa" w:w="4743"/>
+            <w:tcBorders>
+              <w:top w:val="single" w:color="A6A6A6" w:sz="4"/>
+              <w:left w:val="single" w:color="A6A6A6" w:sz="4"/>
+              <w:bottom w:val="single" w:color="A6A6A6" w:sz="4"/>
+              <w:right w:val="single" w:color="A6A6A6" w:sz="4"/>
+            </w:tcBorders>
+            <w:tcMar>
+              <w:top w:type="dxa" w:w="50"/>
+              <w:left w:type="dxa" w:w="90"/>
+              <w:bottom w:type="dxa" w:w="50"/>
+              <w:right w:type="dxa" w:w="90"/>
+            </w:tcMar>
+          </w:tcPr>
+          <w:p>
+            <w:r>
+              <w:rPr>
+                <w:rFonts w:ascii="Calibri" w:cs="Calibri" w:eastAsia="Calibri" w:hAnsi="Calibri"/>
+                <w:sz w:val="20"/>
+                <w:szCs w:val="20"/>
+              </w:rPr>
+              <w:t xml:space="preserve">Part 2 · sentence completion</w:t>
+            </w:r>
+          </w:p>
+        </w:tc>
+        <w:tc>
+          <w:tcPr>
+            <w:tcW w:type="dxa" w:w="2929"/>
+            <w:tcBorders>
+              <w:top w:val="single" w:color="A6A6A6" w:sz="4"/>
+              <w:left w:val="single" w:color="A6A6A6" w:sz="4"/>
+              <w:bottom w:val="single" w:color="A6A6A6" w:sz="4"/>
+              <w:right w:val="single" w:color="A6A6A6" w:sz="4"/>
+            </w:tcBorders>
+            <w:tcMar>
+              <w:top w:type="dxa" w:w="50"/>
+              <w:left w:type="dxa" w:w="90"/>
+              <w:bottom w:type="dxa" w:w="50"/>
+              <w:right w:type="dxa" w:w="90"/>
+            </w:tcMar>
+          </w:tcPr>
+          <w:p>
+            <w:r>
+              <w:rPr>
+                <w:rFonts w:ascii="Calibri" w:cs="Calibri" w:eastAsia="Calibri" w:hAnsi="Calibri"/>
+                <w:sz w:val="20"/>
+                <w:szCs w:val="20"/>
+              </w:rPr>
+              <w:t xml:space="preserve">2.7, 6.7, 10.7</w:t>
+            </w:r>
+          </w:p>
+        </w:tc>
+        <w:tc>
+          <w:tcPr>
+            <w:tcW w:type="dxa" w:w="2234"/>
+            <w:tcBorders>
+              <w:top w:val="single" w:color="A6A6A6" w:sz="4"/>
+              <w:left w:val="single" w:color="A6A6A6" w:sz="4"/>
+              <w:bottom w:val="single" w:color="A6A6A6" w:sz="4"/>
+              <w:right w:val="single" w:color="A6A6A6" w:sz="4"/>
+            </w:tcBorders>
+            <w:tcMar>
+              <w:top w:type="dxa" w:w="50"/>
+              <w:left w:type="dxa" w:w="90"/>
+              <w:bottom w:type="dxa" w:w="50"/>
+              <w:right w:type="dxa" w:w="90"/>
+            </w:tcMar>
+          </w:tcPr>
+          <w:p>
+            <w:r>
+              <w:rPr>
+                <w:rFonts w:ascii="Calibri" w:cs="Calibri" w:eastAsia="Calibri" w:hAnsi="Calibri"/>
+                <w:sz w:val="20"/>
+                <w:szCs w:val="20"/>
+              </w:rPr>
+              <w:t xml:space="preserve">Mid-Book · End-of-Book</w:t>
+            </w:r>
+          </w:p>
+        </w:tc>
+      </w:tr>
+      <w:tr>
+        <w:tc>
+          <w:tcPr>
+            <w:tcW w:type="dxa" w:w="4743"/>
+            <w:tcBorders>
+              <w:top w:val="single" w:color="A6A6A6" w:sz="4"/>
+              <w:left w:val="single" w:color="A6A6A6" w:sz="4"/>
+              <w:bottom w:val="single" w:color="A6A6A6" w:sz="4"/>
+              <w:right w:val="single" w:color="A6A6A6" w:sz="4"/>
+            </w:tcBorders>
+            <w:tcMar>
+              <w:top w:type="dxa" w:w="50"/>
+              <w:left w:type="dxa" w:w="90"/>
+              <w:bottom w:type="dxa" w:w="50"/>
+              <w:right w:type="dxa" w:w="90"/>
+            </w:tcMar>
+          </w:tcPr>
+          <w:p>
+            <w:r>
+              <w:rPr>
+                <w:rFonts w:ascii="Calibri" w:cs="Calibri" w:eastAsia="Calibri" w:hAnsi="Calibri"/>
+                <w:sz w:val="20"/>
+                <w:szCs w:val="20"/>
+              </w:rPr>
+              <w:t xml:space="preserve">Part 3 · multiple matching</w:t>
+            </w:r>
+          </w:p>
+        </w:tc>
+        <w:tc>
+          <w:tcPr>
+            <w:tcW w:type="dxa" w:w="2929"/>
+            <w:tcBorders>
+              <w:top w:val="single" w:color="A6A6A6" w:sz="4"/>
+              <w:left w:val="single" w:color="A6A6A6" w:sz="4"/>
+              <w:bottom w:val="single" w:color="A6A6A6" w:sz="4"/>
+              <w:right w:val="single" w:color="A6A6A6" w:sz="4"/>
+            </w:tcBorders>
+            <w:tcMar>
+              <w:top w:type="dxa" w:w="50"/>
+              <w:left w:type="dxa" w:w="90"/>
+              <w:bottom w:type="dxa" w:w="50"/>
+              <w:right w:type="dxa" w:w="90"/>
+            </w:tcMar>
+          </w:tcPr>
+          <w:p>
+            <w:r>
+              <w:rPr>
+                <w:rFonts w:ascii="Calibri" w:cs="Calibri" w:eastAsia="Calibri" w:hAnsi="Calibri"/>
+                <w:sz w:val="20"/>
+                <w:szCs w:val="20"/>
+              </w:rPr>
+              <w:t xml:space="preserve">3.7, 7.7, 11.7</w:t>
+            </w:r>
+          </w:p>
+        </w:tc>
+        <w:tc>
+          <w:tcPr>
+            <w:tcW w:type="dxa" w:w="2234"/>
+            <w:tcBorders>
+              <w:top w:val="single" w:color="A6A6A6" w:sz="4"/>
+              <w:left w:val="single" w:color="A6A6A6" w:sz="4"/>
+              <w:bottom w:val="single" w:color="A6A6A6" w:sz="4"/>
+              <w:right w:val="single" w:color="A6A6A6" w:sz="4"/>
+            </w:tcBorders>
+            <w:tcMar>
+              <w:top w:type="dxa" w:w="50"/>
+              <w:left w:type="dxa" w:w="90"/>
+              <w:bottom w:type="dxa" w:w="50"/>
+              <w:right w:type="dxa" w:w="90"/>
+            </w:tcMar>
+          </w:tcPr>
+          <w:p>
+            <w:r>
+              <w:rPr>
+                <w:rFonts w:ascii="Calibri" w:cs="Calibri" w:eastAsia="Calibri" w:hAnsi="Calibri"/>
+                <w:sz w:val="20"/>
+                <w:szCs w:val="20"/>
+              </w:rPr>
+              <w:t xml:space="preserve">End-of-Book</w:t>
+            </w:r>
+          </w:p>
+        </w:tc>
+      </w:tr>
+      <w:tr>
+        <w:tc>
+          <w:tcPr>
+            <w:tcW w:type="dxa" w:w="4743"/>
+            <w:tcBorders>
+              <w:top w:val="single" w:color="A6A6A6" w:sz="4"/>
+              <w:left w:val="single" w:color="A6A6A6" w:sz="4"/>
+              <w:bottom w:val="single" w:color="A6A6A6" w:sz="4"/>
+              <w:right w:val="single" w:color="A6A6A6" w:sz="4"/>
+            </w:tcBorders>
+            <w:tcMar>
+              <w:top w:type="dxa" w:w="50"/>
+              <w:left w:type="dxa" w:w="90"/>
+              <w:bottom w:type="dxa" w:w="50"/>
+              <w:right w:type="dxa" w:w="90"/>
+            </w:tcMar>
+          </w:tcPr>
+          <w:p>
+            <w:r>
+              <w:rPr>
+                <w:rFonts w:ascii="Calibri" w:cs="Calibri" w:eastAsia="Calibri" w:hAnsi="Calibri"/>
+                <w:sz w:val="20"/>
+                <w:szCs w:val="20"/>
+              </w:rPr>
+              <w:t xml:space="preserve">Part 4 · multiple choice</w:t>
+            </w:r>
+          </w:p>
+        </w:tc>
+        <w:tc>
+          <w:tcPr>
+            <w:tcW w:type="dxa" w:w="2929"/>
+            <w:tcBorders>
+              <w:top w:val="single" w:color="A6A6A6" w:sz="4"/>
+              <w:left w:val="single" w:color="A6A6A6" w:sz="4"/>
+              <w:bottom w:val="single" w:color="A6A6A6" w:sz="4"/>
+              <w:right w:val="single" w:color="A6A6A6" w:sz="4"/>
+            </w:tcBorders>
+            <w:tcMar>
+              <w:top w:type="dxa" w:w="50"/>
+              <w:left w:type="dxa" w:w="90"/>
+              <w:bottom w:type="dxa" w:w="50"/>
+              <w:right w:type="dxa" w:w="90"/>
+            </w:tcMar>
+          </w:tcPr>
+          <w:p>
+            <w:r>
+              <w:rPr>
+                <w:rFonts w:ascii="Calibri" w:cs="Calibri" w:eastAsia="Calibri" w:hAnsi="Calibri"/>
+                <w:sz w:val="20"/>
+                <w:szCs w:val="20"/>
+              </w:rPr>
+              <w:t xml:space="preserve">4.7, 8.7, 12.7</w:t>
+            </w:r>
+          </w:p>
+        </w:tc>
+        <w:tc>
+          <w:tcPr>
+            <w:tcW w:type="dxa" w:w="2234"/>
+            <w:tcBorders>
+              <w:top w:val="single" w:color="A6A6A6" w:sz="4"/>
+              <w:left w:val="single" w:color="A6A6A6" w:sz="4"/>
+              <w:bottom w:val="single" w:color="A6A6A6" w:sz="4"/>
+              <w:right w:val="single" w:color="A6A6A6" w:sz="4"/>
+            </w:tcBorders>
+            <w:tcMar>
+              <w:top w:type="dxa" w:w="50"/>
+              <w:left w:type="dxa" w:w="90"/>
+              <w:bottom w:type="dxa" w:w="50"/>
+              <w:right w:type="dxa" w:w="90"/>
+            </w:tcMar>
+          </w:tcPr>
+          <w:p>
+            <w:r>
+              <w:rPr>
+                <w:rFonts w:ascii="Calibri" w:cs="Calibri" w:eastAsia="Calibri" w:hAnsi="Calibri"/>
+                <w:sz w:val="20"/>
+                <w:szCs w:val="20"/>
+              </w:rPr>
+              <w:t xml:space="preserve">Mid-Book · End-of-Book</w:t>
+            </w:r>
+          </w:p>
+        </w:tc>
+      </w:tr>
+      <w:tr>
+        <w:tc>
+          <w:tcPr>
+            <w:tcW w:type="dxa" w:w="4743"/>
+            <w:tcBorders>
+              <w:top w:val="single" w:color="A6A6A6" w:sz="4"/>
+              <w:left w:val="single" w:color="A6A6A6" w:sz="4"/>
+              <w:bottom w:val="single" w:color="A6A6A6" w:sz="4"/>
+              <w:right w:val="single" w:color="A6A6A6" w:sz="4"/>
+            </w:tcBorders>
+            <w:tcMar>
+              <w:top w:type="dxa" w:w="50"/>
+              <w:left w:type="dxa" w:w="90"/>
+              <w:bottom w:type="dxa" w:w="50"/>
+              <w:right w:type="dxa" w:w="90"/>
+            </w:tcMar>
+          </w:tcPr>
+          <w:p>
+            <w:r>
+              <w:rPr>
+                <w:rFonts w:ascii="Calibri" w:cs="Calibri" w:eastAsia="Calibri" w:hAnsi="Calibri"/>
+                <w:sz w:val="20"/>
+                <w:szCs w:val="20"/>
+              </w:rPr>
+              <w:t xml:space="preserve">Speaking Parts 1–4</w:t>
+            </w:r>
+          </w:p>
+        </w:tc>
+        <w:tc>
+          <w:tcPr>
+            <w:tcW w:type="dxa" w:w="2929"/>
+            <w:tcBorders>
+              <w:top w:val="single" w:color="A6A6A6" w:sz="4"/>
+              <w:left w:val="single" w:color="A6A6A6" w:sz="4"/>
+              <w:bottom w:val="single" w:color="A6A6A6" w:sz="4"/>
+              <w:right w:val="single" w:color="A6A6A6" w:sz="4"/>
+            </w:tcBorders>
+            <w:tcMar>
+              <w:top w:type="dxa" w:w="50"/>
+              <w:left w:type="dxa" w:w="90"/>
+              <w:bottom w:type="dxa" w:w="50"/>
+              <w:right w:type="dxa" w:w="90"/>
+            </w:tcMar>
+          </w:tcPr>
+          <w:p>
+            <w:r>
+              <w:rPr>
+                <w:rFonts w:ascii="Calibri" w:cs="Calibri" w:eastAsia="Calibri" w:hAnsi="Calibri"/>
+                <w:sz w:val="20"/>
+                <w:szCs w:val="20"/>
+              </w:rPr>
+              <w:t xml:space="preserve">Part 1 in every x.1; Part 2 from Unit 4; Part 3 from Unit 6; Part 4 in every x.7</w:t>
+            </w:r>
+          </w:p>
+        </w:tc>
+        <w:tc>
+          <w:tcPr>
+            <w:tcW w:type="dxa" w:w="2234"/>
+            <w:tcBorders>
+              <w:top w:val="single" w:color="A6A6A6" w:sz="4"/>
+              <w:left w:val="single" w:color="A6A6A6" w:sz="4"/>
+              <w:bottom w:val="single" w:color="A6A6A6" w:sz="4"/>
+              <w:right w:val="single" w:color="A6A6A6" w:sz="4"/>
+            </w:tcBorders>
+            <w:tcMar>
+              <w:top w:type="dxa" w:w="50"/>
+              <w:left w:type="dxa" w:w="90"/>
+              <w:bottom w:type="dxa" w:w="50"/>
+              <w:right w:type="dxa" w:w="90"/>
+            </w:tcMar>
+          </w:tcPr>
+          <w:p>
+            <w:r>
+              <w:rPr>
+                <w:rFonts w:ascii="Calibri" w:cs="Calibri" w:eastAsia="Calibri" w:hAnsi="Calibri"/>
+                <w:sz w:val="20"/>
+                <w:szCs w:val="20"/>
+              </w:rPr>
+              <w:t xml:space="preserve">Mid-Book · End-of-Book</w:t>
+            </w:r>
+          </w:p>
+        </w:tc>
+      </w:tr>
+    </w:tbl>
     <w:sectPr>
       <w:headerReference w:type="default" r:id="rId7"/>
       <w:footerReference w:type="default" r:id="rId8"/>

--- a/proactive-english-b2-sy/out/PE-B2-SY_PLAN_and_Blueprint.docx
+++ b/proactive-english-b2-sy/out/PE-B2-SY_PLAN_and_Blueprint.docx
@@ -2414,7 +2414,17 @@
                 <w:sz w:val="20"/>
                 <w:szCs w:val="20"/>
               </w:rPr>
-              <w:t xml:space="preserve">10–11 + key 8–9</w:t>
+              <w:t xml:space="preserve">10–11 + key 8–9 · </w:t>
+            </w:r>
+            <w:r>
+              <w:rPr>
+                <w:rFonts w:ascii="Calibri" w:cs="Calibri" w:eastAsia="Calibri" w:hAnsi="Calibri"/>
+                <w:b/>
+                <w:bCs/>
+                <w:sz w:val="20"/>
+                <w:szCs w:val="20"/>
+              </w:rPr>
+              <w:t xml:space="preserve">measured 10 + 8</w:t>
             </w:r>
           </w:p>
         </w:tc>
@@ -2521,10 +2531,12 @@
             <w:r>
               <w:rPr>
                 <w:rFonts w:ascii="Calibri" w:cs="Calibri" w:eastAsia="Calibri" w:hAnsi="Calibri"/>
-                <w:sz w:val="20"/>
-                <w:szCs w:val="20"/>
-              </w:rPr>
-              <w:t xml:space="preserve">Reading 30 · Writing 30 · Listening 20 · Speaking 20</w:t>
+                <w:b/>
+                <w:bCs/>
+                <w:sz w:val="20"/>
+                <w:szCs w:val="20"/>
+              </w:rPr>
+              <w:t xml:space="preserve">as built: Reading and Use of English 40 · Writing 25 · Listening 25 · Speaking 10</w:t>
             </w:r>
           </w:p>
         </w:tc>
@@ -2551,7 +2563,17 @@
                 <w:sz w:val="20"/>
                 <w:szCs w:val="20"/>
               </w:rPr>
-              <w:t xml:space="preserve">14–15 + key 11–12</w:t>
+              <w:t xml:space="preserve">14–15 + key 11–12 · </w:t>
+            </w:r>
+            <w:r>
+              <w:rPr>
+                <w:rFonts w:ascii="Calibri" w:cs="Calibri" w:eastAsia="Calibri" w:hAnsi="Calibri"/>
+                <w:b/>
+                <w:bCs/>
+                <w:sz w:val="20"/>
+                <w:szCs w:val="20"/>
+              </w:rPr>
+              <w:t xml:space="preserve">measured 14 + 10</w:t>
             </w:r>
           </w:p>
         </w:tc>
@@ -2798,7 +2820,7 @@
                 <w:sz w:val="20"/>
                 <w:szCs w:val="20"/>
               </w:rPr>
-              <w:t xml:space="preserve">as above</w:t>
+              <w:t xml:space="preserve">as Book 1</w:t>
             </w:r>
           </w:p>
         </w:tc>
@@ -2825,7 +2847,7 @@
                 <w:sz w:val="20"/>
                 <w:szCs w:val="20"/>
               </w:rPr>
-              <w:t xml:space="preserve">14–15 + key 11–12</w:t>
+              <w:t xml:space="preserve">use the measured Book 1 figures</w:t>
             </w:r>
           </w:p>
         </w:tc>
@@ -2856,7 +2878,61 @@
           <w:sz w:val="22"/>
           <w:szCs w:val="22"/>
         </w:rPr>
-        <w:t xml:space="preserve"> where Preliminary has six and Key has five. The marks stay at 20 and 30; the page count rises.</w:t>
+        <w:t xml:space="preserve"> where Preliminary has six and Key has five, and the End-of-Book Test carries </w:t>
+      </w:r>
+      <w:r>
+        <w:rPr>
+          <w:rFonts w:ascii="Calibri" w:cs="Calibri" w:eastAsia="Calibri" w:hAnsi="Calibri"/>
+          <w:b/>
+          <w:bCs/>
+          <w:sz w:val="22"/>
+          <w:szCs w:val="22"/>
+        </w:rPr>
+        <w:t xml:space="preserve">all seven</w:t>
+      </w:r>
+      <w:r>
+        <w:rPr>
+          <w:rFonts w:ascii="Calibri" w:cs="Calibri" w:eastAsia="Calibri" w:hAnsi="Calibri"/>
+          <w:sz w:val="22"/>
+          <w:szCs w:val="22"/>
+        </w:rPr>
+        <w:t xml:space="preserve">. ⚠ </w:t>
+      </w:r>
+      <w:r>
+        <w:rPr>
+          <w:rFonts w:ascii="Calibri" w:cs="Calibri" w:eastAsia="Calibri" w:hAnsi="Calibri"/>
+          <w:b/>
+          <w:bCs/>
+          <w:sz w:val="22"/>
+          <w:szCs w:val="22"/>
+        </w:rPr>
+        <w:t xml:space="preserve">The projected 30/30/20/20 split was not the one built.</w:t>
+      </w:r>
+      <w:r>
+        <w:rPr>
+          <w:rFonts w:ascii="Calibri" w:cs="Calibri" w:eastAsia="Calibri" w:hAnsi="Calibri"/>
+          <w:sz w:val="22"/>
+          <w:szCs w:val="22"/>
+        </w:rPr>
+        <w:t xml:space="preserve"> The paper weights follow Cambridge's own: </w:t>
+      </w:r>
+      <w:r>
+        <w:rPr>
+          <w:rFonts w:ascii="Calibri" w:cs="Calibri" w:eastAsia="Calibri" w:hAnsi="Calibri"/>
+          <w:b/>
+          <w:bCs/>
+          <w:sz w:val="22"/>
+          <w:szCs w:val="22"/>
+        </w:rPr>
+        <w:t xml:space="preserve">40 · 25 · 25 · 10</w:t>
+      </w:r>
+      <w:r>
+        <w:rPr>
+          <w:rFonts w:ascii="Calibri" w:cs="Calibri" w:eastAsia="Calibri" w:hAnsi="Calibri"/>
+          <w:sz w:val="22"/>
+          <w:szCs w:val="22"/>
+        </w:rPr>
+        <w:t xml:space="preserve">, which puts the marks where the course's own hours are and makes a candidate's percentage comparable with a real B2 First result. The total is unchanged at 100. The Mid-Book split is as projected.</w:t>
       </w:r>
     </w:p>
     <w:p>
@@ -42309,7 +42385,7 @@
                 <w:sz w:val="20"/>
                 <w:szCs w:val="20"/>
               </w:rPr>
-              <w:t xml:space="preserve">13</w:t>
+              <w:t xml:space="preserve">14</w:t>
             </w:r>
           </w:p>
         </w:tc>
@@ -42392,7 +42468,7 @@
                 <w:sz w:val="20"/>
                 <w:szCs w:val="20"/>
               </w:rPr>
-              <w:t xml:space="preserve">9</w:t>
+              <w:t xml:space="preserve">10</w:t>
             </w:r>
           </w:p>
         </w:tc>
@@ -42475,7 +42551,7 @@
                 <w:sz w:val="20"/>
                 <w:szCs w:val="20"/>
               </w:rPr>
-              <w:t xml:space="preserve">583</w:t>
+              <w:t xml:space="preserve">584</w:t>
             </w:r>
           </w:p>
         </w:tc>
@@ -42558,7 +42634,7 @@
                 <w:sz w:val="20"/>
                 <w:szCs w:val="20"/>
               </w:rPr>
-              <w:t xml:space="preserve">394</w:t>
+              <w:t xml:space="preserve">395</w:t>
             </w:r>
           </w:p>
         </w:tc>
@@ -42663,7 +42739,7 @@
                 <w:sz w:val="22"/>
                 <w:szCs w:val="22"/>
               </w:rPr>
-              <w:t xml:space="preserve"> The End-of-Book Test was projected at 14–15 pages with a key of 11–12; it came out at </w:t>
+              <w:t xml:space="preserve"> The End-of-Book Test was projected at 14–15 pages with a key of 11–12; it was first built at 13 and 9, and came out at </w:t>
             </w:r>
             <w:r>
               <w:rPr>
@@ -42673,7 +42749,7 @@
                 <w:sz w:val="22"/>
                 <w:szCs w:val="22"/>
               </w:rPr>
-              <w:t xml:space="preserve">13 and 9</w:t>
+              <w:t xml:space="preserve">14 and 10</w:t>
             </w:r>
             <w:r>
               <w:rPr>
@@ -42681,7 +42757,7 @@
                 <w:sz w:val="22"/>
                 <w:szCs w:val="22"/>
               </w:rPr>
-              <w:t xml:space="preserve">. The reason is the same one the B1 handover gives for its own test: a test page carries more boxed material and less prose than a unit page, so it holds more per page than a projection based on unit density expects. </w:t>
+              <w:t xml:space="preserve"> once Reading and Use of English Part 7 was added to it. The reason is the same one the B1 handover gives for its own test: a test page carries more boxed material and less prose than a unit page, so it holds more per page than a projection based on unit density expects. </w:t>
             </w:r>
             <w:r>
               <w:rPr>

--- a/proactive-english-b2-sy/out/PE-B2-SY_PLAN_and_Blueprint.docx
+++ b/proactive-english-b2-sy/out/PE-B2-SY_PLAN_and_Blueprint.docx
@@ -2710,7 +2710,17 @@
                 <w:sz w:val="20"/>
                 <w:szCs w:val="20"/>
               </w:rPr>
-              <w:t xml:space="preserve">10–11 + key 8–9</w:t>
+              <w:t xml:space="preserve">10–11 + key 8–9 · </w:t>
+            </w:r>
+            <w:r>
+              <w:rPr>
+                <w:rFonts w:ascii="Calibri" w:cs="Calibri" w:eastAsia="Calibri" w:hAnsi="Calibri"/>
+                <w:b/>
+                <w:bCs/>
+                <w:sz w:val="20"/>
+                <w:szCs w:val="20"/>
+              </w:rPr>
+              <w:t xml:space="preserve">measured 10 + 8</w:t>
             </w:r>
           </w:p>
         </w:tc>
@@ -2847,7 +2857,17 @@
                 <w:sz w:val="20"/>
                 <w:szCs w:val="20"/>
               </w:rPr>
-              <w:t xml:space="preserve">use the measured Book 1 figures</w:t>
+              <w:t xml:space="preserve">14–15 + key 11–12 · </w:t>
+            </w:r>
+            <w:r>
+              <w:rPr>
+                <w:rFonts w:ascii="Calibri" w:cs="Calibri" w:eastAsia="Calibri" w:hAnsi="Calibri"/>
+                <w:b/>
+                <w:bCs/>
+                <w:sz w:val="20"/>
+                <w:szCs w:val="20"/>
+              </w:rPr>
+              <w:t xml:space="preserve">measured 15 + 11</w:t>
             </w:r>
           </w:p>
         </w:tc>
@@ -6006,7 +6026,7 @@
                 <w:sz w:val="20"/>
                 <w:szCs w:val="20"/>
               </w:rPr>
-              <w:t xml:space="preserve">200–260</w:t>
+              <w:t xml:space="preserve">180–220 (measured)</w:t>
             </w:r>
           </w:p>
         </w:tc>
@@ -6201,7 +6221,7 @@
                 <w:sz w:val="20"/>
                 <w:szCs w:val="20"/>
               </w:rPr>
-              <w:t xml:space="preserve">420–560</w:t>
+              <w:t xml:space="preserve">350–480 (measured)</w:t>
             </w:r>
           </w:p>
         </w:tc>
@@ -6396,7 +6416,7 @@
                 <w:sz w:val="20"/>
                 <w:szCs w:val="20"/>
               </w:rPr>
-              <w:t xml:space="preserve">16–22</w:t>
+              <w:t xml:space="preserve">16–20 (measured)</w:t>
             </w:r>
           </w:p>
         </w:tc>
@@ -6786,7 +6806,7 @@
                 <w:sz w:val="20"/>
                 <w:szCs w:val="20"/>
               </w:rPr>
-              <w:t xml:space="preserve">47–50</w:t>
+              <w:t xml:space="preserve">45–47 (measured)</w:t>
             </w:r>
           </w:p>
         </w:tc>
@@ -6981,7 +7001,203 @@
                 <w:sz w:val="20"/>
                 <w:szCs w:val="20"/>
               </w:rPr>
-              <w:t xml:space="preserve">30–35</w:t>
+              <w:t xml:space="preserve">29–34 (measured)</w:t>
+            </w:r>
+          </w:p>
+        </w:tc>
+      </w:tr>
+    </w:tbl>
+    <w:tbl>
+      <w:tblPr>
+        <w:tblW w:type="dxa" w:w="9906"/>
+        <w:tblBorders>
+          <w:top w:val="single" w:color="auto" w:sz="4"/>
+          <w:left w:val="single" w:color="auto" w:sz="4"/>
+          <w:bottom w:val="single" w:color="auto" w:sz="4"/>
+          <w:right w:val="single" w:color="auto" w:sz="4"/>
+          <w:insideH w:val="single" w:color="auto" w:sz="4"/>
+          <w:insideV w:val="single" w:color="auto" w:sz="4"/>
+        </w:tblBorders>
+      </w:tblPr>
+      <w:tblGrid>
+        <w:gridCol w:w="9906"/>
+      </w:tblGrid>
+      <w:tr>
+        <w:trPr>
+          <w:cantSplit/>
+        </w:trPr>
+        <w:tc>
+          <w:tcPr>
+            <w:tcW w:type="dxa" w:w="9906"/>
+            <w:tcBorders>
+              <w:top w:val="single" w:color="C55A11" w:sz="6"/>
+              <w:left w:val="single" w:color="C55A11" w:sz="6"/>
+              <w:bottom w:val="single" w:color="C55A11" w:sz="6"/>
+              <w:right w:val="single" w:color="C55A11" w:sz="6"/>
+            </w:tcBorders>
+            <w:shd w:fill="FFF2CC" w:color="auto" w:val="clear"/>
+            <w:tcMar>
+              <w:top w:type="dxa" w:w="100"/>
+              <w:left w:type="dxa" w:w="160"/>
+              <w:bottom w:type="dxa" w:w="100"/>
+              <w:right w:type="dxa" w:w="160"/>
+            </w:tcMar>
+          </w:tcPr>
+          <w:p>
+            <w:pPr>
+              <w:spacing w:after="80"/>
+            </w:pPr>
+            <w:r>
+              <w:rPr>
+                <w:rFonts w:ascii="Calibri" w:cs="Calibri" w:eastAsia="Calibri" w:hAnsi="Calibri"/>
+                <w:b/>
+                <w:bCs/>
+                <w:color w:val="C55A11"/>
+                <w:sz w:val="22"/>
+                <w:szCs w:val="22"/>
+              </w:rPr>
+              <w:t xml:space="preserve">Note</w:t>
+            </w:r>
+          </w:p>
+          <w:p>
+            <w:pPr>
+              <w:spacing w:after="60"/>
+            </w:pPr>
+            <w:r>
+              <w:rPr>
+                <w:rFonts w:ascii="Calibri" w:cs="Calibri" w:eastAsia="Calibri" w:hAnsi="Calibri"/>
+                <w:b/>
+                <w:bCs/>
+                <w:sz w:val="22"/>
+                <w:szCs w:val="22"/>
+              </w:rPr>
+              <w:t xml:space="preserve">Measured against the delivered Book 2, and this is the one place where the plan was wrong and the book was right.</w:t>
+            </w:r>
+            <w:r>
+              <w:rPr>
+                <w:rFonts w:ascii="Calibri" w:cs="Calibri" w:eastAsia="Calibri" w:hAnsi="Calibri"/>
+                <w:sz w:val="22"/>
+                <w:szCs w:val="22"/>
+              </w:rPr>
+              <w:t xml:space="preserve"> </w:t>
+            </w:r>
+            <w:r>
+              <w:rPr>
+                <w:rFonts w:ascii="Calibri" w:cs="Calibri" w:eastAsia="Calibri" w:hAnsi="Calibri"/>
+                <w:b/>
+                <w:bCs/>
+                <w:sz w:val="22"/>
+                <w:szCs w:val="22"/>
+              </w:rPr>
+              <w:t xml:space="preserve">Four of the six Book 2 figures above were projected as a step up from Book 1 and all four came back identical to Book 1.</w:t>
+            </w:r>
+            <w:r>
+              <w:rPr>
+                <w:rFonts w:ascii="Calibri" w:cs="Calibri" w:eastAsia="Calibri" w:hAnsi="Calibri"/>
+                <w:sz w:val="22"/>
+                <w:szCs w:val="22"/>
+              </w:rPr>
+              <w:t xml:space="preserve"> </w:t>
+            </w:r>
+            <w:r>
+              <w:rPr>
+                <w:rFonts w:ascii="Calibri" w:cs="Calibri" w:eastAsia="Calibri" w:hAnsi="Calibri"/>
+                <w:b/>
+                <w:bCs/>
+                <w:sz w:val="22"/>
+                <w:szCs w:val="22"/>
+              </w:rPr>
+              <w:t xml:space="preserve">Free writing stayed at 180–220, the model text at 350–480, the dialogue at 16–20 turns, and the answer key at 29–34 pages.</w:t>
+            </w:r>
+            <w:r>
+              <w:rPr>
+                <w:rFonts w:ascii="Calibri" w:cs="Calibri" w:eastAsia="Calibri" w:hAnsi="Calibri"/>
+                <w:sz w:val="22"/>
+                <w:szCs w:val="22"/>
+              </w:rPr>
+              <w:t xml:space="preserve"> ⚠ </w:t>
+            </w:r>
+            <w:r>
+              <w:rPr>
+                <w:rFonts w:ascii="Calibri" w:cs="Calibri" w:eastAsia="Calibri" w:hAnsi="Calibri"/>
+                <w:b/>
+                <w:bCs/>
+                <w:sz w:val="22"/>
+                <w:szCs w:val="22"/>
+              </w:rPr>
+              <w:t xml:space="preserve">The reason is the examination and it should have been obvious in the planning.</w:t>
+            </w:r>
+            <w:r>
+              <w:rPr>
+                <w:rFonts w:ascii="Calibri" w:cs="Calibri" w:eastAsia="Calibri" w:hAnsi="Calibri"/>
+                <w:sz w:val="22"/>
+                <w:szCs w:val="22"/>
+              </w:rPr>
+              <w:t xml:space="preserve"> </w:t>
+            </w:r>
+            <w:r>
+              <w:rPr>
+                <w:rFonts w:ascii="Calibri" w:cs="Calibri" w:eastAsia="Calibri" w:hAnsi="Calibri"/>
+                <w:b/>
+                <w:bCs/>
+                <w:sz w:val="22"/>
+                <w:szCs w:val="22"/>
+              </w:rPr>
+              <w:t xml:space="preserve">B2 First asks for 140–190 words in both writing parts and does not ask for more in the second year of a course</w:t>
+            </w:r>
+            <w:r>
+              <w:rPr>
+                <w:rFonts w:ascii="Calibri" w:cs="Calibri" w:eastAsia="Calibri" w:hAnsi="Calibri"/>
+                <w:sz w:val="22"/>
+                <w:szCs w:val="22"/>
+              </w:rPr>
+              <w:t xml:space="preserve"> — </w:t>
+            </w:r>
+            <w:r>
+              <w:rPr>
+                <w:rFonts w:ascii="Calibri" w:cs="Calibri" w:eastAsia="Calibri" w:hAnsi="Calibri"/>
+                <w:b/>
+                <w:bCs/>
+                <w:sz w:val="22"/>
+                <w:szCs w:val="22"/>
+              </w:rPr>
+              <w:t xml:space="preserve">so a Book 2 that wrote to 200–260 would have been training above the paper for no reason, and the Part 2 tasks across the whole series are 180–220 for exactly that reason.</w:t>
+            </w:r>
+            <w:r>
+              <w:rPr>
+                <w:rFonts w:ascii="Calibri" w:cs="Calibri" w:eastAsia="Calibri" w:hAnsi="Calibri"/>
+                <w:sz w:val="22"/>
+                <w:szCs w:val="22"/>
+              </w:rPr>
+              <w:t xml:space="preserve"> </w:t>
+            </w:r>
+            <w:r>
+              <w:rPr>
+                <w:rFonts w:ascii="Calibri" w:cs="Calibri" w:eastAsia="Calibri" w:hAnsi="Calibri"/>
+                <w:b/>
+                <w:bCs/>
+                <w:sz w:val="22"/>
+                <w:szCs w:val="22"/>
+              </w:rPr>
+              <w:t xml:space="preserve">The two figures that did move are the ones not fixed by the exam: the Student's Book came in at 45–47 pages against a projected 47–50, because Book 2 carries no front matter, and the seven-part reading rotation is the same length in both books.</w:t>
+            </w:r>
+            <w:r>
+              <w:rPr>
+                <w:rFonts w:ascii="Calibri" w:cs="Calibri" w:eastAsia="Calibri" w:hAnsi="Calibri"/>
+                <w:sz w:val="22"/>
+                <w:szCs w:val="22"/>
+              </w:rPr>
+              <w:t xml:space="preserve"> </w:t>
+            </w:r>
+            <w:r>
+              <w:rPr>
+                <w:rFonts w:ascii="Calibri" w:cs="Calibri" w:eastAsia="Calibri" w:hAnsi="Calibri"/>
+                <w:b/>
+                <w:bCs/>
+                <w:sz w:val="22"/>
+                <w:szCs w:val="22"/>
+              </w:rPr>
+              <w:t xml:space="preserve">The rule to carry to C1: step up only the figures the exam does not fix, and check which those are before projecting any of them.</w:t>
             </w:r>
           </w:p>
         </w:tc>
